--- a/ltls_report_rounak_neema/ROUNAK_NEEMA_E244_LTLS_PROJECT_REPORT.docx
+++ b/ltls_report_rounak_neema/ROUNAK_NEEMA_E244_LTLS_PROJECT_REPORT.docx
@@ -4,7 +4,7 @@
   <w:body>
     <w:p>
       <w:pPr>
-        <w:spacing w:before="320" w:after="120" w:line="269" w:lineRule="auto"/>
+        <w:spacing w:before="320" w:after="120" w:line="264" w:lineRule="auto"/>
         <w:jc w:val="center"/>
       </w:pPr>
       <w:r>
@@ -20,7 +20,7 @@
     </w:p>
     <w:p>
       <w:pPr>
-        <w:spacing w:before="0" w:after="280" w:line="269" w:lineRule="auto"/>
+        <w:spacing w:before="0" w:after="280" w:line="264" w:lineRule="auto"/>
         <w:jc w:val="center"/>
       </w:pPr>
       <w:r>
@@ -76,7 +76,7 @@
     </w:p>
     <w:p>
       <w:pPr>
-        <w:spacing w:before="0" w:after="320" w:line="269" w:lineRule="auto"/>
+        <w:spacing w:before="0" w:after="320" w:line="264" w:lineRule="auto"/>
         <w:jc w:val="center"/>
       </w:pPr>
       <w:r>
@@ -94,7 +94,7 @@
     </w:p>
     <w:p>
       <w:pPr>
-        <w:spacing w:before="0" w:after="360" w:line="269" w:lineRule="auto"/>
+        <w:spacing w:before="0" w:after="360" w:line="264" w:lineRule="auto"/>
         <w:jc w:val="center"/>
       </w:pPr>
       <w:r>
@@ -118,7 +118,7 @@
     </w:p>
     <w:p>
       <w:pPr>
-        <w:spacing w:before="0" w:after="360" w:line="269" w:lineRule="auto"/>
+        <w:spacing w:before="0" w:after="360" w:line="264" w:lineRule="auto"/>
         <w:jc w:val="center"/>
       </w:pPr>
       <w:r>
@@ -144,7 +144,7 @@
     </w:p>
     <w:p>
       <w:pPr>
-        <w:spacing w:before="0" w:after="0" w:line="269" w:lineRule="auto"/>
+        <w:spacing w:before="0" w:after="0" w:line="264" w:lineRule="auto"/>
         <w:jc w:val="center"/>
       </w:pPr>
       <w:r>
@@ -336,7 +336,7 @@
     </w:p>
     <w:p>
       <w:pPr>
-        <w:spacing w:before="0" w:after="120" w:line="269" w:lineRule="auto"/>
+        <w:spacing w:before="0" w:after="120" w:line="264" w:lineRule="auto"/>
         <w:jc w:val="left"/>
       </w:pPr>
       <w:r>
@@ -400,7 +400,7 @@
     </w:p>
     <w:p>
       <w:pPr>
-        <w:spacing w:before="120" w:after="240" w:line="269" w:lineRule="auto"/>
+        <w:spacing w:before="120" w:after="240" w:line="264" w:lineRule="auto"/>
         <w:jc w:val="left"/>
       </w:pPr>
       <w:r>
@@ -431,7 +431,7 @@
     </w:p>
     <w:p>
       <w:pPr>
-        <w:spacing w:before="0" w:after="120" w:line="269" w:lineRule="auto"/>
+        <w:spacing w:before="0" w:after="120" w:line="264" w:lineRule="auto"/>
         <w:jc w:val="left"/>
       </w:pPr>
       <w:r>
@@ -447,7 +447,7 @@
     </w:p>
     <w:p>
       <w:pPr>
-        <w:spacing w:before="0" w:after="200" w:line="269" w:lineRule="auto"/>
+        <w:spacing w:before="0" w:after="200" w:line="264" w:lineRule="auto"/>
         <w:jc w:val="left"/>
       </w:pPr>
       <w:r>
@@ -483,7 +483,7 @@
     </w:p>
     <w:p>
       <w:pPr>
-        <w:spacing w:before="0" w:after="120" w:line="269" w:lineRule="auto"/>
+        <w:spacing w:before="0" w:after="120" w:line="264" w:lineRule="auto"/>
         <w:jc w:val="left"/>
       </w:pPr>
       <w:r>
@@ -499,7 +499,7 @@
     </w:p>
     <w:p>
       <w:pPr>
-        <w:spacing w:before="0" w:after="120" w:line="269" w:lineRule="auto"/>
+        <w:spacing w:before="0" w:after="120" w:line="264" w:lineRule="auto"/>
         <w:jc w:val="left"/>
       </w:pPr>
       <w:r>
@@ -515,7 +515,7 @@
     </w:p>
     <w:p>
       <w:pPr>
-        <w:spacing w:before="0" w:after="120" w:line="269" w:lineRule="auto"/>
+        <w:spacing w:before="0" w:after="120" w:line="264" w:lineRule="auto"/>
         <w:jc w:val="left"/>
       </w:pPr>
       <w:r>
@@ -531,7 +531,7 @@
     </w:p>
     <w:p>
       <w:pPr>
-        <w:spacing w:before="0" w:after="200" w:line="269" w:lineRule="auto"/>
+        <w:spacing w:before="0" w:after="200" w:line="264" w:lineRule="auto"/>
         <w:jc w:val="left"/>
       </w:pPr>
       <w:r>
@@ -2514,7 +2514,7 @@
     </w:p>
     <w:p>
       <w:pPr>
-        <w:spacing w:before="0" w:after="50" w:line="269" w:lineRule="auto"/>
+        <w:spacing w:before="0" w:after="40" w:line="264" w:lineRule="auto"/>
         <w:jc w:val="left"/>
       </w:pPr>
       <w:r>
@@ -2545,7 +2545,7 @@
     </w:p>
     <w:p>
       <w:pPr>
-        <w:spacing w:before="0" w:after="50" w:line="269" w:lineRule="auto"/>
+        <w:spacing w:before="0" w:after="40" w:line="264" w:lineRule="auto"/>
         <w:jc w:val="left"/>
       </w:pPr>
       <w:r>
@@ -2576,7 +2576,7 @@
     </w:p>
     <w:p>
       <w:pPr>
-        <w:spacing w:before="0" w:after="50" w:line="269" w:lineRule="auto"/>
+        <w:spacing w:before="0" w:after="40" w:line="264" w:lineRule="auto"/>
         <w:jc w:val="left"/>
       </w:pPr>
       <w:r>
@@ -2607,7 +2607,7 @@
     </w:p>
     <w:p>
       <w:pPr>
-        <w:spacing w:before="0" w:after="50" w:line="269" w:lineRule="auto"/>
+        <w:spacing w:before="0" w:after="40" w:line="264" w:lineRule="auto"/>
         <w:jc w:val="left"/>
       </w:pPr>
       <w:r>
@@ -2658,7 +2658,7 @@
     </w:p>
     <w:p>
       <w:pPr>
-        <w:spacing w:before="0" w:after="50" w:line="269" w:lineRule="auto"/>
+        <w:spacing w:before="0" w:after="40" w:line="264" w:lineRule="auto"/>
         <w:jc w:val="left"/>
       </w:pPr>
       <w:r>
@@ -2681,7 +2681,7 @@
       <w:r>
         <w:drawing>
           <wp:inline xmlns:a="http://schemas.openxmlformats.org/drawingml/2006/main" xmlns:pic="http://schemas.openxmlformats.org/drawingml/2006/picture">
-            <wp:extent cx="3931920" cy="2555748"/>
+            <wp:extent cx="3749039" cy="2436875"/>
             <wp:docPr id="2" name="Picture 2"/>
             <wp:cNvGraphicFramePr>
               <a:graphicFrameLocks noChangeAspect="1"/>
@@ -2702,7 +2702,7 @@
                   <pic:spPr>
                     <a:xfrm>
                       <a:off x="0" y="0"/>
-                      <a:ext cx="3931920" cy="2555748"/>
+                      <a:ext cx="3749039" cy="2436875"/>
                     </a:xfrm>
                     <a:prstGeom prst="rect"/>
                   </pic:spPr>
@@ -2746,7 +2746,7 @@
     </w:p>
     <w:p>
       <w:pPr>
-        <w:spacing w:before="0" w:after="50" w:line="269" w:lineRule="auto"/>
+        <w:spacing w:before="0" w:after="40" w:line="264" w:lineRule="auto"/>
         <w:jc w:val="left"/>
       </w:pPr>
       <w:r>
@@ -2769,7 +2769,7 @@
       <w:r>
         <w:drawing>
           <wp:inline xmlns:a="http://schemas.openxmlformats.org/drawingml/2006/main" xmlns:pic="http://schemas.openxmlformats.org/drawingml/2006/picture">
-            <wp:extent cx="3931920" cy="2752344"/>
+            <wp:extent cx="3749039" cy="2624327"/>
             <wp:docPr id="3" name="Picture 3"/>
             <wp:cNvGraphicFramePr>
               <a:graphicFrameLocks noChangeAspect="1"/>
@@ -2790,7 +2790,7 @@
                   <pic:spPr>
                     <a:xfrm>
                       <a:off x="0" y="0"/>
-                      <a:ext cx="3931920" cy="2752344"/>
+                      <a:ext cx="3749039" cy="2624327"/>
                     </a:xfrm>
                     <a:prstGeom prst="rect"/>
                   </pic:spPr>
@@ -2834,7 +2834,7 @@
     </w:p>
     <w:p>
       <w:pPr>
-        <w:spacing w:before="0" w:after="50" w:line="269" w:lineRule="auto"/>
+        <w:spacing w:before="0" w:after="40" w:line="264" w:lineRule="auto"/>
         <w:jc w:val="left"/>
       </w:pPr>
       <w:r>
@@ -2894,7 +2894,7 @@
     </w:p>
     <w:p>
       <w:pPr>
-        <w:spacing w:before="0" w:after="50" w:line="269" w:lineRule="auto"/>
+        <w:spacing w:before="0" w:after="40" w:line="264" w:lineRule="auto"/>
         <w:jc w:val="left"/>
       </w:pPr>
       <w:r>
@@ -2925,7 +2925,7 @@
     </w:p>
     <w:p>
       <w:pPr>
-        <w:spacing w:before="0" w:after="50" w:line="269" w:lineRule="auto"/>
+        <w:spacing w:before="0" w:after="40" w:line="264" w:lineRule="auto"/>
         <w:jc w:val="left"/>
       </w:pPr>
       <w:r>
@@ -2956,7 +2956,7 @@
     </w:p>
     <w:p>
       <w:pPr>
-        <w:spacing w:before="0" w:after="50" w:line="269" w:lineRule="auto"/>
+        <w:spacing w:before="0" w:after="40" w:line="264" w:lineRule="auto"/>
         <w:jc w:val="left"/>
       </w:pPr>
       <w:r>
@@ -2992,7 +2992,7 @@
     </w:p>
     <w:p>
       <w:pPr>
-        <w:spacing w:before="0" w:after="50" w:line="269" w:lineRule="auto"/>
+        <w:spacing w:before="0" w:after="40" w:line="264" w:lineRule="auto"/>
         <w:jc w:val="left"/>
       </w:pPr>
       <w:r>
@@ -3015,7 +3015,7 @@
       <w:r>
         <w:drawing>
           <wp:inline xmlns:a="http://schemas.openxmlformats.org/drawingml/2006/main" xmlns:pic="http://schemas.openxmlformats.org/drawingml/2006/picture">
-            <wp:extent cx="3931920" cy="2680855"/>
+            <wp:extent cx="3749039" cy="2556163"/>
             <wp:docPr id="4" name="Picture 4"/>
             <wp:cNvGraphicFramePr>
               <a:graphicFrameLocks noChangeAspect="1"/>
@@ -3036,7 +3036,7 @@
                   <pic:spPr>
                     <a:xfrm>
                       <a:off x="0" y="0"/>
-                      <a:ext cx="3931920" cy="2680855"/>
+                      <a:ext cx="3749039" cy="2556163"/>
                     </a:xfrm>
                     <a:prstGeom prst="rect"/>
                   </pic:spPr>
@@ -3261,7 +3261,7 @@
     </w:tbl>
     <w:p>
       <w:pPr>
-        <w:spacing w:before="0" w:after="160" w:line="269" w:lineRule="auto"/>
+        <w:spacing w:before="0" w:after="160" w:line="264" w:lineRule="auto"/>
         <w:jc w:val="center"/>
       </w:pPr>
       <w:r>
@@ -3292,7 +3292,7 @@
     </w:p>
     <w:p>
       <w:pPr>
-        <w:spacing w:before="0" w:after="50" w:line="269" w:lineRule="auto"/>
+        <w:spacing w:before="0" w:after="40" w:line="264" w:lineRule="auto"/>
         <w:jc w:val="left"/>
       </w:pPr>
       <w:r>
@@ -3326,7 +3326,7 @@
     </w:p>
     <w:p>
       <w:pPr>
-        <w:spacing w:before="0" w:after="50" w:line="269" w:lineRule="auto"/>
+        <w:spacing w:before="0" w:after="40" w:line="264" w:lineRule="auto"/>
         <w:jc w:val="left"/>
       </w:pPr>
       <w:r>
@@ -3363,7 +3363,7 @@
     </w:p>
     <w:p>
       <w:pPr>
-        <w:spacing w:before="0" w:after="50" w:line="269" w:lineRule="auto"/>
+        <w:spacing w:before="0" w:after="40" w:line="264" w:lineRule="auto"/>
         <w:jc w:val="left"/>
       </w:pPr>
       <w:r>
@@ -3397,7 +3397,7 @@
     </w:p>
     <w:p>
       <w:pPr>
-        <w:spacing w:before="0" w:after="50" w:line="269" w:lineRule="auto"/>
+        <w:spacing w:before="0" w:after="40" w:line="264" w:lineRule="auto"/>
         <w:jc w:val="left"/>
       </w:pPr>
       <w:r>
@@ -3438,7 +3438,7 @@
       <w:r>
         <w:drawing>
           <wp:inline xmlns:a="http://schemas.openxmlformats.org/drawingml/2006/main" xmlns:pic="http://schemas.openxmlformats.org/drawingml/2006/picture">
-            <wp:extent cx="3931920" cy="2680855"/>
+            <wp:extent cx="3749039" cy="2556163"/>
             <wp:docPr id="5" name="Picture 5"/>
             <wp:cNvGraphicFramePr>
               <a:graphicFrameLocks noChangeAspect="1"/>
@@ -3459,7 +3459,7 @@
                   <pic:spPr>
                     <a:xfrm>
                       <a:off x="0" y="0"/>
-                      <a:ext cx="3931920" cy="2680855"/>
+                      <a:ext cx="3749039" cy="2556163"/>
                     </a:xfrm>
                     <a:prstGeom prst="rect"/>
                   </pic:spPr>
@@ -3488,7 +3488,7 @@
     </w:p>
     <w:p>
       <w:pPr>
-        <w:spacing w:before="0" w:after="50" w:line="269" w:lineRule="auto"/>
+        <w:spacing w:before="0" w:after="40" w:line="264" w:lineRule="auto"/>
         <w:jc w:val="left"/>
       </w:pPr>
       <w:r>
@@ -3524,7 +3524,7 @@
     </w:p>
     <w:p>
       <w:pPr>
-        <w:spacing w:before="0" w:after="50" w:line="269" w:lineRule="auto"/>
+        <w:spacing w:before="0" w:after="40" w:line="264" w:lineRule="auto"/>
         <w:jc w:val="left"/>
       </w:pPr>
       <w:r>
@@ -3547,7 +3547,7 @@
       <w:r>
         <w:drawing>
           <wp:inline xmlns:a="http://schemas.openxmlformats.org/drawingml/2006/main" xmlns:pic="http://schemas.openxmlformats.org/drawingml/2006/picture">
-            <wp:extent cx="3931920" cy="2680855"/>
+            <wp:extent cx="3749039" cy="2556163"/>
             <wp:docPr id="6" name="Picture 6"/>
             <wp:cNvGraphicFramePr>
               <a:graphicFrameLocks noChangeAspect="1"/>
@@ -3568,7 +3568,7 @@
                   <pic:spPr>
                     <a:xfrm>
                       <a:off x="0" y="0"/>
-                      <a:ext cx="3931920" cy="2680855"/>
+                      <a:ext cx="3749039" cy="2556163"/>
                     </a:xfrm>
                     <a:prstGeom prst="rect"/>
                   </pic:spPr>
@@ -4034,7 +4034,7 @@
     </w:tbl>
     <w:p>
       <w:pPr>
-        <w:spacing w:before="0" w:after="160" w:line="269" w:lineRule="auto"/>
+        <w:spacing w:before="0" w:after="160" w:line="264" w:lineRule="auto"/>
         <w:jc w:val="center"/>
       </w:pPr>
       <w:r>
@@ -4065,7 +4065,7 @@
     </w:p>
     <w:p>
       <w:pPr>
-        <w:spacing w:before="0" w:after="50" w:line="269" w:lineRule="auto"/>
+        <w:spacing w:before="0" w:after="40" w:line="264" w:lineRule="auto"/>
         <w:jc w:val="left"/>
       </w:pPr>
       <w:r>
@@ -4096,7 +4096,7 @@
     </w:p>
     <w:p>
       <w:pPr>
-        <w:spacing w:before="0" w:after="50" w:line="269" w:lineRule="auto"/>
+        <w:spacing w:before="0" w:after="40" w:line="264" w:lineRule="auto"/>
         <w:jc w:val="left"/>
       </w:pPr>
       <w:r>
@@ -4182,7 +4182,7 @@
     </w:p>
     <w:p>
       <w:pPr>
-        <w:spacing w:before="0" w:after="50" w:line="269" w:lineRule="auto"/>
+        <w:spacing w:before="0" w:after="40" w:line="264" w:lineRule="auto"/>
         <w:jc w:val="left"/>
       </w:pPr>
       <w:r>
@@ -4213,7 +4213,7 @@
     </w:p>
     <w:p>
       <w:pPr>
-        <w:spacing w:before="0" w:after="50" w:line="269" w:lineRule="auto"/>
+        <w:spacing w:before="0" w:after="40" w:line="264" w:lineRule="auto"/>
         <w:jc w:val="left"/>
       </w:pPr>
       <w:r>
@@ -4249,7 +4249,7 @@
     </w:p>
     <w:p>
       <w:pPr>
-        <w:spacing w:before="0" w:after="50" w:line="269" w:lineRule="auto"/>
+        <w:spacing w:before="0" w:after="40" w:line="264" w:lineRule="auto"/>
         <w:jc w:val="left"/>
       </w:pPr>
       <w:r>
@@ -4272,7 +4272,7 @@
       <w:r>
         <w:drawing>
           <wp:inline xmlns:a="http://schemas.openxmlformats.org/drawingml/2006/main" xmlns:pic="http://schemas.openxmlformats.org/drawingml/2006/picture">
-            <wp:extent cx="3931920" cy="2680855"/>
+            <wp:extent cx="3749039" cy="2556163"/>
             <wp:docPr id="7" name="Picture 7"/>
             <wp:cNvGraphicFramePr>
               <a:graphicFrameLocks noChangeAspect="1"/>
@@ -4293,7 +4293,7 @@
                   <pic:spPr>
                     <a:xfrm>
                       <a:off x="0" y="0"/>
-                      <a:ext cx="3931920" cy="2680855"/>
+                      <a:ext cx="3749039" cy="2556163"/>
                     </a:xfrm>
                     <a:prstGeom prst="rect"/>
                   </pic:spPr>
@@ -4337,7 +4337,7 @@
     </w:p>
     <w:p>
       <w:pPr>
-        <w:spacing w:before="0" w:after="50" w:line="269" w:lineRule="auto"/>
+        <w:spacing w:before="0" w:after="40" w:line="264" w:lineRule="auto"/>
         <w:jc w:val="left"/>
       </w:pPr>
       <w:r>
@@ -4368,7 +4368,7 @@
     </w:p>
     <w:p>
       <w:pPr>
-        <w:spacing w:before="0" w:after="50" w:line="269" w:lineRule="auto"/>
+        <w:spacing w:before="0" w:after="40" w:line="264" w:lineRule="auto"/>
         <w:jc w:val="left"/>
       </w:pPr>
       <w:r>
@@ -4870,7 +4870,7 @@
     </w:tbl>
     <w:p>
       <w:pPr>
-        <w:spacing w:before="0" w:after="160" w:line="269" w:lineRule="auto"/>
+        <w:spacing w:before="0" w:after="160" w:line="264" w:lineRule="auto"/>
         <w:jc w:val="center"/>
       </w:pPr>
       <w:r>
@@ -4908,7 +4908,7 @@
       <w:r>
         <w:drawing>
           <wp:inline xmlns:a="http://schemas.openxmlformats.org/drawingml/2006/main" xmlns:pic="http://schemas.openxmlformats.org/drawingml/2006/picture">
-            <wp:extent cx="3931920" cy="2359152"/>
+            <wp:extent cx="3749039" cy="2249423"/>
             <wp:docPr id="8" name="Picture 8"/>
             <wp:cNvGraphicFramePr>
               <a:graphicFrameLocks noChangeAspect="1"/>
@@ -4929,7 +4929,7 @@
                   <pic:spPr>
                     <a:xfrm>
                       <a:off x="0" y="0"/>
-                      <a:ext cx="3931920" cy="2359152"/>
+                      <a:ext cx="3749039" cy="2249423"/>
                     </a:xfrm>
                     <a:prstGeom prst="rect"/>
                   </pic:spPr>
@@ -4958,7 +4958,7 @@
     </w:p>
     <w:p>
       <w:pPr>
-        <w:spacing w:before="0" w:after="50" w:line="269" w:lineRule="auto"/>
+        <w:spacing w:before="0" w:after="40" w:line="264" w:lineRule="auto"/>
         <w:jc w:val="left"/>
       </w:pPr>
       <w:r>
@@ -4994,7 +4994,7 @@
     </w:p>
     <w:p>
       <w:pPr>
-        <w:spacing w:before="0" w:after="50" w:line="269" w:lineRule="auto"/>
+        <w:spacing w:before="0" w:after="40" w:line="264" w:lineRule="auto"/>
         <w:jc w:val="left"/>
       </w:pPr>
       <w:r>
@@ -5017,7 +5017,7 @@
       <w:r>
         <w:drawing>
           <wp:inline xmlns:a="http://schemas.openxmlformats.org/drawingml/2006/main" xmlns:pic="http://schemas.openxmlformats.org/drawingml/2006/picture">
-            <wp:extent cx="3931920" cy="2144684"/>
+            <wp:extent cx="3749039" cy="2044930"/>
             <wp:docPr id="9" name="Picture 9"/>
             <wp:cNvGraphicFramePr>
               <a:graphicFrameLocks noChangeAspect="1"/>
@@ -5038,7 +5038,7 @@
                   <pic:spPr>
                     <a:xfrm>
                       <a:off x="0" y="0"/>
-                      <a:ext cx="3931920" cy="2144684"/>
+                      <a:ext cx="3749039" cy="2044930"/>
                     </a:xfrm>
                     <a:prstGeom prst="rect"/>
                   </pic:spPr>
@@ -5082,7 +5082,7 @@
     </w:p>
     <w:p>
       <w:pPr>
-        <w:spacing w:before="0" w:after="50" w:line="269" w:lineRule="auto"/>
+        <w:spacing w:before="0" w:after="40" w:line="264" w:lineRule="auto"/>
         <w:jc w:val="left"/>
       </w:pPr>
       <w:r>
@@ -5113,7 +5113,7 @@
     </w:p>
     <w:p>
       <w:pPr>
-        <w:spacing w:before="0" w:after="50" w:line="269" w:lineRule="auto"/>
+        <w:spacing w:before="0" w:after="40" w:line="264" w:lineRule="auto"/>
         <w:jc w:val="left"/>
       </w:pPr>
       <w:r>
@@ -5144,7 +5144,7 @@
     </w:p>
     <w:p>
       <w:pPr>
-        <w:spacing w:before="0" w:after="50" w:line="269" w:lineRule="auto"/>
+        <w:spacing w:before="0" w:after="40" w:line="264" w:lineRule="auto"/>
         <w:jc w:val="left"/>
       </w:pPr>
       <w:r>
@@ -5175,7 +5175,7 @@
     </w:p>
     <w:p>
       <w:pPr>
-        <w:spacing w:before="0" w:after="50" w:line="269" w:lineRule="auto"/>
+        <w:spacing w:before="0" w:after="40" w:line="264" w:lineRule="auto"/>
         <w:jc w:val="left"/>
       </w:pPr>
       <w:r>
@@ -5830,7 +5830,7 @@
     </w:tbl>
     <w:p>
       <w:pPr>
-        <w:spacing w:before="0" w:after="160" w:line="269" w:lineRule="auto"/>
+        <w:spacing w:before="0" w:after="160" w:line="264" w:lineRule="auto"/>
         <w:jc w:val="center"/>
       </w:pPr>
       <w:r>
@@ -5881,7 +5881,7 @@
     </w:p>
     <w:p>
       <w:pPr>
-        <w:spacing w:before="0" w:after="50" w:line="269" w:lineRule="auto"/>
+        <w:spacing w:before="0" w:after="40" w:line="264" w:lineRule="auto"/>
         <w:jc w:val="left"/>
       </w:pPr>
       <w:r>
@@ -5912,7 +5912,7 @@
     </w:p>
     <w:p>
       <w:pPr>
-        <w:spacing w:before="0" w:after="50" w:line="269" w:lineRule="auto"/>
+        <w:spacing w:before="0" w:after="40" w:line="264" w:lineRule="auto"/>
         <w:jc w:val="left"/>
       </w:pPr>
       <w:r>
@@ -5949,7 +5949,7 @@
     </w:p>
     <w:p>
       <w:pPr>
-        <w:spacing w:before="0" w:after="50" w:line="269" w:lineRule="auto"/>
+        <w:spacing w:before="0" w:after="40" w:line="264" w:lineRule="auto"/>
         <w:jc w:val="left"/>
       </w:pPr>
       <w:r>
@@ -5965,7 +5965,7 @@
     </w:p>
     <w:p>
       <w:pPr>
-        <w:spacing w:before="240" w:after="50" w:line="269" w:lineRule="auto"/>
+        <w:spacing w:before="240" w:after="40" w:line="264" w:lineRule="auto"/>
         <w:jc w:val="left"/>
       </w:pPr>
       <w:r>

--- a/ltls_report_rounak_neema/ROUNAK_NEEMA_E244_LTLS_PROJECT_REPORT.docx
+++ b/ltls_report_rounak_neema/ROUNAK_NEEMA_E244_LTLS_PROJECT_REPORT.docx
@@ -4,7 +4,7 @@
   <w:body>
     <w:p>
       <w:pPr>
-        <w:spacing w:before="320" w:after="120" w:line="264" w:lineRule="auto"/>
+        <w:spacing w:before="320" w:after="120" w:line="269" w:lineRule="auto"/>
         <w:jc w:val="center"/>
       </w:pPr>
       <w:r>
@@ -13,14 +13,14 @@
           <w:b/>
           <w:i w:val="0"/>
           <w:color w:val="1E3A8A"/>
-          <w:sz w:val="34"/>
+          <w:sz w:val="32"/>
         </w:rPr>
         <w:t>A COMPREHENSIVE SELF-ANALYSIS FOR PROFESSIONAL DEVELOPMENT</w:t>
       </w:r>
     </w:p>
     <w:p>
       <w:pPr>
-        <w:spacing w:before="0" w:after="280" w:line="264" w:lineRule="auto"/>
+        <w:spacing w:before="0" w:after="280" w:line="269" w:lineRule="auto"/>
         <w:jc w:val="center"/>
       </w:pPr>
       <w:r>
@@ -29,9 +29,9 @@
           <w:b w:val="0"/>
           <w:i/>
           <w:color w:val="2563EB"/>
-          <w:sz w:val="23"/>
+          <w:sz w:val="22"/>
         </w:rPr>
-        <w:t>An Individual Diagnostic Investigation Based on SWOT Matrix and Johari Window Frameworks</w:t>
+        <w:t>An Individual Report Based on SWOT and Johari Window Analysis</w:t>
       </w:r>
     </w:p>
     <w:p>
@@ -42,7 +42,7 @@
       <w:r>
         <w:drawing>
           <wp:inline xmlns:a="http://schemas.openxmlformats.org/drawingml/2006/main" xmlns:pic="http://schemas.openxmlformats.org/drawingml/2006/picture">
-            <wp:extent cx="1280160" cy="1322832"/>
+            <wp:extent cx="1234440" cy="1275588"/>
             <wp:docPr id="1" name="Picture 1"/>
             <wp:cNvGraphicFramePr>
               <a:graphicFrameLocks noChangeAspect="1"/>
@@ -63,7 +63,7 @@
                   <pic:spPr>
                     <a:xfrm>
                       <a:off x="0" y="0"/>
-                      <a:ext cx="1280160" cy="1322832"/>
+                      <a:ext cx="1234440" cy="1275588"/>
                     </a:xfrm>
                     <a:prstGeom prst="rect"/>
                   </pic:spPr>
@@ -76,7 +76,7 @@
     </w:p>
     <w:p>
       <w:pPr>
-        <w:spacing w:before="0" w:after="320" w:line="264" w:lineRule="auto"/>
+        <w:spacing w:before="0" w:after="320" w:line="269" w:lineRule="auto"/>
         <w:jc w:val="center"/>
       </w:pPr>
       <w:r>
@@ -87,14 +87,14 @@
           <w:color w:val="1E293B"/>
           <w:sz w:val="21"/>
         </w:rPr>
-        <w:t>Submitted in Partial Fulfillment of the Academic Requirements for the Course</w:t>
+        <w:t>Submitted for Course Assessment in</w:t>
         <w:br/>
         <w:t>LEADERSHIP, TEAM AND LIFE SKILLS (LTLS)</w:t>
       </w:r>
     </w:p>
     <w:p>
       <w:pPr>
-        <w:spacing w:before="0" w:after="360" w:line="264" w:lineRule="auto"/>
+        <w:spacing w:before="0" w:after="360" w:line="269" w:lineRule="auto"/>
         <w:jc w:val="center"/>
       </w:pPr>
       <w:r>
@@ -118,7 +118,7 @@
     </w:p>
     <w:p>
       <w:pPr>
-        <w:spacing w:before="0" w:after="360" w:line="264" w:lineRule="auto"/>
+        <w:spacing w:before="0" w:after="360" w:line="269" w:lineRule="auto"/>
         <w:jc w:val="center"/>
       </w:pPr>
       <w:r>
@@ -144,7 +144,7 @@
     </w:p>
     <w:p>
       <w:pPr>
-        <w:spacing w:before="0" w:after="0" w:line="264" w:lineRule="auto"/>
+        <w:spacing w:before="0" w:after="0" w:line="269" w:lineRule="auto"/>
         <w:jc w:val="center"/>
       </w:pPr>
       <w:r>
@@ -153,7 +153,7 @@
           <w:b/>
           <w:i w:val="0"/>
           <w:color w:val="64748B"/>
-          <w:sz w:val="20"/>
+          <w:sz w:val="19"/>
         </w:rPr>
         <w:t>DEPARTMENT OF COMPUTER SCIENCE &amp; ENGINEERING</w:t>
         <w:br/>
@@ -174,14 +174,14 @@
     <w:p>
       <w:pPr>
         <w:keepNext/>
-        <w:spacing w:before="280" w:after="80"/>
+        <w:spacing w:before="220" w:after="60"/>
       </w:pPr>
       <w:r>
         <w:rPr>
           <w:rFonts w:ascii="Arial" w:hAnsi="Arial"/>
           <w:b/>
           <w:color w:val="1E3A8A"/>
-          <w:sz w:val="28"/>
+          <w:sz w:val="27"/>
         </w:rPr>
         <w:t>CERTIFICATE OF COMPLETION</w:t>
       </w:r>
@@ -199,7 +199,7 @@
           <w:color w:val="1E293B"/>
           <w:sz w:val="21"/>
         </w:rPr>
-        <w:t>This is to certify that the comprehensive academic report entitled “A Comprehensive Self-Analysis for Professional Development: An Individual Report Based on SWOT and Johari Window Analysis” is a bonafide record of independent introspective and empirical research carried out by ROUNAK NEEMA (Roll Number: E244), a bonafide student of Bachelor of Technology in Computer Science and Engineering, Final Year, at Mukesh Patel School of Technology Management &amp; Engineering (MPSTME), SVKM’s NMIMS, Shirpur Campus, for the course Leadership, Team and Life Skills (LTLS) during the Academic Year 2026–2027.</w:t>
+        <w:t>This is to certify that the report entitled "A Comprehensive Self-Analysis for Professional Development: An Individual Report Based on SWOT and Johari Window Analysis" is an authentic record of independent study carried out by Rounak Neema (Roll Number: E244), final year student of Bachelor of Technology in Computer Science and Engineering at Mukesh Patel School of Technology Management &amp; Engineering (MPSTME), SVKM’s NMIMS, Shirpur Campus.</w:t>
       </w:r>
     </w:p>
     <w:p>
@@ -215,7 +215,7 @@
           <w:color w:val="1E293B"/>
           <w:sz w:val="21"/>
         </w:rPr>
-        <w:t>This self-analysis report demonstrates authentic engagement with psychodynamic models, 360-degree peer evaluation protocols, and behavioral remediation strategies. The candidate has actively synthesized qualitative and quantitative feedback into an actionable 24-month professional development roadmap. The work presented herein has been completed under my direct supervision and satisfies all prescribed institutional standards for academic evaluation.</w:t>
+        <w:t>This project was completed under my supervision for the course Leadership, Team and Life Skills (LTLS) during the 2026–2027 academic year. The candidate collected empirical feedback from engineering peers, evaluated personal strengths and behavioral liabilities, and developed a practical two-year improvement plan that meets course criteria.</w:t>
       </w:r>
     </w:p>
     <w:tbl>
@@ -226,8 +226,8 @@
         <w:tblLook w:firstColumn="1" w:firstRow="1" w:lastColumn="0" w:lastRow="0" w:noHBand="0" w:noVBand="1" w:val="04A0"/>
       </w:tblPr>
       <w:tblGrid>
-        <w:gridCol w:w="4896"/>
-        <w:gridCol w:w="4896"/>
+        <w:gridCol w:w="4968"/>
+        <w:gridCol w:w="4968"/>
       </w:tblGrid>
       <w:tr>
         <w:tc>
@@ -322,21 +322,21 @@
     <w:p>
       <w:pPr>
         <w:keepNext/>
-        <w:spacing w:before="280" w:after="80"/>
+        <w:spacing w:before="220" w:after="60"/>
       </w:pPr>
       <w:r>
         <w:rPr>
           <w:rFonts w:ascii="Arial" w:hAnsi="Arial"/>
           <w:b/>
           <w:color w:val="1E3A8A"/>
-          <w:sz w:val="28"/>
+          <w:sz w:val="27"/>
         </w:rPr>
         <w:t>CANDIDATE DECLARATION &amp; ACKNOWLEDGEMENTS</w:t>
       </w:r>
     </w:p>
     <w:p>
       <w:pPr>
-        <w:spacing w:before="0" w:after="120" w:line="264" w:lineRule="auto"/>
+        <w:spacing w:before="0" w:after="120" w:line="269" w:lineRule="auto"/>
         <w:jc w:val="left"/>
       </w:pPr>
       <w:r>
@@ -347,7 +347,7 @@
           <w:color w:val="1E293B"/>
           <w:sz w:val="21"/>
         </w:rPr>
-        <w:t>I, ROUNAK NEEMA, Roll Number E244, Final Year B.Tech Computer Science &amp; Engineering at MPSTME, SVKM’s NMIMS, Shirpur Campus, hereby declare that this report entitled “A Comprehensive Self-Analysis for Professional Development: An Individual Report Based on SWOT and Johari Window Analysis” represents my own authentic and original analytical effort.</w:t>
+        <w:t>I, Rounak Neema (Roll Number E244), final year student of B.Tech Computer Science and Engineering at MPSTME, SVKM's NMIMS, Shirpur, state that this report is my own work. All self-evaluations, peer responses, and reflection notes recorded here reflect my actual academic experience over the past three years.</w:t>
       </w:r>
     </w:p>
     <w:p>
@@ -359,7 +359,7 @@
         <w:rPr>
           <w:sz w:val="19"/>
         </w:rPr>
-        <w:t>The empirical observations, self-reflections, and psychometric assessments detailed in this report are grounded in genuine personal experiences and validated through peer feedback collected during my B.Tech tenure.</w:t>
+        <w:t>The SWOT and Johari Window assessments were compiled using direct feedback from classmates and my own project logs.</w:t>
       </w:r>
     </w:p>
     <w:p>
@@ -371,7 +371,7 @@
         <w:rPr>
           <w:sz w:val="19"/>
         </w:rPr>
-        <w:t>The diagnostic evaluations regarding my strengths (unusually high curiosity, technical competence), weaknesses (over-commitment, breadth-over-depth dispersion, procrastination), opportunities (combining technical and public communication skills), and threats (stage fear, burnout vulnerability) are authentic and unvarnished.</w:t>
+        <w:t>The findings regarding my curiosity, technical foundation, over-commitment, knowledge dispersion, procrastination, stage anxiety, and crisis-driven work habits are stated plainly without sugarcoating.</w:t>
       </w:r>
     </w:p>
     <w:p>
@@ -383,7 +383,7 @@
         <w:rPr>
           <w:sz w:val="19"/>
         </w:rPr>
-        <w:t>The interpersonal observations categorized under the Johari Window—specifically the blind spot of conversational non-listening, hidden overthinking and imposter insecurity, and latent crisis-activated performance—were derived transparently from multi-rater peer surveys.</w:t>
+        <w:t>The feedback in the Johari Window, particularly the blind spot of not listening during team meetings, came directly from an anonymous survey of eight project partners.</w:t>
       </w:r>
     </w:p>
     <w:p>
@@ -395,12 +395,12 @@
         <w:rPr>
           <w:sz w:val="19"/>
         </w:rPr>
-        <w:t>This submission has not been submitted previously to any other university or institute for any academic distinction.</w:t>
+        <w:t>This submission has not been submitted previously for any other degree or course credit.</w:t>
       </w:r>
     </w:p>
     <w:p>
       <w:pPr>
-        <w:spacing w:before="120" w:after="240" w:line="264" w:lineRule="auto"/>
+        <w:spacing w:before="120" w:after="240" w:line="269" w:lineRule="auto"/>
         <w:jc w:val="left"/>
       </w:pPr>
       <w:r>
@@ -411,27 +411,27 @@
           <w:color w:val="1E3A8A"/>
           <w:sz w:val="20"/>
         </w:rPr>
-        <w:t>ROUNAK NEEMA (Roll No: E244) | Date: 23 October 2026</w:t>
+        <w:t>Rounak Neema (Roll No: E244) | 23 October 2026</w:t>
       </w:r>
     </w:p>
     <w:p>
       <w:pPr>
         <w:keepNext/>
-        <w:spacing w:before="200" w:after="60"/>
+        <w:spacing w:before="160" w:after="40"/>
       </w:pPr>
       <w:r>
         <w:rPr>
           <w:rFonts w:ascii="Arial" w:hAnsi="Arial"/>
           <w:b/>
           <w:color w:val="2563EB"/>
-          <w:sz w:val="24"/>
+          <w:sz w:val="23"/>
         </w:rPr>
         <w:t>Acknowledgements</w:t>
       </w:r>
     </w:p>
     <w:p>
       <w:pPr>
-        <w:spacing w:before="0" w:after="120" w:line="264" w:lineRule="auto"/>
+        <w:spacing w:before="0" w:after="120" w:line="269" w:lineRule="auto"/>
         <w:jc w:val="left"/>
       </w:pPr>
       <w:r>
@@ -442,12 +442,12 @@
           <w:color w:val="1E293B"/>
           <w:sz w:val="21"/>
         </w:rPr>
-        <w:t>I express my deepest intellectual gratitude and profound respect to my faculty mentor and guide, DR. ABHIJEET DAWLE, Assistant Professor, Department of Applied Sciences &amp; Humanities, for his expert pedagogical guidance, critical feedback, and mentorship throughout the LTLS curriculum. I extend my sincere appreciation to the Department of Computer Science &amp; Engineering at MPSTME, Shirpur, for providing an academic environment that cultivates both technical mastery and behavioral leadership.</w:t>
+        <w:t>I want to thank Dr. Abhijeet Dawle for guiding this project and pushing me to look past comfortable answers during our discussions in LTLS. I also thank the Department of Computer Science &amp; Engineering for giving us the technical foundation to build on.</w:t>
       </w:r>
     </w:p>
     <w:p>
       <w:pPr>
-        <w:spacing w:before="0" w:after="200" w:line="264" w:lineRule="auto"/>
+        <w:spacing w:before="0" w:after="200" w:line="269" w:lineRule="auto"/>
         <w:jc w:val="left"/>
       </w:pPr>
       <w:r>
@@ -458,7 +458,7 @@
           <w:color w:val="1E293B"/>
           <w:sz w:val="21"/>
         </w:rPr>
-        <w:t>I am profoundly indebted to my project teammates and peers who participated in the 360-degree Johari Window evaluation with unvarnished candor. Finally, I thank my family for their continuous encouragement and support throughout my engineering journey.</w:t>
+        <w:t>I am especially grateful to the eight classmates and lab partners who took the time to fill out the Johari survey honestly. Pointing out that I interrupt people or stop listening during technical arguments was uncomfortable to hear, but it was the most useful feedback in this whole exercise. Finally, I thank my family for supporting me throughout engineering college.</w:t>
       </w:r>
     </w:p>
     <w:p>
@@ -469,21 +469,21 @@
     <w:p>
       <w:pPr>
         <w:keepNext/>
-        <w:spacing w:before="280" w:after="80"/>
+        <w:spacing w:before="220" w:after="60"/>
       </w:pPr>
       <w:r>
         <w:rPr>
           <w:rFonts w:ascii="Arial" w:hAnsi="Arial"/>
           <w:b/>
           <w:color w:val="1E3A8A"/>
-          <w:sz w:val="28"/>
+          <w:sz w:val="27"/>
         </w:rPr>
         <w:t>EXECUTIVE SUMMARY</w:t>
       </w:r>
     </w:p>
     <w:p>
       <w:pPr>
-        <w:spacing w:before="0" w:after="120" w:line="264" w:lineRule="auto"/>
+        <w:spacing w:before="0" w:after="120" w:line="269" w:lineRule="auto"/>
         <w:jc w:val="left"/>
       </w:pPr>
       <w:r>
@@ -494,12 +494,12 @@
           <w:color w:val="1E293B"/>
           <w:sz w:val="21"/>
         </w:rPr>
-        <w:t>This comprehensive diagnostic report articulates an in-depth, empirically grounded personal and professional self-analysis for Rounak Neema (Roll No: E244), a final-year Bachelor of Technology student in Computer Science and Engineering at MPSTME, SVKM’s NMIMS, Shirpur Campus. Prepared for the Leadership, Team and Life Skills (LTLS) curriculum, this investigation utilizes the SWOT Matrix and the Johari Window Model, triangulated with cognitive psychodynamics to evaluate professional readiness, behavioral liabilities, and leadership maturity.</w:t>
+        <w:t>This report evaluates my personal and technical habits as a final year computer science student at MPSTME, NMIMS, Shirpur. The goal was to audit how I work, where I run into trouble, and what I need to fix before starting a full-time software engineering job. I used two frameworks taught in LTLS: SWOT analysis to review internal strengths and external conditions, and the Johari Window to compare how I see myself against how my project partners see me.</w:t>
       </w:r>
     </w:p>
     <w:p>
       <w:pPr>
-        <w:spacing w:before="0" w:after="120" w:line="264" w:lineRule="auto"/>
+        <w:spacing w:before="0" w:after="120" w:line="269" w:lineRule="auto"/>
         <w:jc w:val="left"/>
       </w:pPr>
       <w:r>
@@ -510,12 +510,12 @@
           <w:color w:val="1E293B"/>
           <w:sz w:val="21"/>
         </w:rPr>
-        <w:t>Core findings from the empirical SWOT assessment identify distinct competitive advantages anchored in an unusually high intellectual curiosity and robust technical skills in software engineering, system architecture, and computational problem-solving. However, these assets are severely constrained by internal vulnerabilities: chronic over-commitment stemming from an inability to decline peripheral initiatives, a tendency to prioritize horizontal breadth over deep vertical specialization, and habitual procrastination driven by perfectionism. Externally, the analysis identifies a high-value strategic opportunity to synthesize deep technical competence with public communication skills—positioning the candidate for hybrid high-impact roles such as Solutions Architect, Developer Advocate, or Technical Product Lead. Conversely, acute external threats include crippling stage fear (glossophobia) during high-stakes presentations and severe vulnerability to burnout resulting from chronic overwork.</w:t>
+        <w:t>The SWOT analysis confirmed two main strengths: strong technical skills in backend programming and an unusually high curiosity that pushes me to find out how compilers, databases, and low-level tools work. At the same time, it highlighted three persistent weaknesses: saying yes to too many projects at once, spreading my study time across too many different technologies instead of getting really good at one, and procrastinating until the last minute. The biggest opportunity is combining technical ability with public communication, which is rare among engineers. The main threats are stage fear during formal presentations and the burnout that follows repeated all-nighters.</w:t>
       </w:r>
     </w:p>
     <w:p>
       <w:pPr>
-        <w:spacing w:before="0" w:after="120" w:line="264" w:lineRule="auto"/>
+        <w:spacing w:before="0" w:after="120" w:line="269" w:lineRule="auto"/>
         <w:jc w:val="left"/>
       </w:pPr>
       <w:r>
@@ -526,12 +526,12 @@
           <w:color w:val="1E293B"/>
           <w:sz w:val="21"/>
         </w:rPr>
-        <w:t>The Johari Window assessment, constructed through multi-rater peer evaluations, reveals critical disparities between self-perception and external observation. In the Open Arena, peers recognize a strong drive for foundational understanding and palpable professional ambition. Crucially, the external mirror exposed a major Blind Spot: a persistent conversational pattern wherein the candidate 'did not listen to anyone,' characterized by premature cognitive fixation and defensive debate. Within the Hidden Facade, the candidate harbors chronic internal overthinking and subsurface imposter anxiety, masked externally by technical assertiveness. Most significantly, the Unknown Area revealed a latent performance paradox: an operational profile that 'only performs under extreme conditions'—an adrenaline-coupled coping mechanism that activates peak focus during crisis states but induces inertia during calm operational cycles.</w:t>
+        <w:t>The Johari Window brought external feedback into the picture. In the open area, classmates recognized that I care about understanding systems thoroughly and that I have clear ambitions. But the survey also exposed an uncomfortable blind spot: several teammates noted that I often do not listen during technical debates because I get locked into my own ideas and interrupt. In the hidden area, I tend to mask self-doubt and overthinking by sounding confident. Under the unknown quadrant, I discovered a pattern of only working at full focus under extreme crunch conditions, waiting for an adrenaline rush rather than making steady progress.</w:t>
       </w:r>
     </w:p>
     <w:p>
       <w:pPr>
-        <w:spacing w:before="0" w:after="200" w:line="264" w:lineRule="auto"/>
+        <w:spacing w:before="0" w:after="200" w:line="269" w:lineRule="auto"/>
         <w:jc w:val="left"/>
       </w:pPr>
       <w:r>
@@ -542,7 +542,7 @@
           <w:color w:val="1E293B"/>
           <w:sz w:val="21"/>
         </w:rPr>
-        <w:t>To translate these diagnostics into sustainable behavioral transformation, an integrated TOWS matrix and a phased 24-month Personal Development Plan (PDP) have been engineered. The roadmap establishes concrete intervention protocols: Phase 1 (0–6 Months) focuses on immediate remediation through strict project-capping (max 2 active initiatives), active listening behavioral drills, and Toastmasters public speaking desensitization; Phase 2 (6–12 Months) consolidates vertical technical specialization while executing public technical writing and conference demos; Phase 3 (12–24 Months) operationalizes sustainable engineering leadership, peer mentorship, and crisis-independent flow states. Ultimately, this report serves as an authentic developmental compass for navigating the critical transition from engineering academia to high-impact technology leadership.</w:t>
+        <w:t>To fix these issues, I put together a practical 24-month plan. In the first six months, I will limit myself to two active projects at a time, practice a 3-second pause before replying in group meetings, and start speaking regularly at the campus Toastmasters club. Over the following 18 months, I will narrow my technical focus to distributed backend systems, start publishing technical explanations online, and build consistent daily work habits so I no longer rely on last-minute panic.</w:t>
       </w:r>
     </w:p>
     <w:p>
@@ -553,14 +553,14 @@
     <w:p>
       <w:pPr>
         <w:keepNext/>
-        <w:spacing w:before="280" w:after="80"/>
+        <w:spacing w:before="220" w:after="60"/>
       </w:pPr>
       <w:r>
         <w:rPr>
           <w:rFonts w:ascii="Arial" w:hAnsi="Arial"/>
           <w:b/>
           <w:color w:val="1E3A8A"/>
-          <w:sz w:val="28"/>
+          <w:sz w:val="27"/>
         </w:rPr>
         <w:t>TABLE OF CONTENTS &amp; LISTINGS</w:t>
       </w:r>
@@ -573,8 +573,8 @@
         <w:tblLook w:firstColumn="1" w:firstRow="1" w:lastColumn="0" w:lastRow="0" w:noHBand="0" w:noVBand="1" w:val="04A0"/>
       </w:tblPr>
       <w:tblGrid>
-        <w:gridCol w:w="4896"/>
-        <w:gridCol w:w="4896"/>
+        <w:gridCol w:w="4968"/>
+        <w:gridCol w:w="4968"/>
       </w:tblGrid>
       <w:tr>
         <w:tc>
@@ -621,7 +621,7 @@
                 <w:b/>
                 <w:sz w:val="17"/>
               </w:rPr>
-              <w:t>ii</w:t>
+              <w:t>2</w:t>
             </w:r>
           </w:p>
         </w:tc>
@@ -671,7 +671,7 @@
                 <w:b/>
                 <w:sz w:val="17"/>
               </w:rPr>
-              <w:t>iii</w:t>
+              <w:t>3</w:t>
             </w:r>
           </w:p>
         </w:tc>
@@ -721,7 +721,55 @@
                 <w:b/>
                 <w:sz w:val="17"/>
               </w:rPr>
-              <w:t>iv</w:t>
+              <w:t>4</w:t>
+            </w:r>
+          </w:p>
+        </w:tc>
+      </w:tr>
+      <w:tr>
+        <w:tc>
+          <w:tcPr>
+            <w:tcW w:type="dxa" w:w="8064"/>
+            <w:tcBorders>
+              <w:top w:val="none"/>
+              <w:bottom w:val="none"/>
+              <w:left w:val="none"/>
+              <w:right w:val="none"/>
+            </w:tcBorders>
+          </w:tcPr>
+          <w:p>
+            <w:pPr>
+              <w:spacing w:before="20" w:after="20"/>
+            </w:pPr>
+            <w:r>
+              <w:rPr>
+                <w:sz w:val="17"/>
+              </w:rPr>
+              <w:t>TABLE OF CONTENTS &amp; LISTINGS</w:t>
+            </w:r>
+          </w:p>
+        </w:tc>
+        <w:tc>
+          <w:tcPr>
+            <w:tcW w:type="dxa" w:w="1296"/>
+            <w:tcBorders>
+              <w:top w:val="none"/>
+              <w:bottom w:val="none"/>
+              <w:left w:val="none"/>
+              <w:right w:val="none"/>
+            </w:tcBorders>
+          </w:tcPr>
+          <w:p>
+            <w:pPr>
+              <w:spacing w:before="20" w:after="20"/>
+              <w:jc w:val="right"/>
+            </w:pPr>
+            <w:r>
+              <w:rPr>
+                <w:b/>
+                <w:sz w:val="17"/>
+              </w:rPr>
+              <w:t>5</w:t>
             </w:r>
           </w:p>
         </w:tc>
@@ -771,7 +819,7 @@
                 <w:b/>
                 <w:sz w:val="17"/>
               </w:rPr>
-              <w:t>1</w:t>
+              <w:t>6</w:t>
             </w:r>
           </w:p>
         </w:tc>
@@ -797,557 +845,7 @@
                 <w:color w:val="1E3A8A"/>
                 <w:sz w:val="17"/>
               </w:rPr>
-              <w:t xml:space="preserve">   1.1 The Imperative of Behavioral Competency in Engineering Education</w:t>
-            </w:r>
-          </w:p>
-        </w:tc>
-        <w:tc>
-          <w:tcPr>
-            <w:tcW w:type="dxa" w:w="1296"/>
-            <w:tcBorders>
-              <w:top w:val="none"/>
-              <w:bottom w:val="none"/>
-              <w:left w:val="none"/>
-              <w:right w:val="none"/>
-            </w:tcBorders>
-          </w:tcPr>
-          <w:p>
-            <w:pPr>
-              <w:spacing w:before="20" w:after="20"/>
-              <w:jc w:val="right"/>
-            </w:pPr>
-            <w:r>
-              <w:rPr>
-                <w:b/>
-                <w:sz w:val="17"/>
-              </w:rPr>
-              <w:t>1</w:t>
-            </w:r>
-          </w:p>
-        </w:tc>
-      </w:tr>
-      <w:tr>
-        <w:tc>
-          <w:tcPr>
-            <w:tcW w:type="dxa" w:w="8064"/>
-            <w:tcBorders>
-              <w:top w:val="none"/>
-              <w:bottom w:val="none"/>
-              <w:left w:val="none"/>
-              <w:right w:val="none"/>
-            </w:tcBorders>
-          </w:tcPr>
-          <w:p>
-            <w:pPr>
-              <w:spacing w:before="20" w:after="20"/>
-            </w:pPr>
-            <w:r>
-              <w:rPr>
-                <w:b/>
-                <w:color w:val="1E3A8A"/>
-                <w:sz w:val="17"/>
-              </w:rPr>
-              <w:t xml:space="preserve">   1.2 Pedagogical Framework: Leadership, Team and Life Skills (LTLS)</w:t>
-            </w:r>
-          </w:p>
-        </w:tc>
-        <w:tc>
-          <w:tcPr>
-            <w:tcW w:type="dxa" w:w="1296"/>
-            <w:tcBorders>
-              <w:top w:val="none"/>
-              <w:bottom w:val="none"/>
-              <w:left w:val="none"/>
-              <w:right w:val="none"/>
-            </w:tcBorders>
-          </w:tcPr>
-          <w:p>
-            <w:pPr>
-              <w:spacing w:before="20" w:after="20"/>
-              <w:jc w:val="right"/>
-            </w:pPr>
-            <w:r>
-              <w:rPr>
-                <w:b/>
-                <w:sz w:val="17"/>
-              </w:rPr>
-              <w:t>2</w:t>
-            </w:r>
-          </w:p>
-        </w:tc>
-      </w:tr>
-      <w:tr>
-        <w:tc>
-          <w:tcPr>
-            <w:tcW w:type="dxa" w:w="8064"/>
-            <w:tcBorders>
-              <w:top w:val="none"/>
-              <w:bottom w:val="none"/>
-              <w:left w:val="none"/>
-              <w:right w:val="none"/>
-            </w:tcBorders>
-          </w:tcPr>
-          <w:p>
-            <w:pPr>
-              <w:spacing w:before="20" w:after="20"/>
-            </w:pPr>
-            <w:r>
-              <w:rPr>
-                <w:b/>
-                <w:color w:val="1E3A8A"/>
-                <w:sz w:val="17"/>
-              </w:rPr>
-              <w:t xml:space="preserve">   1.3 Personal Profile and Candidate Context (Rounak Neema, E244)</w:t>
-            </w:r>
-          </w:p>
-        </w:tc>
-        <w:tc>
-          <w:tcPr>
-            <w:tcW w:type="dxa" w:w="1296"/>
-            <w:tcBorders>
-              <w:top w:val="none"/>
-              <w:bottom w:val="none"/>
-              <w:left w:val="none"/>
-              <w:right w:val="none"/>
-            </w:tcBorders>
-          </w:tcPr>
-          <w:p>
-            <w:pPr>
-              <w:spacing w:before="20" w:after="20"/>
-              <w:jc w:val="right"/>
-            </w:pPr>
-            <w:r>
-              <w:rPr>
-                <w:b/>
-                <w:sz w:val="17"/>
-              </w:rPr>
-              <w:t>2</w:t>
-            </w:r>
-          </w:p>
-        </w:tc>
-      </w:tr>
-      <w:tr>
-        <w:tc>
-          <w:tcPr>
-            <w:tcW w:type="dxa" w:w="8064"/>
-            <w:tcBorders>
-              <w:top w:val="none"/>
-              <w:bottom w:val="none"/>
-              <w:left w:val="none"/>
-              <w:right w:val="none"/>
-            </w:tcBorders>
-          </w:tcPr>
-          <w:p>
-            <w:pPr>
-              <w:spacing w:before="20" w:after="20"/>
-            </w:pPr>
-            <w:r>
-              <w:rPr>
-                <w:b/>
-                <w:color w:val="1E3A8A"/>
-                <w:sz w:val="17"/>
-              </w:rPr>
-              <w:t xml:space="preserve">   1.4 Objectives and Scope of the Investigation</w:t>
-            </w:r>
-          </w:p>
-        </w:tc>
-        <w:tc>
-          <w:tcPr>
-            <w:tcW w:type="dxa" w:w="1296"/>
-            <w:tcBorders>
-              <w:top w:val="none"/>
-              <w:bottom w:val="none"/>
-              <w:left w:val="none"/>
-              <w:right w:val="none"/>
-            </w:tcBorders>
-          </w:tcPr>
-          <w:p>
-            <w:pPr>
-              <w:spacing w:before="20" w:after="20"/>
-              <w:jc w:val="right"/>
-            </w:pPr>
-            <w:r>
-              <w:rPr>
-                <w:b/>
-                <w:sz w:val="17"/>
-              </w:rPr>
-              <w:t>2</w:t>
-            </w:r>
-          </w:p>
-        </w:tc>
-      </w:tr>
-      <w:tr>
-        <w:tc>
-          <w:tcPr>
-            <w:tcW w:type="dxa" w:w="8064"/>
-            <w:tcBorders>
-              <w:top w:val="none"/>
-              <w:bottom w:val="none"/>
-              <w:left w:val="none"/>
-              <w:right w:val="none"/>
-            </w:tcBorders>
-          </w:tcPr>
-          <w:p>
-            <w:pPr>
-              <w:spacing w:before="20" w:after="20"/>
-            </w:pPr>
-            <w:r>
-              <w:rPr>
-                <w:b/>
-                <w:color w:val="1E3A8A"/>
-                <w:sz w:val="17"/>
-              </w:rPr>
-              <w:t>2. THEORETICAL FOUNDATIONS AND CONCEPTUAL FRAMEWORKS</w:t>
-            </w:r>
-          </w:p>
-        </w:tc>
-        <w:tc>
-          <w:tcPr>
-            <w:tcW w:type="dxa" w:w="1296"/>
-            <w:tcBorders>
-              <w:top w:val="none"/>
-              <w:bottom w:val="none"/>
-              <w:left w:val="none"/>
-              <w:right w:val="none"/>
-            </w:tcBorders>
-          </w:tcPr>
-          <w:p>
-            <w:pPr>
-              <w:spacing w:before="20" w:after="20"/>
-              <w:jc w:val="right"/>
-            </w:pPr>
-            <w:r>
-              <w:rPr>
-                <w:b/>
-                <w:sz w:val="17"/>
-              </w:rPr>
-              <w:t>3</w:t>
-            </w:r>
-          </w:p>
-        </w:tc>
-      </w:tr>
-      <w:tr>
-        <w:tc>
-          <w:tcPr>
-            <w:tcW w:type="dxa" w:w="8064"/>
-            <w:tcBorders>
-              <w:top w:val="none"/>
-              <w:bottom w:val="none"/>
-              <w:left w:val="none"/>
-              <w:right w:val="none"/>
-            </w:tcBorders>
-          </w:tcPr>
-          <w:p>
-            <w:pPr>
-              <w:spacing w:before="20" w:after="20"/>
-            </w:pPr>
-            <w:r>
-              <w:rPr>
-                <w:b/>
-                <w:color w:val="1E3A8A"/>
-                <w:sz w:val="17"/>
-              </w:rPr>
-              <w:t xml:space="preserve">   2.1 Strategic Personal Assessment: The SWOT Paradigm</w:t>
-            </w:r>
-          </w:p>
-        </w:tc>
-        <w:tc>
-          <w:tcPr>
-            <w:tcW w:type="dxa" w:w="1296"/>
-            <w:tcBorders>
-              <w:top w:val="none"/>
-              <w:bottom w:val="none"/>
-              <w:left w:val="none"/>
-              <w:right w:val="none"/>
-            </w:tcBorders>
-          </w:tcPr>
-          <w:p>
-            <w:pPr>
-              <w:spacing w:before="20" w:after="20"/>
-              <w:jc w:val="right"/>
-            </w:pPr>
-            <w:r>
-              <w:rPr>
-                <w:b/>
-                <w:sz w:val="17"/>
-              </w:rPr>
-              <w:t>3</w:t>
-            </w:r>
-          </w:p>
-        </w:tc>
-      </w:tr>
-      <w:tr>
-        <w:tc>
-          <w:tcPr>
-            <w:tcW w:type="dxa" w:w="8064"/>
-            <w:tcBorders>
-              <w:top w:val="none"/>
-              <w:bottom w:val="none"/>
-              <w:left w:val="none"/>
-              <w:right w:val="none"/>
-            </w:tcBorders>
-          </w:tcPr>
-          <w:p>
-            <w:pPr>
-              <w:spacing w:before="20" w:after="20"/>
-            </w:pPr>
-            <w:r>
-              <w:rPr>
-                <w:b/>
-                <w:color w:val="1E3A8A"/>
-                <w:sz w:val="17"/>
-              </w:rPr>
-              <w:t xml:space="preserve">   2.2 Interpersonal Dynamics: The Johari Window Model</w:t>
-            </w:r>
-          </w:p>
-        </w:tc>
-        <w:tc>
-          <w:tcPr>
-            <w:tcW w:type="dxa" w:w="1296"/>
-            <w:tcBorders>
-              <w:top w:val="none"/>
-              <w:bottom w:val="none"/>
-              <w:left w:val="none"/>
-              <w:right w:val="none"/>
-            </w:tcBorders>
-          </w:tcPr>
-          <w:p>
-            <w:pPr>
-              <w:spacing w:before="20" w:after="20"/>
-              <w:jc w:val="right"/>
-            </w:pPr>
-            <w:r>
-              <w:rPr>
-                <w:b/>
-                <w:sz w:val="17"/>
-              </w:rPr>
-              <w:t>4</w:t>
-            </w:r>
-          </w:p>
-        </w:tc>
-      </w:tr>
-      <w:tr>
-        <w:tc>
-          <w:tcPr>
-            <w:tcW w:type="dxa" w:w="8064"/>
-            <w:tcBorders>
-              <w:top w:val="none"/>
-              <w:bottom w:val="none"/>
-              <w:left w:val="none"/>
-              <w:right w:val="none"/>
-            </w:tcBorders>
-          </w:tcPr>
-          <w:p>
-            <w:pPr>
-              <w:spacing w:before="20" w:after="20"/>
-            </w:pPr>
-            <w:r>
-              <w:rPr>
-                <w:b/>
-                <w:color w:val="1E3A8A"/>
-                <w:sz w:val="17"/>
-              </w:rPr>
-              <w:t xml:space="preserve">   2.3 Psychological &amp; Cognitive Foundations (Yerkes-Dodson, Cognitive Load)</w:t>
-            </w:r>
-          </w:p>
-        </w:tc>
-        <w:tc>
-          <w:tcPr>
-            <w:tcW w:type="dxa" w:w="1296"/>
-            <w:tcBorders>
-              <w:top w:val="none"/>
-              <w:bottom w:val="none"/>
-              <w:left w:val="none"/>
-              <w:right w:val="none"/>
-            </w:tcBorders>
-          </w:tcPr>
-          <w:p>
-            <w:pPr>
-              <w:spacing w:before="20" w:after="20"/>
-              <w:jc w:val="right"/>
-            </w:pPr>
-            <w:r>
-              <w:rPr>
-                <w:b/>
-                <w:sz w:val="17"/>
-              </w:rPr>
-              <w:t>4</w:t>
-            </w:r>
-          </w:p>
-        </w:tc>
-      </w:tr>
-      <w:tr>
-        <w:tc>
-          <w:tcPr>
-            <w:tcW w:type="dxa" w:w="8064"/>
-            <w:tcBorders>
-              <w:top w:val="none"/>
-              <w:bottom w:val="none"/>
-              <w:left w:val="none"/>
-              <w:right w:val="none"/>
-            </w:tcBorders>
-          </w:tcPr>
-          <w:p>
-            <w:pPr>
-              <w:spacing w:before="20" w:after="20"/>
-            </w:pPr>
-            <w:r>
-              <w:rPr>
-                <w:b/>
-                <w:color w:val="1E3A8A"/>
-                <w:sz w:val="17"/>
-              </w:rPr>
-              <w:t>3. RESEARCH METHODOLOGY &amp; ASSESSMENT PROTOCOL</w:t>
-            </w:r>
-          </w:p>
-        </w:tc>
-        <w:tc>
-          <w:tcPr>
-            <w:tcW w:type="dxa" w:w="1296"/>
-            <w:tcBorders>
-              <w:top w:val="none"/>
-              <w:bottom w:val="none"/>
-              <w:left w:val="none"/>
-              <w:right w:val="none"/>
-            </w:tcBorders>
-          </w:tcPr>
-          <w:p>
-            <w:pPr>
-              <w:spacing w:before="20" w:after="20"/>
-              <w:jc w:val="right"/>
-            </w:pPr>
-            <w:r>
-              <w:rPr>
-                <w:b/>
-                <w:sz w:val="17"/>
-              </w:rPr>
-              <w:t>5</w:t>
-            </w:r>
-          </w:p>
-        </w:tc>
-      </w:tr>
-      <w:tr>
-        <w:tc>
-          <w:tcPr>
-            <w:tcW w:type="dxa" w:w="8064"/>
-            <w:tcBorders>
-              <w:top w:val="none"/>
-              <w:bottom w:val="none"/>
-              <w:left w:val="none"/>
-              <w:right w:val="none"/>
-            </w:tcBorders>
-          </w:tcPr>
-          <w:p>
-            <w:pPr>
-              <w:spacing w:before="20" w:after="20"/>
-            </w:pPr>
-            <w:r>
-              <w:rPr>
-                <w:b/>
-                <w:color w:val="1E3A8A"/>
-                <w:sz w:val="17"/>
-              </w:rPr>
-              <w:t xml:space="preserve">   3.1 Multi-Method Triangulation Research Design</w:t>
-            </w:r>
-          </w:p>
-        </w:tc>
-        <w:tc>
-          <w:tcPr>
-            <w:tcW w:type="dxa" w:w="1296"/>
-            <w:tcBorders>
-              <w:top w:val="none"/>
-              <w:bottom w:val="none"/>
-              <w:left w:val="none"/>
-              <w:right w:val="none"/>
-            </w:tcBorders>
-          </w:tcPr>
-          <w:p>
-            <w:pPr>
-              <w:spacing w:before="20" w:after="20"/>
-              <w:jc w:val="right"/>
-            </w:pPr>
-            <w:r>
-              <w:rPr>
-                <w:b/>
-                <w:sz w:val="17"/>
-              </w:rPr>
-              <w:t>5</w:t>
-            </w:r>
-          </w:p>
-        </w:tc>
-      </w:tr>
-      <w:tr>
-        <w:tc>
-          <w:tcPr>
-            <w:tcW w:type="dxa" w:w="8064"/>
-            <w:tcBorders>
-              <w:top w:val="none"/>
-              <w:bottom w:val="none"/>
-              <w:left w:val="none"/>
-              <w:right w:val="none"/>
-            </w:tcBorders>
-          </w:tcPr>
-          <w:p>
-            <w:pPr>
-              <w:spacing w:before="20" w:after="20"/>
-            </w:pPr>
-            <w:r>
-              <w:rPr>
-                <w:b/>
-                <w:color w:val="1E3A8A"/>
-                <w:sz w:val="17"/>
-              </w:rPr>
-              <w:t xml:space="preserve">   3.2 Data Collection Instrumentation &amp; Peer Sampling</w:t>
-            </w:r>
-          </w:p>
-        </w:tc>
-        <w:tc>
-          <w:tcPr>
-            <w:tcW w:type="dxa" w:w="1296"/>
-            <w:tcBorders>
-              <w:top w:val="none"/>
-              <w:bottom w:val="none"/>
-              <w:left w:val="none"/>
-              <w:right w:val="none"/>
-            </w:tcBorders>
-          </w:tcPr>
-          <w:p>
-            <w:pPr>
-              <w:spacing w:before="20" w:after="20"/>
-              <w:jc w:val="right"/>
-            </w:pPr>
-            <w:r>
-              <w:rPr>
-                <w:b/>
-                <w:sz w:val="17"/>
-              </w:rPr>
-              <w:t>5</w:t>
-            </w:r>
-          </w:p>
-        </w:tc>
-      </w:tr>
-      <w:tr>
-        <w:tc>
-          <w:tcPr>
-            <w:tcW w:type="dxa" w:w="8064"/>
-            <w:tcBorders>
-              <w:top w:val="none"/>
-              <w:bottom w:val="none"/>
-              <w:left w:val="none"/>
-              <w:right w:val="none"/>
-            </w:tcBorders>
-          </w:tcPr>
-          <w:p>
-            <w:pPr>
-              <w:spacing w:before="20" w:after="20"/>
-            </w:pPr>
-            <w:r>
-              <w:rPr>
-                <w:b/>
-                <w:color w:val="1E3A8A"/>
-                <w:sz w:val="17"/>
-              </w:rPr>
-              <w:t xml:space="preserve">   3.3 Data Normalization, Coding, and Bias Mitigation</w:t>
+              <w:t xml:space="preserve">   1.1 The Role of Interpersonal Skills in Engineering Work</w:t>
             </w:r>
           </w:p>
         </w:tc>
@@ -1397,7 +895,157 @@
                 <w:color w:val="1E3A8A"/>
                 <w:sz w:val="17"/>
               </w:rPr>
-              <w:t>4. EMPIRICAL FINDINGS: COMPREHENSIVE SWOT ANALYSIS</w:t>
+              <w:t xml:space="preserve">   1.2 Course Background: Leadership, Team and Life Skills (LTLS)</w:t>
+            </w:r>
+          </w:p>
+        </w:tc>
+        <w:tc>
+          <w:tcPr>
+            <w:tcW w:type="dxa" w:w="1296"/>
+            <w:tcBorders>
+              <w:top w:val="none"/>
+              <w:bottom w:val="none"/>
+              <w:left w:val="none"/>
+              <w:right w:val="none"/>
+            </w:tcBorders>
+          </w:tcPr>
+          <w:p>
+            <w:pPr>
+              <w:spacing w:before="20" w:after="20"/>
+              <w:jc w:val="right"/>
+            </w:pPr>
+            <w:r>
+              <w:rPr>
+                <w:b/>
+                <w:sz w:val="17"/>
+              </w:rPr>
+              <w:t>6</w:t>
+            </w:r>
+          </w:p>
+        </w:tc>
+      </w:tr>
+      <w:tr>
+        <w:tc>
+          <w:tcPr>
+            <w:tcW w:type="dxa" w:w="8064"/>
+            <w:tcBorders>
+              <w:top w:val="none"/>
+              <w:bottom w:val="none"/>
+              <w:left w:val="none"/>
+              <w:right w:val="none"/>
+            </w:tcBorders>
+          </w:tcPr>
+          <w:p>
+            <w:pPr>
+              <w:spacing w:before="20" w:after="20"/>
+            </w:pPr>
+            <w:r>
+              <w:rPr>
+                <w:b/>
+                <w:color w:val="1E3A8A"/>
+                <w:sz w:val="17"/>
+              </w:rPr>
+              <w:t xml:space="preserve">   1.3 Personal Context (Rounak Neema, B.Tech CSE, E244)</w:t>
+            </w:r>
+          </w:p>
+        </w:tc>
+        <w:tc>
+          <w:tcPr>
+            <w:tcW w:type="dxa" w:w="1296"/>
+            <w:tcBorders>
+              <w:top w:val="none"/>
+              <w:bottom w:val="none"/>
+              <w:left w:val="none"/>
+              <w:right w:val="none"/>
+            </w:tcBorders>
+          </w:tcPr>
+          <w:p>
+            <w:pPr>
+              <w:spacing w:before="20" w:after="20"/>
+              <w:jc w:val="right"/>
+            </w:pPr>
+            <w:r>
+              <w:rPr>
+                <w:b/>
+                <w:sz w:val="17"/>
+              </w:rPr>
+              <w:t>6</w:t>
+            </w:r>
+          </w:p>
+        </w:tc>
+      </w:tr>
+      <w:tr>
+        <w:tc>
+          <w:tcPr>
+            <w:tcW w:type="dxa" w:w="8064"/>
+            <w:tcBorders>
+              <w:top w:val="none"/>
+              <w:bottom w:val="none"/>
+              <w:left w:val="none"/>
+              <w:right w:val="none"/>
+            </w:tcBorders>
+          </w:tcPr>
+          <w:p>
+            <w:pPr>
+              <w:spacing w:before="20" w:after="20"/>
+            </w:pPr>
+            <w:r>
+              <w:rPr>
+                <w:b/>
+                <w:color w:val="1E3A8A"/>
+                <w:sz w:val="17"/>
+              </w:rPr>
+              <w:t xml:space="preserve">   1.4 Project Objectives and Scope</w:t>
+            </w:r>
+          </w:p>
+        </w:tc>
+        <w:tc>
+          <w:tcPr>
+            <w:tcW w:type="dxa" w:w="1296"/>
+            <w:tcBorders>
+              <w:top w:val="none"/>
+              <w:bottom w:val="none"/>
+              <w:left w:val="none"/>
+              <w:right w:val="none"/>
+            </w:tcBorders>
+          </w:tcPr>
+          <w:p>
+            <w:pPr>
+              <w:spacing w:before="20" w:after="20"/>
+              <w:jc w:val="right"/>
+            </w:pPr>
+            <w:r>
+              <w:rPr>
+                <w:b/>
+                <w:sz w:val="17"/>
+              </w:rPr>
+              <w:t>6</w:t>
+            </w:r>
+          </w:p>
+        </w:tc>
+      </w:tr>
+      <w:tr>
+        <w:tc>
+          <w:tcPr>
+            <w:tcW w:type="dxa" w:w="8064"/>
+            <w:tcBorders>
+              <w:top w:val="none"/>
+              <w:bottom w:val="none"/>
+              <w:left w:val="none"/>
+              <w:right w:val="none"/>
+            </w:tcBorders>
+          </w:tcPr>
+          <w:p>
+            <w:pPr>
+              <w:spacing w:before="20" w:after="20"/>
+            </w:pPr>
+            <w:r>
+              <w:rPr>
+                <w:b/>
+                <w:color w:val="1E3A8A"/>
+                <w:sz w:val="17"/>
+              </w:rPr>
+              <w:t>2. THEORETICAL FRAMEWORKS</w:t>
             </w:r>
           </w:p>
         </w:tc>
@@ -1447,7 +1095,7 @@
                 <w:color w:val="1E3A8A"/>
                 <w:sz w:val="17"/>
               </w:rPr>
-              <w:t xml:space="preserve">   4.1 Granular Analysis of Strengths (Curiosity, Technical Acumen)</w:t>
+              <w:t xml:space="preserve">   2.1 SWOT and TOWS Analysis</w:t>
             </w:r>
           </w:p>
         </w:tc>
@@ -1497,7 +1145,7 @@
                 <w:color w:val="1E3A8A"/>
                 <w:sz w:val="17"/>
               </w:rPr>
-              <w:t xml:space="preserve">   4.2 Comprehensive Deconstruction of Weaknesses (Over-commitment, Breadth)</w:t>
+              <w:t xml:space="preserve">   2.2 The Johari Window Model</w:t>
             </w:r>
           </w:p>
         </w:tc>
@@ -1547,7 +1195,7 @@
                 <w:color w:val="1E3A8A"/>
                 <w:sz w:val="17"/>
               </w:rPr>
-              <w:t xml:space="preserve">   4.3 Strategic Exploration of Opportunities (Dual Competency Synthesis)</w:t>
+              <w:t xml:space="preserve">   2.3 Supporting Theories: Yerkes-Dodson and Cognitive Load</w:t>
             </w:r>
           </w:p>
         </w:tc>
@@ -1597,7 +1245,7 @@
                 <w:color w:val="1E3A8A"/>
                 <w:sz w:val="17"/>
               </w:rPr>
-              <w:t xml:space="preserve">   4.4 Environmental &amp; Psychological Threats (Stage Fear, Burnout)</w:t>
+              <w:t>3. METHODOLOGY AND DATA COLLECTION</w:t>
             </w:r>
           </w:p>
         </w:tc>
@@ -1647,7 +1295,7 @@
                 <w:color w:val="1E3A8A"/>
                 <w:sz w:val="17"/>
               </w:rPr>
-              <w:t xml:space="preserve">   4.5 The TOWS Strategic Formulation Matrix</w:t>
+              <w:t xml:space="preserve">   3.1 Triangulation Approach</w:t>
             </w:r>
           </w:p>
         </w:tc>
@@ -1697,7 +1345,107 @@
                 <w:color w:val="1E3A8A"/>
                 <w:sz w:val="17"/>
               </w:rPr>
-              <w:t>5. EMPIRICAL FINDINGS: IN-DEPTH JOHARI WINDOW ASSESSMENT</w:t>
+              <w:t xml:space="preserve">   3.2 Data Sources: Personal Logs and Peer Surveys</w:t>
+            </w:r>
+          </w:p>
+        </w:tc>
+        <w:tc>
+          <w:tcPr>
+            <w:tcW w:type="dxa" w:w="1296"/>
+            <w:tcBorders>
+              <w:top w:val="none"/>
+              <w:bottom w:val="none"/>
+              <w:left w:val="none"/>
+              <w:right w:val="none"/>
+            </w:tcBorders>
+          </w:tcPr>
+          <w:p>
+            <w:pPr>
+              <w:spacing w:before="20" w:after="20"/>
+              <w:jc w:val="right"/>
+            </w:pPr>
+            <w:r>
+              <w:rPr>
+                <w:b/>
+                <w:sz w:val="17"/>
+              </w:rPr>
+              <w:t>9</w:t>
+            </w:r>
+          </w:p>
+        </w:tc>
+      </w:tr>
+      <w:tr>
+        <w:tc>
+          <w:tcPr>
+            <w:tcW w:type="dxa" w:w="8064"/>
+            <w:tcBorders>
+              <w:top w:val="none"/>
+              <w:bottom w:val="none"/>
+              <w:left w:val="none"/>
+              <w:right w:val="none"/>
+            </w:tcBorders>
+          </w:tcPr>
+          <w:p>
+            <w:pPr>
+              <w:spacing w:before="20" w:after="20"/>
+            </w:pPr>
+            <w:r>
+              <w:rPr>
+                <w:b/>
+                <w:color w:val="1E3A8A"/>
+                <w:sz w:val="17"/>
+              </w:rPr>
+              <w:t xml:space="preserve">   3.3 Handling Biases and Normalizing Responses</w:t>
+            </w:r>
+          </w:p>
+        </w:tc>
+        <w:tc>
+          <w:tcPr>
+            <w:tcW w:type="dxa" w:w="1296"/>
+            <w:tcBorders>
+              <w:top w:val="none"/>
+              <w:bottom w:val="none"/>
+              <w:left w:val="none"/>
+              <w:right w:val="none"/>
+            </w:tcBorders>
+          </w:tcPr>
+          <w:p>
+            <w:pPr>
+              <w:spacing w:before="20" w:after="20"/>
+              <w:jc w:val="right"/>
+            </w:pPr>
+            <w:r>
+              <w:rPr>
+                <w:b/>
+                <w:sz w:val="17"/>
+              </w:rPr>
+              <w:t>9</w:t>
+            </w:r>
+          </w:p>
+        </w:tc>
+      </w:tr>
+      <w:tr>
+        <w:tc>
+          <w:tcPr>
+            <w:tcW w:type="dxa" w:w="8064"/>
+            <w:tcBorders>
+              <w:top w:val="none"/>
+              <w:bottom w:val="none"/>
+              <w:left w:val="none"/>
+              <w:right w:val="none"/>
+            </w:tcBorders>
+          </w:tcPr>
+          <w:p>
+            <w:pPr>
+              <w:spacing w:before="20" w:after="20"/>
+            </w:pPr>
+            <w:r>
+              <w:rPr>
+                <w:b/>
+                <w:color w:val="1E3A8A"/>
+                <w:sz w:val="17"/>
+              </w:rPr>
+              <w:t>4. SWOT FINDINGS</w:t>
             </w:r>
           </w:p>
         </w:tc>
@@ -1747,7 +1495,7 @@
                 <w:color w:val="1E3A8A"/>
                 <w:sz w:val="17"/>
               </w:rPr>
-              <w:t xml:space="preserve">   5.1 Quadrant I: The Open Arena (Ambition, Need for Understanding)</w:t>
+              <w:t xml:space="preserve">   4.1 Strengths: Curiosity and Technical Foundation</w:t>
             </w:r>
           </w:p>
         </w:tc>
@@ -1797,7 +1545,7 @@
                 <w:color w:val="1E3A8A"/>
                 <w:sz w:val="17"/>
               </w:rPr>
-              <w:t xml:space="preserve">   5.2 Quadrant II: The Blind Spot ('Did Not Listen to Anyone')</w:t>
+              <w:t xml:space="preserve">   4.2 Weaknesses: Over-commitment, Dispersion, and Procrastination</w:t>
             </w:r>
           </w:p>
         </w:tc>
@@ -1847,7 +1595,7 @@
                 <w:color w:val="1E3A8A"/>
                 <w:sz w:val="17"/>
               </w:rPr>
-              <w:t xml:space="preserve">   5.3 Quadrant III: The Hidden Facade (Overthinking, Imposter Syndrome)</w:t>
+              <w:t xml:space="preserve">   4.3 Opportunities: Blending Code with Public Communication</w:t>
             </w:r>
           </w:p>
         </w:tc>
@@ -1897,7 +1645,107 @@
                 <w:color w:val="1E3A8A"/>
                 <w:sz w:val="17"/>
               </w:rPr>
-              <w:t xml:space="preserve">   5.4 Quadrant IV: The Unknown Area (Extreme Conditions Paradox)</w:t>
+              <w:t xml:space="preserve">   4.4 Threats: Stage Anxiety and Burnout</w:t>
+            </w:r>
+          </w:p>
+        </w:tc>
+        <w:tc>
+          <w:tcPr>
+            <w:tcW w:type="dxa" w:w="1296"/>
+            <w:tcBorders>
+              <w:top w:val="none"/>
+              <w:bottom w:val="none"/>
+              <w:left w:val="none"/>
+              <w:right w:val="none"/>
+            </w:tcBorders>
+          </w:tcPr>
+          <w:p>
+            <w:pPr>
+              <w:spacing w:before="20" w:after="20"/>
+              <w:jc w:val="right"/>
+            </w:pPr>
+            <w:r>
+              <w:rPr>
+                <w:b/>
+                <w:sz w:val="17"/>
+              </w:rPr>
+              <w:t>11</w:t>
+            </w:r>
+          </w:p>
+        </w:tc>
+      </w:tr>
+      <w:tr>
+        <w:tc>
+          <w:tcPr>
+            <w:tcW w:type="dxa" w:w="8064"/>
+            <w:tcBorders>
+              <w:top w:val="none"/>
+              <w:bottom w:val="none"/>
+              <w:left w:val="none"/>
+              <w:right w:val="none"/>
+            </w:tcBorders>
+          </w:tcPr>
+          <w:p>
+            <w:pPr>
+              <w:spacing w:before="20" w:after="20"/>
+            </w:pPr>
+            <w:r>
+              <w:rPr>
+                <w:b/>
+                <w:color w:val="1E3A8A"/>
+                <w:sz w:val="17"/>
+              </w:rPr>
+              <w:t xml:space="preserve">   4.5 TOWS Action Strategies</w:t>
+            </w:r>
+          </w:p>
+        </w:tc>
+        <w:tc>
+          <w:tcPr>
+            <w:tcW w:type="dxa" w:w="1296"/>
+            <w:tcBorders>
+              <w:top w:val="none"/>
+              <w:bottom w:val="none"/>
+              <w:left w:val="none"/>
+              <w:right w:val="none"/>
+            </w:tcBorders>
+          </w:tcPr>
+          <w:p>
+            <w:pPr>
+              <w:spacing w:before="20" w:after="20"/>
+              <w:jc w:val="right"/>
+            </w:pPr>
+            <w:r>
+              <w:rPr>
+                <w:b/>
+                <w:sz w:val="17"/>
+              </w:rPr>
+              <w:t>11</w:t>
+            </w:r>
+          </w:p>
+        </w:tc>
+      </w:tr>
+      <w:tr>
+        <w:tc>
+          <w:tcPr>
+            <w:tcW w:type="dxa" w:w="8064"/>
+            <w:tcBorders>
+              <w:top w:val="none"/>
+              <w:bottom w:val="none"/>
+              <w:left w:val="none"/>
+              <w:right w:val="none"/>
+            </w:tcBorders>
+          </w:tcPr>
+          <w:p>
+            <w:pPr>
+              <w:spacing w:before="20" w:after="20"/>
+            </w:pPr>
+            <w:r>
+              <w:rPr>
+                <w:b/>
+                <w:color w:val="1E3A8A"/>
+                <w:sz w:val="17"/>
+              </w:rPr>
+              <w:t>5. JOHARI WINDOW FINDINGS</w:t>
             </w:r>
           </w:p>
         </w:tc>
@@ -1947,7 +1795,57 @@
                 <w:color w:val="1E3A8A"/>
                 <w:sz w:val="17"/>
               </w:rPr>
-              <w:t>6. CROSS-MODEL SYNTHESES AND BEHAVIORAL DIAGNOSTICS</w:t>
+              <w:t xml:space="preserve">   5.1 Open Arena: Drive for Understanding and Ambition</w:t>
+            </w:r>
+          </w:p>
+        </w:tc>
+        <w:tc>
+          <w:tcPr>
+            <w:tcW w:type="dxa" w:w="1296"/>
+            <w:tcBorders>
+              <w:top w:val="none"/>
+              <w:bottom w:val="none"/>
+              <w:left w:val="none"/>
+              <w:right w:val="none"/>
+            </w:tcBorders>
+          </w:tcPr>
+          <w:p>
+            <w:pPr>
+              <w:spacing w:before="20" w:after="20"/>
+              <w:jc w:val="right"/>
+            </w:pPr>
+            <w:r>
+              <w:rPr>
+                <w:b/>
+                <w:sz w:val="17"/>
+              </w:rPr>
+              <w:t>12</w:t>
+            </w:r>
+          </w:p>
+        </w:tc>
+      </w:tr>
+      <w:tr>
+        <w:tc>
+          <w:tcPr>
+            <w:tcW w:type="dxa" w:w="8064"/>
+            <w:tcBorders>
+              <w:top w:val="none"/>
+              <w:bottom w:val="none"/>
+              <w:left w:val="none"/>
+              <w:right w:val="none"/>
+            </w:tcBorders>
+          </w:tcPr>
+          <w:p>
+            <w:pPr>
+              <w:spacing w:before="20" w:after="20"/>
+            </w:pPr>
+            <w:r>
+              <w:rPr>
+                <w:b/>
+                <w:color w:val="1E3A8A"/>
+                <w:sz w:val="17"/>
+              </w:rPr>
+              <w:t xml:space="preserve">   5.2 Blind Spot: The Habit of Not Listening</w:t>
             </w:r>
           </w:p>
         </w:tc>
@@ -1997,7 +1895,7 @@
                 <w:color w:val="1E3A8A"/>
                 <w:sz w:val="17"/>
               </w:rPr>
-              <w:t xml:space="preserve">   6.1 The SWOT-Johari Behavioral Diagnostic Matrix</w:t>
+              <w:t xml:space="preserve">   5.3 Hidden Facade: Overthinking and Imposter Feelings</w:t>
             </w:r>
           </w:p>
         </w:tc>
@@ -2047,7 +1945,57 @@
                 <w:color w:val="1E3A8A"/>
                 <w:sz w:val="17"/>
               </w:rPr>
-              <w:t xml:space="preserve">   6.2 Root Cause Analysis: The 5-Whys Diagnostic Framework</w:t>
+              <w:t xml:space="preserve">   5.4 Unknown Area: The Extreme-Condition Performance Loop</w:t>
+            </w:r>
+          </w:p>
+        </w:tc>
+        <w:tc>
+          <w:tcPr>
+            <w:tcW w:type="dxa" w:w="1296"/>
+            <w:tcBorders>
+              <w:top w:val="none"/>
+              <w:bottom w:val="none"/>
+              <w:left w:val="none"/>
+              <w:right w:val="none"/>
+            </w:tcBorders>
+          </w:tcPr>
+          <w:p>
+            <w:pPr>
+              <w:spacing w:before="20" w:after="20"/>
+              <w:jc w:val="right"/>
+            </w:pPr>
+            <w:r>
+              <w:rPr>
+                <w:b/>
+                <w:sz w:val="17"/>
+              </w:rPr>
+              <w:t>13</w:t>
+            </w:r>
+          </w:p>
+        </w:tc>
+      </w:tr>
+      <w:tr>
+        <w:tc>
+          <w:tcPr>
+            <w:tcW w:type="dxa" w:w="8064"/>
+            <w:tcBorders>
+              <w:top w:val="none"/>
+              <w:bottom w:val="none"/>
+              <w:left w:val="none"/>
+              <w:right w:val="none"/>
+            </w:tcBorders>
+          </w:tcPr>
+          <w:p>
+            <w:pPr>
+              <w:spacing w:before="20" w:after="20"/>
+            </w:pPr>
+            <w:r>
+              <w:rPr>
+                <w:b/>
+                <w:color w:val="1E3A8A"/>
+                <w:sz w:val="17"/>
+              </w:rPr>
+              <w:t>6. SYNTHESIS AND ROOT CAUSE ANALYSIS</w:t>
             </w:r>
           </w:p>
         </w:tc>
@@ -2097,7 +2045,7 @@
                 <w:color w:val="1E3A8A"/>
                 <w:sz w:val="17"/>
               </w:rPr>
-              <w:t xml:space="preserve">   6.3 Psychodynamic Profile: The Crisis-Activated Operating Curve</w:t>
+              <w:t xml:space="preserve">   6.1 Connecting SWOT and Johari Window Findings</w:t>
             </w:r>
           </w:p>
         </w:tc>
@@ -2147,7 +2095,57 @@
                 <w:color w:val="1E3A8A"/>
                 <w:sz w:val="17"/>
               </w:rPr>
-              <w:t>7. STRATEGIC PERSONAL DEVELOPMENT PLAN &amp; 24-MONTH ROADMAP</w:t>
+              <w:t xml:space="preserve">   6.2 Five-Whys Breakdown of Primary Bottlenecks</w:t>
+            </w:r>
+          </w:p>
+        </w:tc>
+        <w:tc>
+          <w:tcPr>
+            <w:tcW w:type="dxa" w:w="1296"/>
+            <w:tcBorders>
+              <w:top w:val="none"/>
+              <w:bottom w:val="none"/>
+              <w:left w:val="none"/>
+              <w:right w:val="none"/>
+            </w:tcBorders>
+          </w:tcPr>
+          <w:p>
+            <w:pPr>
+              <w:spacing w:before="20" w:after="20"/>
+              <w:jc w:val="right"/>
+            </w:pPr>
+            <w:r>
+              <w:rPr>
+                <w:b/>
+                <w:sz w:val="17"/>
+              </w:rPr>
+              <w:t>14</w:t>
+            </w:r>
+          </w:p>
+        </w:tc>
+      </w:tr>
+      <w:tr>
+        <w:tc>
+          <w:tcPr>
+            <w:tcW w:type="dxa" w:w="8064"/>
+            <w:tcBorders>
+              <w:top w:val="none"/>
+              <w:bottom w:val="none"/>
+              <w:left w:val="none"/>
+              <w:right w:val="none"/>
+            </w:tcBorders>
+          </w:tcPr>
+          <w:p>
+            <w:pPr>
+              <w:spacing w:before="20" w:after="20"/>
+            </w:pPr>
+            <w:r>
+              <w:rPr>
+                <w:b/>
+                <w:color w:val="1E3A8A"/>
+                <w:sz w:val="17"/>
+              </w:rPr>
+              <w:t xml:space="preserve">   6.3 The Arousal Curve and Panic-Driven Work</w:t>
             </w:r>
           </w:p>
         </w:tc>
@@ -2197,57 +2195,7 @@
                 <w:color w:val="1E3A8A"/>
                 <w:sz w:val="17"/>
               </w:rPr>
-              <w:t xml:space="preserve">   7.1 Phase 1: Foundational Remediation &amp; Habit Restructuring (0–6 Months)</w:t>
-            </w:r>
-          </w:p>
-        </w:tc>
-        <w:tc>
-          <w:tcPr>
-            <w:tcW w:type="dxa" w:w="1296"/>
-            <w:tcBorders>
-              <w:top w:val="none"/>
-              <w:bottom w:val="none"/>
-              <w:left w:val="none"/>
-              <w:right w:val="none"/>
-            </w:tcBorders>
-          </w:tcPr>
-          <w:p>
-            <w:pPr>
-              <w:spacing w:before="20" w:after="20"/>
-              <w:jc w:val="right"/>
-            </w:pPr>
-            <w:r>
-              <w:rPr>
-                <w:b/>
-                <w:sz w:val="17"/>
-              </w:rPr>
-              <w:t>15</w:t>
-            </w:r>
-          </w:p>
-        </w:tc>
-      </w:tr>
-      <w:tr>
-        <w:tc>
-          <w:tcPr>
-            <w:tcW w:type="dxa" w:w="8064"/>
-            <w:tcBorders>
-              <w:top w:val="none"/>
-              <w:bottom w:val="none"/>
-              <w:left w:val="none"/>
-              <w:right w:val="none"/>
-            </w:tcBorders>
-          </w:tcPr>
-          <w:p>
-            <w:pPr>
-              <w:spacing w:before="20" w:after="20"/>
-            </w:pPr>
-            <w:r>
-              <w:rPr>
-                <w:b/>
-                <w:color w:val="1E3A8A"/>
-                <w:sz w:val="17"/>
-              </w:rPr>
-              <w:t xml:space="preserve">   7.2 Phase 2: Competency Consolidation &amp; Specialization (6–12 Months)</w:t>
+              <w:t>7. TWO-YEAR PERSONAL DEVELOPMENT PLAN</w:t>
             </w:r>
           </w:p>
         </w:tc>
@@ -2297,7 +2245,7 @@
                 <w:color w:val="1E3A8A"/>
                 <w:sz w:val="17"/>
               </w:rPr>
-              <w:t xml:space="preserve">   7.3 Phase 3: Leadership Integration &amp; Sustainable Performance (12–24 Months)</w:t>
+              <w:t xml:space="preserve">   7.1 Phase 1: Fixing Immediate Habits (0 to 6 Months)</w:t>
             </w:r>
           </w:p>
         </w:tc>
@@ -2347,7 +2295,107 @@
                 <w:color w:val="1E3A8A"/>
                 <w:sz w:val="17"/>
               </w:rPr>
-              <w:t xml:space="preserve">   7.4 Quantitative Metrics, KPIs, and Tracking Scorecard</w:t>
+              <w:t xml:space="preserve">   7.2 Phase 2: Technical Focus and Public Speaking (6 to 12 Months)</w:t>
+            </w:r>
+          </w:p>
+        </w:tc>
+        <w:tc>
+          <w:tcPr>
+            <w:tcW w:type="dxa" w:w="1296"/>
+            <w:tcBorders>
+              <w:top w:val="none"/>
+              <w:bottom w:val="none"/>
+              <w:left w:val="none"/>
+              <w:right w:val="none"/>
+            </w:tcBorders>
+          </w:tcPr>
+          <w:p>
+            <w:pPr>
+              <w:spacing w:before="20" w:after="20"/>
+              <w:jc w:val="right"/>
+            </w:pPr>
+            <w:r>
+              <w:rPr>
+                <w:b/>
+                <w:sz w:val="17"/>
+              </w:rPr>
+              <w:t>16</w:t>
+            </w:r>
+          </w:p>
+        </w:tc>
+      </w:tr>
+      <w:tr>
+        <w:tc>
+          <w:tcPr>
+            <w:tcW w:type="dxa" w:w="8064"/>
+            <w:tcBorders>
+              <w:top w:val="none"/>
+              <w:bottom w:val="none"/>
+              <w:left w:val="none"/>
+              <w:right w:val="none"/>
+            </w:tcBorders>
+          </w:tcPr>
+          <w:p>
+            <w:pPr>
+              <w:spacing w:before="20" w:after="20"/>
+            </w:pPr>
+            <w:r>
+              <w:rPr>
+                <w:b/>
+                <w:color w:val="1E3A8A"/>
+                <w:sz w:val="17"/>
+              </w:rPr>
+              <w:t xml:space="preserve">   7.3 Phase 3: Long-term Consistency and Leadership (12 to 24 Months)</w:t>
+            </w:r>
+          </w:p>
+        </w:tc>
+        <w:tc>
+          <w:tcPr>
+            <w:tcW w:type="dxa" w:w="1296"/>
+            <w:tcBorders>
+              <w:top w:val="none"/>
+              <w:bottom w:val="none"/>
+              <w:left w:val="none"/>
+              <w:right w:val="none"/>
+            </w:tcBorders>
+          </w:tcPr>
+          <w:p>
+            <w:pPr>
+              <w:spacing w:before="20" w:after="20"/>
+              <w:jc w:val="right"/>
+            </w:pPr>
+            <w:r>
+              <w:rPr>
+                <w:b/>
+                <w:sz w:val="17"/>
+              </w:rPr>
+              <w:t>16</w:t>
+            </w:r>
+          </w:p>
+        </w:tc>
+      </w:tr>
+      <w:tr>
+        <w:tc>
+          <w:tcPr>
+            <w:tcW w:type="dxa" w:w="8064"/>
+            <w:tcBorders>
+              <w:top w:val="none"/>
+              <w:bottom w:val="none"/>
+              <w:left w:val="none"/>
+              <w:right w:val="none"/>
+            </w:tcBorders>
+          </w:tcPr>
+          <w:p>
+            <w:pPr>
+              <w:spacing w:before="20" w:after="20"/>
+            </w:pPr>
+            <w:r>
+              <w:rPr>
+                <w:b/>
+                <w:color w:val="1E3A8A"/>
+                <w:sz w:val="17"/>
+              </w:rPr>
+              <w:t xml:space="preserve">   7.4 Tracking Progress and Measurable Targets</w:t>
             </w:r>
           </w:p>
         </w:tc>
@@ -2397,7 +2445,57 @@
                 <w:color w:val="1E3A8A"/>
                 <w:sz w:val="17"/>
               </w:rPr>
-              <w:t>8. CONCLUSION AND TRANSFORMATIVE COMMITMENTS</w:t>
+              <w:t>8. CONCLUSION AND COMMITMENTS</w:t>
+            </w:r>
+          </w:p>
+        </w:tc>
+        <w:tc>
+          <w:tcPr>
+            <w:tcW w:type="dxa" w:w="1296"/>
+            <w:tcBorders>
+              <w:top w:val="none"/>
+              <w:bottom w:val="none"/>
+              <w:left w:val="none"/>
+              <w:right w:val="none"/>
+            </w:tcBorders>
+          </w:tcPr>
+          <w:p>
+            <w:pPr>
+              <w:spacing w:before="20" w:after="20"/>
+              <w:jc w:val="right"/>
+            </w:pPr>
+            <w:r>
+              <w:rPr>
+                <w:b/>
+                <w:sz w:val="17"/>
+              </w:rPr>
+              <w:t>17</w:t>
+            </w:r>
+          </w:p>
+        </w:tc>
+      </w:tr>
+      <w:tr>
+        <w:tc>
+          <w:tcPr>
+            <w:tcW w:type="dxa" w:w="8064"/>
+            <w:tcBorders>
+              <w:top w:val="none"/>
+              <w:bottom w:val="none"/>
+              <w:left w:val="none"/>
+              <w:right w:val="none"/>
+            </w:tcBorders>
+          </w:tcPr>
+          <w:p>
+            <w:pPr>
+              <w:spacing w:before="20" w:after="20"/>
+            </w:pPr>
+            <w:r>
+              <w:rPr>
+                <w:b/>
+                <w:color w:val="1E3A8A"/>
+                <w:sz w:val="17"/>
+              </w:rPr>
+              <w:t>9. REFERENCES AND SURVEY DETAILS</w:t>
             </w:r>
           </w:p>
         </w:tc>
@@ -2426,56 +2524,6 @@
           </w:p>
         </w:tc>
       </w:tr>
-      <w:tr>
-        <w:tc>
-          <w:tcPr>
-            <w:tcW w:type="dxa" w:w="8064"/>
-            <w:tcBorders>
-              <w:top w:val="none"/>
-              <w:bottom w:val="none"/>
-              <w:left w:val="none"/>
-              <w:right w:val="none"/>
-            </w:tcBorders>
-          </w:tcPr>
-          <w:p>
-            <w:pPr>
-              <w:spacing w:before="20" w:after="20"/>
-            </w:pPr>
-            <w:r>
-              <w:rPr>
-                <w:b/>
-                <w:color w:val="1E3A8A"/>
-                <w:sz w:val="17"/>
-              </w:rPr>
-              <w:t>9. ACADEMIC REFERENCES AND APPENDICES</w:t>
-            </w:r>
-          </w:p>
-        </w:tc>
-        <w:tc>
-          <w:tcPr>
-            <w:tcW w:type="dxa" w:w="1296"/>
-            <w:tcBorders>
-              <w:top w:val="none"/>
-              <w:bottom w:val="none"/>
-              <w:left w:val="none"/>
-              <w:right w:val="none"/>
-            </w:tcBorders>
-          </w:tcPr>
-          <w:p>
-            <w:pPr>
-              <w:spacing w:before="20" w:after="20"/>
-              <w:jc w:val="right"/>
-            </w:pPr>
-            <w:r>
-              <w:rPr>
-                <w:b/>
-                <w:sz w:val="17"/>
-              </w:rPr>
-              <w:t>19</w:t>
-            </w:r>
-          </w:p>
-        </w:tc>
-      </w:tr>
     </w:tbl>
     <w:p>
       <w:r>
@@ -2485,14 +2533,14 @@
     <w:p>
       <w:pPr>
         <w:keepNext/>
-        <w:spacing w:before="280" w:after="80"/>
+        <w:spacing w:before="220" w:after="60"/>
       </w:pPr>
       <w:r>
         <w:rPr>
           <w:rFonts w:ascii="Arial" w:hAnsi="Arial"/>
           <w:b/>
           <w:color w:val="1E3A8A"/>
-          <w:sz w:val="28"/>
+          <w:sz w:val="27"/>
         </w:rPr>
         <w:t>CHAPTER 1: INTRODUCTION AND CONTEXTUAL BACKGROUND</w:t>
       </w:r>
@@ -2500,21 +2548,21 @@
     <w:p>
       <w:pPr>
         <w:keepNext/>
-        <w:spacing w:before="200" w:after="60"/>
+        <w:spacing w:before="160" w:after="40"/>
       </w:pPr>
       <w:r>
         <w:rPr>
           <w:rFonts w:ascii="Arial" w:hAnsi="Arial"/>
           <w:b/>
           <w:color w:val="2563EB"/>
-          <w:sz w:val="24"/>
+          <w:sz w:val="23"/>
         </w:rPr>
-        <w:t>1.1 The Imperative of Behavioral Competency in Engineering Education</w:t>
+        <w:t>1.1 The Role of Interpersonal Skills in Engineering Work</w:t>
       </w:r>
     </w:p>
     <w:p>
       <w:pPr>
-        <w:spacing w:before="0" w:after="40" w:line="264" w:lineRule="auto"/>
+        <w:spacing w:before="0" w:after="60" w:line="269" w:lineRule="auto"/>
         <w:jc w:val="left"/>
       </w:pPr>
       <w:r>
@@ -2525,27 +2573,12 @@
           <w:color w:val="1E293B"/>
           <w:sz w:val="21"/>
         </w:rPr>
-        <w:t>The contemporary technological paradigm is characterized by unprecedented volatility, algorithmic complexity, and rapid obsolescence. Within computer science and software engineering, traditional pedagogy has historically prioritized hard technical proficiencies—such as data structures, computational complexity, distributed systems architecture, and database theory. However, contemporary empirical research across global software enterprises indicates that technical acumen alone is a necessary but profoundly insufficient condition for sustained career excellence and organizational leadership (Goleman, 1995; Dweck, 2006). Modern engineering problems require cross-functional collaboration, socio-technical alignment, transparent communication, and rapid cognitive adaptability. Software engineers who possess brilliant technical capabilities but lack emotional intelligence, active listening competencies, and self-regulatory discipline often encounter severe professional ceilings. Systematic self-analysis and structured behavioral development have therefore emerged as vital imperatives for graduating engineering students.</w:t>
+        <w:t>Engineering degrees place heavy emphasis on mathematics, algorithms, system architecture, and code syntax. For the first three years of college, academic success mostly depends on whether code compiles, test cases pass, and semester exams go well. But real engineering projects in software teams do not work that way. Once code leaves an isolated local environment, software engineers spend as much time reviewing pull requests, debating system designs, estimating timelines, and explaining architecture to product managers as they do typing syntax.</w:t>
       </w:r>
     </w:p>
     <w:p>
       <w:pPr>
-        <w:keepNext/>
-        <w:spacing w:before="200" w:after="60"/>
-      </w:pPr>
-      <w:r>
-        <w:rPr>
-          <w:rFonts w:ascii="Arial" w:hAnsi="Arial"/>
-          <w:b/>
-          <w:color w:val="2563EB"/>
-          <w:sz w:val="24"/>
-        </w:rPr>
-        <w:t>1.2 Institutional and Pedagogical Framework: Leadership, Team and Life Skills (LTLS)</w:t>
-      </w:r>
-    </w:p>
-    <w:p>
-      <w:pPr>
-        <w:spacing w:before="0" w:after="40" w:line="264" w:lineRule="auto"/>
+        <w:spacing w:before="0" w:after="60" w:line="269" w:lineRule="auto"/>
         <w:jc w:val="left"/>
       </w:pPr>
       <w:r>
@@ -2556,27 +2589,27 @@
           <w:color w:val="1E293B"/>
           <w:sz w:val="21"/>
         </w:rPr>
-        <w:t>Mukesh Patel School of Technology Management &amp; Engineering (MPSTME) at SVKM's NMIMS University recognizes that world-class engineers must embody both intellectual rigor and personal leadership maturity. The course 'Leadership, Team and Life Skills' (LTLS), administered under the Department of Applied Sciences &amp; Humanities, serves as a cornerstone behavioral curriculum designed to cultivate emotional intelligence, interpersonal fluency, self-awareness, and ethical leadership among engineering undergraduates. By mandating comprehensive self-diagnostic projects, the course obligates students to hold an unvarnished mirror to their psychological architecture. Rather than relying on self-congratulatory assumptions, students must evaluate their habits, blind spots, cognitive defense mechanisms, and stress responses. This report fulfills the capstone individual submission requirement for LTLS through empirical self-investigation.</w:t>
+        <w:t>When engineers struggle with collaboration, projects slow down. An engineer who knows how to optimize a database query but cannot explain their logic clearly, or who gets defensive when teammates suggest alternatives, becomes a bottleneck. The literature on software teams shows that technical capability must be matched by self-awareness, active listening, and workload management (Goleman, 1995; Cottrell, 2015). Taking time to review personal work habits before graduating is therefore practical preparation for professional life.</w:t>
       </w:r>
     </w:p>
     <w:p>
       <w:pPr>
         <w:keepNext/>
-        <w:spacing w:before="200" w:after="60"/>
+        <w:spacing w:before="160" w:after="40"/>
       </w:pPr>
       <w:r>
         <w:rPr>
           <w:rFonts w:ascii="Arial" w:hAnsi="Arial"/>
           <w:b/>
           <w:color w:val="2563EB"/>
-          <w:sz w:val="24"/>
+          <w:sz w:val="23"/>
         </w:rPr>
-        <w:t>1.3 Personal Profile and Candidate Context (Rounak Neema, E244)</w:t>
+        <w:t>1.2 Course Background: Leadership, Team and Life Skills (LTLS)</w:t>
       </w:r>
     </w:p>
     <w:p>
       <w:pPr>
-        <w:spacing w:before="0" w:after="40" w:line="264" w:lineRule="auto"/>
+        <w:spacing w:before="0" w:after="60" w:line="269" w:lineRule="auto"/>
         <w:jc w:val="left"/>
       </w:pPr>
       <w:r>
@@ -2587,27 +2620,27 @@
           <w:color w:val="1E293B"/>
           <w:sz w:val="21"/>
         </w:rPr>
-        <w:t>The subject of this comprehensive self-analysis is ROUNAK NEEMA (Roll Number: E244), currently in the final year of the Bachelor of Technology in Computer Science and Engineering program at MPSTME, NMIMS, Shirpur Campus. Throughout seven semesters of rigorous technical training, my academic and technical pursuits have centered on low-level systems programming, backend architectures, runtime security, and scalable distributed infrastructures. While my academic record reflects robust technical problem-solving capabilities, my operational trajectory has been characterized by sharp behavioral paradoxes. An insatiable intellectual curiosity has driven me to explore vast landscapes of computing paradigms; however, this same trait has manifested as chronic over-commitment, superficial knowledge dispersion, and severe procrastination. Furthermore, while my peers recognize my intense drive and technical ambition, team collaborations have frequently experienced friction due to an unconscious habit of non-listening and cognitive fixation. Conducting this rigorous self-analysis is essential to identify psychological bottlenecks and build sustainable behavioral competencies.</w:t>
+        <w:t>At MPSTME, NMIMS, the Leadership, Team and Life Skills (LTLS) course offered by the Department of Applied Sciences &amp; Humanities addresses this gap. Rather than lecturing on abstract management theories, the curriculum requires students to examine their actual behavior in team settings. We use self-assessment models, peer reviews, and reflection journals to uncover personal blind spots. This report serves as my individual submission for the course, applying these tools to my own academic and project experience.</w:t>
       </w:r>
     </w:p>
     <w:p>
       <w:pPr>
         <w:keepNext/>
-        <w:spacing w:before="200" w:after="60"/>
+        <w:spacing w:before="160" w:after="40"/>
       </w:pPr>
       <w:r>
         <w:rPr>
           <w:rFonts w:ascii="Arial" w:hAnsi="Arial"/>
           <w:b/>
           <w:color w:val="2563EB"/>
-          <w:sz w:val="24"/>
+          <w:sz w:val="23"/>
         </w:rPr>
-        <w:t>1.4 Objectives and Scope of the Investigation</w:t>
+        <w:t>1.3 Personal Context (Rounak Neema, B.Tech CSE, E244)</w:t>
       </w:r>
     </w:p>
     <w:p>
       <w:pPr>
-        <w:spacing w:before="0" w:after="40" w:line="264" w:lineRule="auto"/>
+        <w:spacing w:before="0" w:after="60" w:line="269" w:lineRule="auto"/>
         <w:jc w:val="left"/>
       </w:pPr>
       <w:r>
@@ -2618,47 +2651,12 @@
           <w:color w:val="1E293B"/>
           <w:sz w:val="21"/>
         </w:rPr>
-        <w:t>The primary objective of this academic research is to conduct an uncompromising, multidimensional diagnostic evaluation of my personal and professional attributes, establishing an empirical foundation for a 24-month developmental roadmap. Specifically, this study aims to: (1) Systematically deconstruct internal proficiencies and liabilities using the classic SWOT framework; (2) Illuminate hidden interpersonal dynamics and cognitive blind spots through a multi-rater Johari Window analysis with 8 engineering peers; (3) Examine the psychodynamic interplay between personal weaknesses (over-commitment, breadth dispersion, procrastination) and external threats (stage fear, burnout); (4) Investigate the psychological architecture of the 'performs only under extreme conditions' paradox using the Yerkes-Dodson Law; and (5) Formulate a high-impact TOWS strategy and phased Personal Development Plan (PDP) featuring quantifiable Key Performance Indicators (KPIs).</w:t>
-      </w:r>
-    </w:p>
-    <w:p>
-      <w:r>
-        <w:br w:type="page"/>
+        <w:t>I am in my final year of B.Tech in Computer Science and Engineering at the Shirpur campus. Over seven semesters, my main technical interests have centered on backend systems, networking, and low-level code. I genuinely enjoy figuring out how systems work under the hood. However, my project work has also been marked by recurring problems: taking on more work than I can handle, jumping between too many new frameworks without finishing deep implementations, and delaying tasks until an approaching deadline forces me to stay up all night.</w:t>
       </w:r>
     </w:p>
     <w:p>
       <w:pPr>
-        <w:keepNext/>
-        <w:spacing w:before="280" w:after="80"/>
-      </w:pPr>
-      <w:r>
-        <w:rPr>
-          <w:rFonts w:ascii="Arial" w:hAnsi="Arial"/>
-          <w:b/>
-          <w:color w:val="1E3A8A"/>
-          <w:sz w:val="28"/>
-        </w:rPr>
-        <w:t>CHAPTER 2: THEORETICAL FOUNDATIONS AND CONCEPTUAL FRAMEWORKS</w:t>
-      </w:r>
-    </w:p>
-    <w:p>
-      <w:pPr>
-        <w:keepNext/>
-        <w:spacing w:before="200" w:after="60"/>
-      </w:pPr>
-      <w:r>
-        <w:rPr>
-          <w:rFonts w:ascii="Arial" w:hAnsi="Arial"/>
-          <w:b/>
-          <w:color w:val="2563EB"/>
-          <w:sz w:val="24"/>
-        </w:rPr>
-        <w:t>2.1 Strategic Personal Assessment: The SWOT Paradigm</w:t>
-      </w:r>
-    </w:p>
-    <w:p>
-      <w:pPr>
-        <w:spacing w:before="0" w:after="40" w:line="264" w:lineRule="auto"/>
+        <w:spacing w:before="0" w:after="60" w:line="269" w:lineRule="auto"/>
         <w:jc w:val="left"/>
       </w:pPr>
       <w:r>
@@ -2669,19 +2667,96 @@
           <w:color w:val="1E293B"/>
           <w:sz w:val="21"/>
         </w:rPr>
-        <w:t>The SWOT framework, originally formulated during the 1960s at the Stanford Research Institute by Albert Humphrey and subsequently adapted for strategic corporate management by Kenneth Andrews, provides a structured methodology for identifying internal capabilities and external environmental dynamics (Humphrey, 2005; Andrews, 1971). The model operates across a two-by-two matrix defined by Origin (Internal vs. External) and Evaluative Valence (Helpful vs. Harmful). Internal factors encompass Strengths (S) and Weaknesses (W), while external factors comprise Opportunities (O) and Threats (T). To elevate SWOT into strategic execution, Heinz Weihrich (1982) conceptualized the TOWS Matrix, formulating Maxi-Maxi (SO), Mini-Maxi (WO), Maxi-Mini (ST), and Mini-Mini (WT) strategies.</w:t>
+        <w:t>In team discussions, I have also noticed friction with classmates when we disagree on technical decisions. To prepare for transitioning into the software industry, I need a clear-eyed review of why these patterns happen and what habits I must change.</w:t>
       </w:r>
     </w:p>
     <w:p>
       <w:pPr>
         <w:keepNext/>
-        <w:spacing w:before="120" w:after="40"/>
+        <w:spacing w:before="160" w:after="40"/>
+      </w:pPr>
+      <w:r>
+        <w:rPr>
+          <w:rFonts w:ascii="Arial" w:hAnsi="Arial"/>
+          <w:b/>
+          <w:color w:val="2563EB"/>
+          <w:sz w:val="23"/>
+        </w:rPr>
+        <w:t>1.4 Project Objectives and Scope</w:t>
+      </w:r>
+    </w:p>
+    <w:p>
+      <w:pPr>
+        <w:spacing w:before="0" w:after="60" w:line="269" w:lineRule="auto"/>
+        <w:jc w:val="left"/>
+      </w:pPr>
+      <w:r>
+        <w:rPr>
+          <w:rFonts w:ascii="Calibri" w:hAnsi="Calibri"/>
+          <w:b w:val="0"/>
+          <w:i w:val="0"/>
+          <w:color w:val="1E293B"/>
+          <w:sz w:val="21"/>
+        </w:rPr>
+        <w:t>This project focuses on four specific goals: (1) Conduct a realistic SWOT analysis to evaluate my technical skills and work habits; (2) Collect anonymous peer feedback using the Johari Window to see how teammates actually view my communication; (3) Examine why I rely on last-minute crunch pressure to work, using the Yerkes-Dodson arousal model; and (4) Build a concrete two-year development plan with specific targets to fix these weaknesses.</w:t>
+      </w:r>
+    </w:p>
+    <w:p>
+      <w:pPr>
+        <w:keepNext/>
+        <w:spacing w:before="220" w:after="60"/>
+      </w:pPr>
+      <w:r>
+        <w:rPr>
+          <w:rFonts w:ascii="Arial" w:hAnsi="Arial"/>
+          <w:b/>
+          <w:color w:val="1E3A8A"/>
+          <w:sz w:val="27"/>
+        </w:rPr>
+        <w:t>CHAPTER 2: THEORETICAL FOUNDATIONS AND CONCEPTUAL FRAMEWORKS</w:t>
+      </w:r>
+    </w:p>
+    <w:p>
+      <w:pPr>
+        <w:keepNext/>
+        <w:spacing w:before="160" w:after="40"/>
+      </w:pPr>
+      <w:r>
+        <w:rPr>
+          <w:rFonts w:ascii="Arial" w:hAnsi="Arial"/>
+          <w:b/>
+          <w:color w:val="2563EB"/>
+          <w:sz w:val="23"/>
+        </w:rPr>
+        <w:t>2.1 Strategic Personal Assessment: The SWOT Paradigm</w:t>
+      </w:r>
+    </w:p>
+    <w:p>
+      <w:pPr>
+        <w:spacing w:before="0" w:after="60" w:line="269" w:lineRule="auto"/>
+        <w:jc w:val="left"/>
+      </w:pPr>
+      <w:r>
+        <w:rPr>
+          <w:rFonts w:ascii="Calibri" w:hAnsi="Calibri"/>
+          <w:b w:val="0"/>
+          <w:i w:val="0"/>
+          <w:color w:val="1E293B"/>
+          <w:sz w:val="21"/>
+        </w:rPr>
+        <w:t>The SWOT framework was developed in the 1960s at the Stanford Research Institute and later adapted by Kenneth Andrews (1971) for corporate strategy. Over the last three decades, personal development researchers have adapted it for individual self-audits (Cottrell, 2015). The framework splits attributes into internal factors (strengths and weaknesses) and external factors (opportunities and threats).</w:t>
+      </w:r>
+    </w:p>
+    <w:p>
+      <w:pPr>
+        <w:keepNext/>
+        <w:spacing w:before="100" w:after="20"/>
         <w:jc w:val="center"/>
       </w:pPr>
       <w:r>
         <w:drawing>
           <wp:inline xmlns:a="http://schemas.openxmlformats.org/drawingml/2006/main" xmlns:pic="http://schemas.openxmlformats.org/drawingml/2006/picture">
-            <wp:extent cx="3749039" cy="2436875"/>
+            <wp:extent cx="3383280" cy="2199132"/>
             <wp:docPr id="2" name="Picture 2"/>
             <wp:cNvGraphicFramePr>
               <a:graphicFrameLocks noChangeAspect="1"/>
@@ -2702,7 +2777,7 @@
                   <pic:spPr>
                     <a:xfrm>
                       <a:off x="0" y="0"/>
-                      <a:ext cx="3749039" cy="2436875"/>
+                      <a:ext cx="3383280" cy="2199132"/>
                     </a:xfrm>
                     <a:prstGeom prst="rect"/>
                   </pic:spPr>
@@ -2715,7 +2790,7 @@
     </w:p>
     <w:p>
       <w:pPr>
-        <w:spacing w:before="20" w:after="120"/>
+        <w:spacing w:before="20" w:after="100"/>
         <w:jc w:val="center"/>
       </w:pPr>
       <w:r>
@@ -2731,22 +2806,7 @@
     </w:p>
     <w:p>
       <w:pPr>
-        <w:keepNext/>
-        <w:spacing w:before="200" w:after="60"/>
-      </w:pPr>
-      <w:r>
-        <w:rPr>
-          <w:rFonts w:ascii="Arial" w:hAnsi="Arial"/>
-          <w:b/>
-          <w:color w:val="2563EB"/>
-          <w:sz w:val="24"/>
-        </w:rPr>
-        <w:t>2.2 Interpersonal Dynamics: The Johari Window Model</w:t>
-      </w:r>
-    </w:p>
-    <w:p>
-      <w:pPr>
-        <w:spacing w:before="0" w:after="40" w:line="264" w:lineRule="auto"/>
+        <w:spacing w:before="0" w:after="60" w:line="269" w:lineRule="auto"/>
         <w:jc w:val="left"/>
       </w:pPr>
       <w:r>
@@ -2757,19 +2817,50 @@
           <w:color w:val="1E293B"/>
           <w:sz w:val="21"/>
         </w:rPr>
-        <w:t>Self-awareness cannot exist in an introspective vacuum. While an individual possesses direct access to internal thoughts and feelings, they are systematically vulnerable to cognitive biases, ego defenses, and self-deception (Kahneman, 2011). To achieve authentic self-knowledge, internal reflection must be triangulated with external social perception. The Johari Window, conceptualized in 1955 by cognitive psychologists Joseph Luft and Harry Ingham, provides the definitive psychological framework for mapping interpersonal awareness, communication transparency, and group dynamics across four quadrants: Open Arena, Blind Spot, Hidden Facade, and Unknown Area.</w:t>
+        <w:t>To make a SWOT analysis actionable rather than just a list of traits, Heinz Weihrich (1982) introduced the TOWS matrix. TOWS pairs quadrants to build practical responses: using strengths to pursue opportunities (SO), fixing weaknesses by taking up opportunities (WO), using strengths to deflect threats (ST), and building defensive guardrails to keep weaknesses from triggering threats (WT).</w:t>
       </w:r>
     </w:p>
     <w:p>
       <w:pPr>
         <w:keepNext/>
-        <w:spacing w:before="120" w:after="40"/>
+        <w:spacing w:before="160" w:after="40"/>
+      </w:pPr>
+      <w:r>
+        <w:rPr>
+          <w:rFonts w:ascii="Arial" w:hAnsi="Arial"/>
+          <w:b/>
+          <w:color w:val="2563EB"/>
+          <w:sz w:val="23"/>
+        </w:rPr>
+        <w:t>2.2 Interpersonal Dynamics: The Johari Window Model</w:t>
+      </w:r>
+    </w:p>
+    <w:p>
+      <w:pPr>
+        <w:spacing w:before="0" w:after="60" w:line="269" w:lineRule="auto"/>
+        <w:jc w:val="left"/>
+      </w:pPr>
+      <w:r>
+        <w:rPr>
+          <w:rFonts w:ascii="Calibri" w:hAnsi="Calibri"/>
+          <w:b w:val="0"/>
+          <w:i w:val="0"/>
+          <w:color w:val="1E293B"/>
+          <w:sz w:val="21"/>
+        </w:rPr>
+        <w:t>Introspection alone is not enough to understand how we operate. Cognitive psychologists have documented that people routinely misjudge their own communication habits due to ego preservation and confirmation bias (Kahneman, 2011). Joseph Luft and Harry Ingham developed the Johari Window in 1955 to solve this problem by comparing self-perception with peer feedback.</w:t>
+      </w:r>
+    </w:p>
+    <w:p>
+      <w:pPr>
+        <w:keepNext/>
+        <w:spacing w:before="100" w:after="20"/>
         <w:jc w:val="center"/>
       </w:pPr>
       <w:r>
         <w:drawing>
           <wp:inline xmlns:a="http://schemas.openxmlformats.org/drawingml/2006/main" xmlns:pic="http://schemas.openxmlformats.org/drawingml/2006/picture">
-            <wp:extent cx="3749039" cy="2624327"/>
+            <wp:extent cx="3383280" cy="2368296"/>
             <wp:docPr id="3" name="Picture 3"/>
             <wp:cNvGraphicFramePr>
               <a:graphicFrameLocks noChangeAspect="1"/>
@@ -2790,7 +2881,7 @@
                   <pic:spPr>
                     <a:xfrm>
                       <a:off x="0" y="0"/>
-                      <a:ext cx="3749039" cy="2624327"/>
+                      <a:ext cx="3383280" cy="2368296"/>
                     </a:xfrm>
                     <a:prstGeom prst="rect"/>
                   </pic:spPr>
@@ -2803,7 +2894,7 @@
     </w:p>
     <w:p>
       <w:pPr>
-        <w:spacing w:before="20" w:after="120"/>
+        <w:spacing w:before="20" w:after="100"/>
         <w:jc w:val="center"/>
       </w:pPr>
       <w:r>
@@ -2819,22 +2910,7 @@
     </w:p>
     <w:p>
       <w:pPr>
-        <w:keepNext/>
-        <w:spacing w:before="200" w:after="60"/>
-      </w:pPr>
-      <w:r>
-        <w:rPr>
-          <w:rFonts w:ascii="Arial" w:hAnsi="Arial"/>
-          <w:b/>
-          <w:color w:val="2563EB"/>
-          <w:sz w:val="24"/>
-        </w:rPr>
-        <w:t>2.3 Psychological &amp; Cognitive Foundations</w:t>
-      </w:r>
-    </w:p>
-    <w:p>
-      <w:pPr>
-        <w:spacing w:before="0" w:after="40" w:line="264" w:lineRule="auto"/>
+        <w:spacing w:before="0" w:after="60" w:line="269" w:lineRule="auto"/>
         <w:jc w:val="left"/>
       </w:pPr>
       <w:r>
@@ -2845,16 +2921,44 @@
           <w:color w:val="1E293B"/>
           <w:sz w:val="21"/>
         </w:rPr>
-        <w:t>The Yerkes-Dodson Law of Arousal and Performance (1908): Formulated by psychologists Robert Yerkes and John Dillingham Dodson, this empirical principle dictates that cognitive and physiological performance increases with arousal up to an optimal threshold, beyond which hyper-arousal induces anxiety and executive dysfunction. In this study, the Yerkes-Dodson Law explains my 'only performs under extreme conditions' operating profile.</w:t>
+        <w:t>The model creates four quadrants: the Open Arena (traits known to both self and peers), the Blind Spot (habits visible to teammates but unnoticed by oneself), the Hidden Facade (private doubts and anxieties kept secret from colleagues), and the Unknown Area (behaviors that only appear during unexpected crises or novel conditions).</w:t>
+      </w:r>
+    </w:p>
+    <w:p>
+      <w:pPr>
+        <w:keepNext/>
+        <w:spacing w:before="160" w:after="40"/>
+      </w:pPr>
+      <w:r>
+        <w:rPr>
+          <w:rFonts w:ascii="Arial" w:hAnsi="Arial"/>
+          <w:b/>
+          <w:color w:val="2563EB"/>
+          <w:sz w:val="23"/>
+        </w:rPr>
+        <w:t>2.3 Supporting Theories: Yerkes-Dodson and Cognitive Load</w:t>
+      </w:r>
+    </w:p>
+    <w:p>
+      <w:pPr>
+        <w:spacing w:before="0" w:after="60" w:line="269" w:lineRule="auto"/>
+        <w:jc w:val="left"/>
+      </w:pPr>
+      <w:r>
+        <w:rPr>
+          <w:rFonts w:ascii="Calibri" w:hAnsi="Calibri"/>
+          <w:b w:val="0"/>
+          <w:i w:val="0"/>
+          <w:color w:val="1E293B"/>
+          <w:sz w:val="21"/>
+        </w:rPr>
+        <w:t>Two additional psychological models help explain my specific work patterns:</w:t>
         <w:br/>
         <w:br/>
-        <w:t>Cognitive Load Theory (Sweller, 1988): Sweller’s research demonstrates that working memory has severe bandwidth limitations. Attempting to assimilate vast, disparate domains simultaneously (breadth over depth) spikes cognitive load and impedes vertical mastery.</w:t>
+        <w:t>The Yerkes-Dodson Law (1908): Robert Yerkes and John Dodson showed that cognitive performance follows an inverted-U curve relative to mental arousal or stress. Low arousal leads to boredom, lack of focus, and task delay. As urgency rises, focus improves until reaching an optimal zone. If stress gets too high, performance crashes into anxiety and panic. In my case, this curve is shifted far to the right: routine tasks produce almost no focus, and I depend on high-pressure deadlines to reach full productivity.</w:t>
         <w:br/>
         <w:br/>
-        <w:t>The Imposter Phenomenon (Clance &amp; Imes, 1978): High-achieving individuals frequently harbor secret feelings of intellectual fraudulence, triggering chronic overthinking and perfectionist procrastination.</w:t>
-        <w:br/>
-        <w:br/>
-        <w:t>Active Listening (Rogers &amp; Farson, 1957): Authentic communication requires empathetic listening—suspending personal judgment, refraining from premature counter-argument formulation, and fully assimilating the speaker's perspective.</w:t>
+        <w:t>Cognitive Load Theory (Sweller, 1988): John Sweller demonstrated that human working memory has limited capacity. Trying to learn multiple unrelated programming languages and frameworks at the same time saturates mental bandwidth, preventing deep understanding and reinforcing superficial knowledge.</w:t>
       </w:r>
     </w:p>
     <w:p>
@@ -2865,14 +2969,14 @@
     <w:p>
       <w:pPr>
         <w:keepNext/>
-        <w:spacing w:before="280" w:after="80"/>
+        <w:spacing w:before="220" w:after="60"/>
       </w:pPr>
       <w:r>
         <w:rPr>
           <w:rFonts w:ascii="Arial" w:hAnsi="Arial"/>
           <w:b/>
           <w:color w:val="1E3A8A"/>
-          <w:sz w:val="28"/>
+          <w:sz w:val="27"/>
         </w:rPr>
         <w:t>CHAPTER 3: RESEARCH METHODOLOGY &amp; ASSESSMENT PROTOCOL</w:t>
       </w:r>
@@ -2880,21 +2984,21 @@
     <w:p>
       <w:pPr>
         <w:keepNext/>
-        <w:spacing w:before="200" w:after="60"/>
+        <w:spacing w:before="160" w:after="40"/>
       </w:pPr>
       <w:r>
         <w:rPr>
           <w:rFonts w:ascii="Arial" w:hAnsi="Arial"/>
           <w:b/>
           <w:color w:val="2563EB"/>
-          <w:sz w:val="24"/>
+          <w:sz w:val="23"/>
         </w:rPr>
-        <w:t>3.1 Multi-Method Triangulation Research Design</w:t>
+        <w:t>3.1 Triangulation Approach</w:t>
       </w:r>
     </w:p>
     <w:p>
       <w:pPr>
-        <w:spacing w:before="0" w:after="40" w:line="264" w:lineRule="auto"/>
+        <w:spacing w:before="0" w:after="60" w:line="269" w:lineRule="auto"/>
         <w:jc w:val="left"/>
       </w:pPr>
       <w:r>
@@ -2905,27 +3009,27 @@
           <w:color w:val="1E293B"/>
           <w:sz w:val="21"/>
         </w:rPr>
-        <w:t>To ensure empirical validity and eliminate subjective solipsism, this self-analysis employs a mixed-method triangulation research design (Denzin, 1978), combining multiple independent data sources and evaluative lenses to cross-verify psychological and behavioral phenomena over a sustained 12-week observational period.</w:t>
+        <w:t>To make sure this report was based on real evidence rather than flattering assumptions, I used a mixed-method triangulation design (Denzin, 1978). I gathered data from three independent angles over a twelve-week period: my own daily project logs, an anonymous peer questionnaire, and feedback from my faculty mentor.</w:t>
       </w:r>
     </w:p>
     <w:p>
       <w:pPr>
         <w:keepNext/>
-        <w:spacing w:before="200" w:after="60"/>
+        <w:spacing w:before="160" w:after="40"/>
       </w:pPr>
       <w:r>
         <w:rPr>
           <w:rFonts w:ascii="Arial" w:hAnsi="Arial"/>
           <w:b/>
           <w:color w:val="2563EB"/>
-          <w:sz w:val="24"/>
+          <w:sz w:val="23"/>
         </w:rPr>
         <w:t>3.2 Data Collection Instrumentation &amp; Peer Sampling</w:t>
       </w:r>
     </w:p>
     <w:p>
       <w:pPr>
-        <w:spacing w:before="0" w:after="40" w:line="264" w:lineRule="auto"/>
+        <w:spacing w:before="0" w:after="60" w:line="269" w:lineRule="auto"/>
         <w:jc w:val="left"/>
       </w:pPr>
       <w:r>
@@ -2936,27 +3040,27 @@
           <w:color w:val="1E293B"/>
           <w:sz w:val="21"/>
         </w:rPr>
-        <w:t>The empirical data underpinning this study was collected through three structured protocols: (1) Structured Introspective Logging: A daily 12-week behavioral reflection journal tracking time allocation, project commitment counts, instances of task procrastination, cognitive reactions to technical roadblocks, and physiological anxiety markers; (2) 360-Degree Peer Feedback: An anonymous Johari Window questionnaire administered to eight (N=8) engineering peers, capstone project teammates, and lab partners evaluating technical contributions, communication clarity, debate conduct, listening habits, and stress responses; and (3) Academic Mentorship Consultations: Bi-weekly review sessions with faculty guide Dr. Abhijeet Dawle evaluating project milestones, presentation delivery patterns, and interpersonal dynamics.</w:t>
+        <w:t>The information was collected through three specific methods: (1) Daily Activity Journal: A 12-week log tracking hours worked, number of active side projects, instances of putting off tasks, and physical stress markers before presentations; (2) Anonymous Peer Survey: A Johari Window questionnaire sent to eight (N=8) classmates and lab teammates who worked closely with me on group coding assignments and college projects over the last two years; and (3) Faculty Guidance: Regular review sessions with Dr. Abhijeet Dawle to evaluate my presentation delivery and team interactions.</w:t>
       </w:r>
     </w:p>
     <w:p>
       <w:pPr>
         <w:keepNext/>
-        <w:spacing w:before="200" w:after="60"/>
+        <w:spacing w:before="160" w:after="40"/>
       </w:pPr>
       <w:r>
         <w:rPr>
           <w:rFonts w:ascii="Arial" w:hAnsi="Arial"/>
           <w:b/>
           <w:color w:val="2563EB"/>
-          <w:sz w:val="24"/>
+          <w:sz w:val="23"/>
         </w:rPr>
         <w:t>3.3 Data Normalization, Coding, and Bias Mitigation</w:t>
       </w:r>
     </w:p>
     <w:p>
       <w:pPr>
-        <w:spacing w:before="0" w:after="40" w:line="264" w:lineRule="auto"/>
+        <w:spacing w:before="0" w:after="60" w:line="269" w:lineRule="auto"/>
         <w:jc w:val="left"/>
       </w:pPr>
       <w:r>
@@ -2967,7 +3071,7 @@
           <w:color w:val="1E293B"/>
           <w:sz w:val="21"/>
         </w:rPr>
-        <w:t>To counter the Dunning-Kruger effect, self-serving attribution bias, and social desirability bias, raw qualitative and quantitative responses were coded using thematic content analysis (Braun &amp; Clarke, 2006). Peer feedback descriptors were categorized directly into the four Johari Window quadrants using strict consensus rules: attributes recognized by both myself and &gt;=50% of respondents were mapped to the Open Arena; attributes flagged by &gt;=50% of respondents but unacknowledged in self-audit were coded as Blind Spots; private attributes acknowledged in journal logs but unrecognized by peers were coded as Hidden Facade; and performance anomalies triggered exclusively under acute crisis were classified into the Unknown Area.</w:t>
+        <w:t>Self-evaluations are vulnerable to the Dunning-Kruger effect, where people overestimate their skills, and attribution bias, where people blame outside factors for their delays. To filter out these tendencies, peer responses were classified into Johari quadrants using simple majority rules: attributes checked by both myself and four or more peers were placed in the Open Arena; attributes marked by four or more peers that I had not noted myself were tagged as Blind Spots; traits I noted in private logs that peers did not mention went into the Hidden Facade; and performance quirks that only appeared during hackathons or emergency deadlines were assigned to the Unknown Area.</w:t>
       </w:r>
     </w:p>
     <w:p>
@@ -2978,21 +3082,21 @@
     <w:p>
       <w:pPr>
         <w:keepNext/>
-        <w:spacing w:before="280" w:after="80"/>
+        <w:spacing w:before="220" w:after="60"/>
       </w:pPr>
       <w:r>
         <w:rPr>
           <w:rFonts w:ascii="Arial" w:hAnsi="Arial"/>
           <w:b/>
           <w:color w:val="1E3A8A"/>
-          <w:sz w:val="28"/>
+          <w:sz w:val="27"/>
         </w:rPr>
         <w:t>CHAPTER 4: EMPIRICAL FINDINGS: COMPREHENSIVE SWOT ANALYSIS</w:t>
       </w:r>
     </w:p>
     <w:p>
       <w:pPr>
-        <w:spacing w:before="0" w:after="40" w:line="264" w:lineRule="auto"/>
+        <w:spacing w:before="0" w:after="60" w:line="269" w:lineRule="auto"/>
         <w:jc w:val="left"/>
       </w:pPr>
       <w:r>
@@ -3003,19 +3107,19 @@
           <w:color w:val="1E293B"/>
           <w:sz w:val="21"/>
         </w:rPr>
-        <w:t>The empirical SWOT evaluation synthesizes quantitative data from academic tracking logs and qualitative feedback from technical project reviews. Figure 3 illustrates the full matrix, and Table 1 summarizes the findings.</w:t>
+        <w:t>Table 1 summarizes the findings from my self-assessment logs and project evaluations, structured into internal capabilities and external conditions. Figure 3 illustrates the full matrix.</w:t>
       </w:r>
     </w:p>
     <w:p>
       <w:pPr>
         <w:keepNext/>
-        <w:spacing w:before="120" w:after="40"/>
+        <w:spacing w:before="100" w:after="20"/>
         <w:jc w:val="center"/>
       </w:pPr>
       <w:r>
         <w:drawing>
           <wp:inline xmlns:a="http://schemas.openxmlformats.org/drawingml/2006/main" xmlns:pic="http://schemas.openxmlformats.org/drawingml/2006/picture">
-            <wp:extent cx="3749039" cy="2556163"/>
+            <wp:extent cx="3383280" cy="2306782"/>
             <wp:docPr id="4" name="Picture 4"/>
             <wp:cNvGraphicFramePr>
               <a:graphicFrameLocks noChangeAspect="1"/>
@@ -3036,7 +3140,7 @@
                   <pic:spPr>
                     <a:xfrm>
                       <a:off x="0" y="0"/>
-                      <a:ext cx="3749039" cy="2556163"/>
+                      <a:ext cx="3383280" cy="2306782"/>
                     </a:xfrm>
                     <a:prstGeom prst="rect"/>
                   </pic:spPr>
@@ -3049,7 +3153,7 @@
     </w:p>
     <w:p>
       <w:pPr>
-        <w:spacing w:before="20" w:after="120"/>
+        <w:spacing w:before="20" w:after="100"/>
         <w:jc w:val="center"/>
       </w:pPr>
       <w:r>
@@ -3071,8 +3175,8 @@
         <w:tblLook w:firstColumn="1" w:firstRow="1" w:lastColumn="0" w:lastRow="0" w:noHBand="0" w:noVBand="1" w:val="04A0"/>
       </w:tblPr>
       <w:tblGrid>
-        <w:gridCol w:w="4896"/>
-        <w:gridCol w:w="4896"/>
+        <w:gridCol w:w="4968"/>
+        <w:gridCol w:w="4968"/>
       </w:tblGrid>
       <w:tr>
         <w:tc>
@@ -3080,10 +3184,10 @@
             <w:tcW w:type="dxa" w:w="4680"/>
             <w:shd w:fill="1E3A8A"/>
             <w:tcMar>
-              <w:top w:w="70" w:type="dxa"/>
-              <w:bottom w:w="70" w:type="dxa"/>
-              <w:left w:w="100" w:type="dxa"/>
-              <w:right w:w="100" w:type="dxa"/>
+              <w:top w:w="65" w:type="dxa"/>
+              <w:bottom w:w="65" w:type="dxa"/>
+              <w:left w:w="90" w:type="dxa"/>
+              <w:right w:w="90" w:type="dxa"/>
             </w:tcMar>
           </w:tcPr>
           <w:p>
@@ -3102,10 +3206,10 @@
             <w:tcW w:type="dxa" w:w="4680"/>
             <w:shd w:fill="1E3A8A"/>
             <w:tcMar>
-              <w:top w:w="70" w:type="dxa"/>
-              <w:bottom w:w="70" w:type="dxa"/>
-              <w:left w:w="100" w:type="dxa"/>
-              <w:right w:w="100" w:type="dxa"/>
+              <w:top w:w="65" w:type="dxa"/>
+              <w:bottom w:w="65" w:type="dxa"/>
+              <w:left w:w="90" w:type="dxa"/>
+              <w:right w:w="90" w:type="dxa"/>
             </w:tcMar>
           </w:tcPr>
           <w:p>
@@ -3126,10 +3230,10 @@
             <w:tcW w:type="dxa" w:w="4680"/>
             <w:shd w:fill="F8FAFC"/>
             <w:tcMar>
-              <w:top w:w="60" w:type="dxa"/>
-              <w:bottom w:w="60" w:type="dxa"/>
-              <w:left w:w="90" w:type="dxa"/>
-              <w:right w:w="90" w:type="dxa"/>
+              <w:top w:w="55" w:type="dxa"/>
+              <w:bottom w:w="55" w:type="dxa"/>
+              <w:left w:w="85" w:type="dxa"/>
+              <w:right w:w="85" w:type="dxa"/>
             </w:tcMar>
             <w:tcBorders>
               <w:top w:val="single" w:sz="4" w:space="0" w:color="CBD5E1"/>
@@ -3140,7 +3244,7 @@
           </w:tcPr>
           <w:p>
             <w:pPr>
-              <w:spacing w:line="276" w:lineRule="auto"/>
+              <w:spacing w:line="269" w:lineRule="auto"/>
             </w:pPr>
             <w:r>
               <w:rPr>
@@ -3148,9 +3252,9 @@
               </w:rPr>
               <w:t>STRENGTHS (INTERNAL):</w:t>
               <w:br/>
-              <w:t>• Unusually High Curiosity: Relentless drive to understand core systems from first principles.</w:t>
+              <w:t>- High curiosity: drive to deconstruct software tools, compilers, and protocols from first principles.</w:t>
               <w:br/>
-              <w:t>• Good Technical Skills: Solid foundation in backend engineering, systems architecture, and rapid prototyping.</w:t>
+              <w:t>- Strong technical foundation: comfortable with systems programming, backend logic, and quick prototype development.</w:t>
             </w:r>
           </w:p>
         </w:tc>
@@ -3159,10 +3263,10 @@
             <w:tcW w:type="dxa" w:w="4680"/>
             <w:shd w:fill="F8FAFC"/>
             <w:tcMar>
-              <w:top w:w="60" w:type="dxa"/>
-              <w:bottom w:w="60" w:type="dxa"/>
-              <w:left w:w="90" w:type="dxa"/>
-              <w:right w:w="90" w:type="dxa"/>
+              <w:top w:w="55" w:type="dxa"/>
+              <w:bottom w:w="55" w:type="dxa"/>
+              <w:left w:w="85" w:type="dxa"/>
+              <w:right w:w="85" w:type="dxa"/>
             </w:tcMar>
             <w:tcBorders>
               <w:top w:val="single" w:sz="4" w:space="0" w:color="CBD5E1"/>
@@ -3173,7 +3277,7 @@
           </w:tcPr>
           <w:p>
             <w:pPr>
-              <w:spacing w:line="276" w:lineRule="auto"/>
+              <w:spacing w:line="269" w:lineRule="auto"/>
             </w:pPr>
             <w:r>
               <w:rPr>
@@ -3181,11 +3285,11 @@
               </w:rPr>
               <w:t>WEAKNESSES (INTERNAL):</w:t>
               <w:br/>
-              <w:t>• Over-Commitment: Inability to say 'no'; cognitive bandwidth diluted across too many projects.</w:t>
+              <w:t>- Over-commitment: saying yes to too many projects; spreading focus thin across multiple responsibilities.</w:t>
               <w:br/>
-              <w:t>• Breadth Over Depth: Exploring wide arrays horizontally rather than mastering one core vertical niche.</w:t>
+              <w:t>- Breadth over depth: exploring wide technologies horizontally without building deep mastery in one core stack.</w:t>
               <w:br/>
-              <w:t>• Procrastination: High task-initiation threshold; delays execution until panic deadlines.</w:t>
+              <w:t>- Procrastination: delaying execution until an urgent deadline forces action.</w:t>
             </w:r>
           </w:p>
         </w:tc>
@@ -3196,10 +3300,10 @@
             <w:tcW w:type="dxa" w:w="4680"/>
             <w:shd w:fill="FFFFFF"/>
             <w:tcMar>
-              <w:top w:w="60" w:type="dxa"/>
-              <w:bottom w:w="60" w:type="dxa"/>
-              <w:left w:w="90" w:type="dxa"/>
-              <w:right w:w="90" w:type="dxa"/>
+              <w:top w:w="55" w:type="dxa"/>
+              <w:bottom w:w="55" w:type="dxa"/>
+              <w:left w:w="85" w:type="dxa"/>
+              <w:right w:w="85" w:type="dxa"/>
             </w:tcMar>
             <w:tcBorders>
               <w:top w:val="single" w:sz="4" w:space="0" w:color="CBD5E1"/>
@@ -3210,7 +3314,7 @@
           </w:tcPr>
           <w:p>
             <w:pPr>
-              <w:spacing w:line="276" w:lineRule="auto"/>
+              <w:spacing w:line="269" w:lineRule="auto"/>
             </w:pPr>
             <w:r>
               <w:rPr>
@@ -3218,9 +3322,9 @@
               </w:rPr>
               <w:t>OPPORTUNITIES (EXTERNAL):</w:t>
               <w:br/>
-              <w:t>• Dual Competency Synthesis: Ability to combine deep technical acumen with public communication skills simultaneously.</w:t>
+              <w:t>- Dual skill synthesis: combining software engineering ability with public speaking and technical writing.</w:t>
               <w:br/>
-              <w:t>• High Industry Demand: Exploding demand for Developer Advocates, Technical Architects, and open-source leads.</w:t>
+              <w:t>- Growing industry demand: tech companies value engineers who can explain architecture to teams and users.</w:t>
             </w:r>
           </w:p>
         </w:tc>
@@ -3229,10 +3333,10 @@
             <w:tcW w:type="dxa" w:w="4680"/>
             <w:shd w:fill="FFFFFF"/>
             <w:tcMar>
-              <w:top w:w="60" w:type="dxa"/>
-              <w:bottom w:w="60" w:type="dxa"/>
-              <w:left w:w="90" w:type="dxa"/>
-              <w:right w:w="90" w:type="dxa"/>
+              <w:top w:w="55" w:type="dxa"/>
+              <w:bottom w:w="55" w:type="dxa"/>
+              <w:left w:w="85" w:type="dxa"/>
+              <w:right w:w="85" w:type="dxa"/>
             </w:tcMar>
             <w:tcBorders>
               <w:top w:val="single" w:sz="4" w:space="0" w:color="CBD5E1"/>
@@ -3243,7 +3347,7 @@
           </w:tcPr>
           <w:p>
             <w:pPr>
-              <w:spacing w:line="276" w:lineRule="auto"/>
+              <w:spacing w:line="269" w:lineRule="auto"/>
             </w:pPr>
             <w:r>
               <w:rPr>
@@ -3251,9 +3355,9 @@
               </w:rPr>
               <w:t>THREATS (EXTERNAL):</w:t>
               <w:br/>
-              <w:t>• Stage Fear: Acute performance glossophobia during high-stakes presentations and oral evaluations.</w:t>
+              <w:t>- Stage fear: anxiety and physical discomfort during formal presentations and oral vivas.</w:t>
               <w:br/>
-              <w:t>• Burnout from Overwork: Physical and mental exhaustion resulting from over-commitment and chronic sleep deprivation.</w:t>
+              <w:t>- Burnout from overwork: physical and mental fatigue caused by piling up deadlines and staying up late to finish them.</w:t>
             </w:r>
           </w:p>
         </w:tc>
@@ -3261,7 +3365,7 @@
     </w:tbl>
     <w:p>
       <w:pPr>
-        <w:spacing w:before="0" w:after="160" w:line="264" w:lineRule="auto"/>
+        <w:spacing w:before="0" w:after="160" w:line="269" w:lineRule="auto"/>
         <w:jc w:val="center"/>
       </w:pPr>
       <w:r>
@@ -3278,21 +3382,21 @@
     <w:p>
       <w:pPr>
         <w:keepNext/>
-        <w:spacing w:before="200" w:after="60"/>
+        <w:spacing w:before="160" w:after="40"/>
       </w:pPr>
       <w:r>
         <w:rPr>
           <w:rFonts w:ascii="Arial" w:hAnsi="Arial"/>
           <w:b/>
           <w:color w:val="2563EB"/>
-          <w:sz w:val="24"/>
+          <w:sz w:val="23"/>
         </w:rPr>
         <w:t>4.1 Granular Analysis of Strengths (S)</w:t>
       </w:r>
     </w:p>
     <w:p>
       <w:pPr>
-        <w:spacing w:before="0" w:after="40" w:line="264" w:lineRule="auto"/>
+        <w:spacing w:before="0" w:after="60" w:line="269" w:lineRule="auto"/>
         <w:jc w:val="left"/>
       </w:pPr>
       <w:r>
@@ -3303,30 +3407,12 @@
           <w:color w:val="1E293B"/>
           <w:sz w:val="21"/>
         </w:rPr>
-        <w:t>S1: Unusually High Curiosity: My academic profile is driven by an insatiable, intrinsic curiosity. I routinely deconstruct compilers, kernel architectures, distributed network protocols, and cryptographic primitives from first principles, enabling rapid assimilations of complex paradigms without requiring external prodding.</w:t>
-        <w:br/>
-        <w:br/>
-        <w:t>S2: Good Technical Skills: Grounded in rigorous B.Tech coursework and practical software engineering, I have developed advanced competency in backend systems, algorithmic problem solving, API architecture, and database internals. My ability to rapidly build functional prototypes and reason about computational complexity represents a primary competitive asset.</w:t>
+        <w:t>High Curiosity: My main academic asset is that I do not like treating code as a black box. When studying operating systems or databases, I usually write small test programs to see how context switching or file locks actually work. This curiosity helps me pick up new concepts quickly without waiting for teacher assignments.</w:t>
       </w:r>
     </w:p>
     <w:p>
       <w:pPr>
-        <w:keepNext/>
-        <w:spacing w:before="200" w:after="60"/>
-      </w:pPr>
-      <w:r>
-        <w:rPr>
-          <w:rFonts w:ascii="Arial" w:hAnsi="Arial"/>
-          <w:b/>
-          <w:color w:val="2563EB"/>
-          <w:sz w:val="24"/>
-        </w:rPr>
-        <w:t>4.2 Comprehensive Deconstruction of Weaknesses (W)</w:t>
-      </w:r>
-    </w:p>
-    <w:p>
-      <w:pPr>
-        <w:spacing w:before="0" w:after="40" w:line="264" w:lineRule="auto"/>
+        <w:spacing w:before="0" w:after="60" w:line="269" w:lineRule="auto"/>
         <w:jc w:val="left"/>
       </w:pPr>
       <w:r>
@@ -3337,33 +3423,27 @@
           <w:color w:val="1E293B"/>
           <w:sz w:val="21"/>
         </w:rPr>
-        <w:t>W1: Over-Commitment: Driven by intellectual ambition and enthusiasm, I exhibit a severe behavioral vulnerability: saying 'yes' to excessive concurrent commitments. Juggling capstone research, open-source initiatives, hackathons, and departmental duties dilutes bandwidth and degrades execution quality.</w:t>
-        <w:br/>
-        <w:br/>
-        <w:t>W2: Breadth Over Depth (Knowledge Dispersion): Rather than remaining anchored within a specific technical domain until achieving deep mastery, I frequently wander horizontally across disparate frameworks and paradigms, creating risk of becoming a 'jack of all trades, master of none.'</w:t>
-        <w:br/>
-        <w:br/>
-        <w:t>W3: Procrastination: Habitually postponing challenging deliverables until the eleventh hour, rooted in perfectionist anxiety and overthinking, forces high-pressure late-night cramming marathons.</w:t>
+        <w:t>Good Technical Skills: Across lab practicals and college projects, I have developed solid coding skills in backend logic, API design, and debugging. I can prototype working applications quickly and reason through edge cases when writing code.</w:t>
       </w:r>
     </w:p>
     <w:p>
       <w:pPr>
         <w:keepNext/>
-        <w:spacing w:before="200" w:after="60"/>
+        <w:spacing w:before="160" w:after="40"/>
       </w:pPr>
       <w:r>
         <w:rPr>
           <w:rFonts w:ascii="Arial" w:hAnsi="Arial"/>
           <w:b/>
           <w:color w:val="2563EB"/>
-          <w:sz w:val="24"/>
+          <w:sz w:val="23"/>
         </w:rPr>
-        <w:t>4.3 Strategic Exploration of Opportunities (O)</w:t>
+        <w:t>4.2 Comprehensive Deconstruction of Weaknesses (W)</w:t>
       </w:r>
     </w:p>
     <w:p>
       <w:pPr>
-        <w:spacing w:before="0" w:after="40" w:line="264" w:lineRule="auto"/>
+        <w:spacing w:before="0" w:after="60" w:line="269" w:lineRule="auto"/>
         <w:jc w:val="left"/>
       </w:pPr>
       <w:r>
@@ -3374,30 +3454,12 @@
           <w:color w:val="1E293B"/>
           <w:sz w:val="21"/>
         </w:rPr>
-        <w:t>O1: Combining Technical &amp; Public Skills Simultaneously: Within engineering, software professionals typically polarize into technical specialists lacking communication skills, or communicators lacking deep technical chops. My profile presents an extraordinary opportunity to synthesize both—positioning me in high-leverage hybrid roles such as Solutions Architect or Developer Advocate.</w:t>
-        <w:br/>
-        <w:br/>
-        <w:t>O2: High Industry Demand for Tech Evangelism: Modern software enterprises invest heavily in engineering leaders who can bridge code and community through clear technical writing, open-source contributions, and conference presentations.</w:t>
+        <w:t>Over-Commitment: Because I get enthusiastic about interesting ideas, I regularly take on too many projects. During the fifth and sixth semesters, I agreed to work on two research ideas, a hackathon submission, and an open-source tool while taking regular classes. The result was missed deadlines and mediocre code quality across all of them.</w:t>
       </w:r>
     </w:p>
     <w:p>
       <w:pPr>
-        <w:keepNext/>
-        <w:spacing w:before="200" w:after="60"/>
-      </w:pPr>
-      <w:r>
-        <w:rPr>
-          <w:rFonts w:ascii="Arial" w:hAnsi="Arial"/>
-          <w:b/>
-          <w:color w:val="2563EB"/>
-          <w:sz w:val="24"/>
-        </w:rPr>
-        <w:t>4.4 Environmental &amp; Psychological Threats (T)</w:t>
-      </w:r>
-    </w:p>
-    <w:p>
-      <w:pPr>
-        <w:spacing w:before="0" w:after="40" w:line="264" w:lineRule="auto"/>
+        <w:spacing w:before="0" w:after="60" w:line="269" w:lineRule="auto"/>
         <w:jc w:val="left"/>
       </w:pPr>
       <w:r>
@@ -3408,23 +3470,130 @@
           <w:color w:val="1E293B"/>
           <w:sz w:val="21"/>
         </w:rPr>
-        <w:t>T1: Stage Fear (Glossophobia): Formal public speaking triggers severe performance anxiety, elevated heart rate, and cognitive freezing, threatening to conceal my authentic technical competence during high-stakes presentations and technical defenses.</w:t>
-        <w:br/>
-        <w:br/>
-        <w:t>T2: Burnout from Overwork: The volatile combination of chronic over-commitment, perfectionism, and last-minute procrastination creates extreme stress spikes, threatening long-term cognitive endurance and physical health.</w:t>
+        <w:t>Breadth Over Depth: My curiosity often works against me. Instead of staying focused on mastering distributed backend architecture in depth, I get sidetracked trying out frontend frameworks, mobile app stacks, or compiler tools. I end up knowing a little about everything, but lack deep specialization.</w:t>
+      </w:r>
+    </w:p>
+    <w:p>
+      <w:pPr>
+        <w:spacing w:before="0" w:after="60" w:line="269" w:lineRule="auto"/>
+        <w:jc w:val="left"/>
+      </w:pPr>
+      <w:r>
+        <w:rPr>
+          <w:rFonts w:ascii="Calibri" w:hAnsi="Calibri"/>
+          <w:b w:val="0"/>
+          <w:i w:val="0"/>
+          <w:color w:val="1E293B"/>
+          <w:sz w:val="21"/>
+        </w:rPr>
+        <w:t>Procrastination: I have a high resistance to starting projects early. I often spend days reading documentation or thinking about the cleanest possible architecture, only to leave actual coding to the final two days before submission.</w:t>
       </w:r>
     </w:p>
     <w:p>
       <w:pPr>
         <w:keepNext/>
-        <w:spacing w:before="200" w:after="60"/>
+        <w:spacing w:before="160" w:after="40"/>
       </w:pPr>
       <w:r>
         <w:rPr>
           <w:rFonts w:ascii="Arial" w:hAnsi="Arial"/>
           <w:b/>
           <w:color w:val="2563EB"/>
-          <w:sz w:val="24"/>
+          <w:sz w:val="23"/>
+        </w:rPr>
+        <w:t>4.3 Strategic Exploration of Opportunities (O)</w:t>
+      </w:r>
+    </w:p>
+    <w:p>
+      <w:pPr>
+        <w:spacing w:before="0" w:after="60" w:line="269" w:lineRule="auto"/>
+        <w:jc w:val="left"/>
+      </w:pPr>
+      <w:r>
+        <w:rPr>
+          <w:rFonts w:ascii="Calibri" w:hAnsi="Calibri"/>
+          <w:b w:val="0"/>
+          <w:i w:val="0"/>
+          <w:color w:val="1E293B"/>
+          <w:sz w:val="21"/>
+        </w:rPr>
+        <w:t>Dual Competency Synthesis: Most computer science students prefer either coding alone or handling non-technical project coordination. Being able to write backend code and also speak comfortably in front of an audience is a strong combination. It opens doors to roles like Solutions Architect, Developer Advocate, and technical lead positions.</w:t>
+      </w:r>
+    </w:p>
+    <w:p>
+      <w:pPr>
+        <w:spacing w:before="0" w:after="60" w:line="269" w:lineRule="auto"/>
+        <w:jc w:val="left"/>
+      </w:pPr>
+      <w:r>
+        <w:rPr>
+          <w:rFonts w:ascii="Calibri" w:hAnsi="Calibri"/>
+          <w:b w:val="0"/>
+          <w:i w:val="0"/>
+          <w:color w:val="1E293B"/>
+          <w:sz w:val="21"/>
+        </w:rPr>
+        <w:t>Public Technical Communication: Tech companies actively hire engineers who can write clear technical guides, explain system trade-offs to clients, and speak at developer meetups. Turning my curiosity into public technical articles is a direct way to build authority.</w:t>
+      </w:r>
+    </w:p>
+    <w:p>
+      <w:pPr>
+        <w:keepNext/>
+        <w:spacing w:before="160" w:after="40"/>
+      </w:pPr>
+      <w:r>
+        <w:rPr>
+          <w:rFonts w:ascii="Arial" w:hAnsi="Arial"/>
+          <w:b/>
+          <w:color w:val="2563EB"/>
+          <w:sz w:val="23"/>
+        </w:rPr>
+        <w:t>4.4 Environmental &amp; Psychological Threats (T)</w:t>
+      </w:r>
+    </w:p>
+    <w:p>
+      <w:pPr>
+        <w:spacing w:before="0" w:after="60" w:line="269" w:lineRule="auto"/>
+        <w:jc w:val="left"/>
+      </w:pPr>
+      <w:r>
+        <w:rPr>
+          <w:rFonts w:ascii="Calibri" w:hAnsi="Calibri"/>
+          <w:b w:val="0"/>
+          <w:i w:val="0"/>
+          <w:color w:val="1E293B"/>
+          <w:sz w:val="21"/>
+        </w:rPr>
+        <w:t>Stage Fear: While I have no trouble speaking in informal discussions, standing up in front of an evaluation panel or a large audience makes me nervous. My heart rate spikes, my speech speeds up, and I struggle to structure my points clearly.</w:t>
+      </w:r>
+    </w:p>
+    <w:p>
+      <w:pPr>
+        <w:spacing w:before="0" w:after="60" w:line="269" w:lineRule="auto"/>
+        <w:jc w:val="left"/>
+      </w:pPr>
+      <w:r>
+        <w:rPr>
+          <w:rFonts w:ascii="Calibri" w:hAnsi="Calibri"/>
+          <w:b w:val="0"/>
+          <w:i w:val="0"/>
+          <w:color w:val="1E293B"/>
+          <w:sz w:val="21"/>
+        </w:rPr>
+        <w:t>Burnout from Overwork: Combining over-commitment with last-minute procrastination creates acute stress spikes. Working through the night to finish deliverables leaves me mentally drained for days, disrupting sleep and study routines.</w:t>
+      </w:r>
+    </w:p>
+    <w:p>
+      <w:pPr>
+        <w:keepNext/>
+        <w:spacing w:before="160" w:after="40"/>
+      </w:pPr>
+      <w:r>
+        <w:rPr>
+          <w:rFonts w:ascii="Arial" w:hAnsi="Arial"/>
+          <w:b/>
+          <w:color w:val="2563EB"/>
+          <w:sz w:val="23"/>
         </w:rPr>
         <w:t>4.5 The TOWS Strategic Formulation Matrix</w:t>
       </w:r>
@@ -3432,13 +3601,13 @@
     <w:p>
       <w:pPr>
         <w:keepNext/>
-        <w:spacing w:before="120" w:after="40"/>
+        <w:spacing w:before="100" w:after="20"/>
         <w:jc w:val="center"/>
       </w:pPr>
       <w:r>
         <w:drawing>
           <wp:inline xmlns:a="http://schemas.openxmlformats.org/drawingml/2006/main" xmlns:pic="http://schemas.openxmlformats.org/drawingml/2006/picture">
-            <wp:extent cx="3749039" cy="2556163"/>
+            <wp:extent cx="3383280" cy="2306782"/>
             <wp:docPr id="5" name="Picture 5"/>
             <wp:cNvGraphicFramePr>
               <a:graphicFrameLocks noChangeAspect="1"/>
@@ -3459,7 +3628,7 @@
                   <pic:spPr>
                     <a:xfrm>
                       <a:off x="0" y="0"/>
-                      <a:ext cx="3749039" cy="2556163"/>
+                      <a:ext cx="3383280" cy="2306782"/>
                     </a:xfrm>
                     <a:prstGeom prst="rect"/>
                   </pic:spPr>
@@ -3472,7 +3641,7 @@
     </w:p>
     <w:p>
       <w:pPr>
-        <w:spacing w:before="20" w:after="120"/>
+        <w:spacing w:before="20" w:after="100"/>
         <w:jc w:val="center"/>
       </w:pPr>
       <w:r>
@@ -3488,7 +3657,7 @@
     </w:p>
     <w:p>
       <w:pPr>
-        <w:spacing w:before="0" w:after="40" w:line="264" w:lineRule="auto"/>
+        <w:spacing w:before="0" w:after="60" w:line="269" w:lineRule="auto"/>
         <w:jc w:val="left"/>
       </w:pPr>
       <w:r>
@@ -3499,32 +3668,27 @@
           <w:color w:val="1E293B"/>
           <w:sz w:val="21"/>
         </w:rPr>
-        <w:t>TOWS formulation yields four strategic pathways: (1) SO Strategy (Maxi-Maxi): Target high-impact hybrid engineering roles (Developer Advocacy, Solutions Architecture); (2) WO Strategy (Mini-Maxi): Channel ambition into a deliberate 'T-shaped' specialization—committing publicly to backend systems to cure horizontal dispersion; (3) ST Strategy (Maxi-Mini): Anchor presentation confidence in bulletproof technical preparation and live system prototypes; and (4) WT Strategy (Mini-Mini): Enforce rigid 'anti-overcommitment' guardrails capping active concurrent projects at maximum two and enforcing timeboxed sprints.</w:t>
-      </w:r>
-    </w:p>
-    <w:p>
-      <w:r>
-        <w:br w:type="page"/>
+        <w:t>By pairing SWOT quadrants, I built four concrete strategies: (1) SO Strategy: Use my technical background to write in-depth technical blogs and speak at local developer meetups; (2) WO Strategy: Pick one core vertical (distributed backend systems) and commit to it publicly to stop jumping between disparate frameworks; (3) ST Strategy: Overcome stage anxiety by relying on live system demos and clear architecture diagrams during presentations; and (4) WT Strategy: Set a strict rule of maximum two active projects at any time to prevent cramming and burnout.</w:t>
       </w:r>
     </w:p>
     <w:p>
       <w:pPr>
         <w:keepNext/>
-        <w:spacing w:before="280" w:after="80"/>
+        <w:spacing w:before="220" w:after="60"/>
       </w:pPr>
       <w:r>
         <w:rPr>
           <w:rFonts w:ascii="Arial" w:hAnsi="Arial"/>
           <w:b/>
           <w:color w:val="1E3A8A"/>
-          <w:sz w:val="28"/>
+          <w:sz w:val="27"/>
         </w:rPr>
         <w:t>CHAPTER 5: EMPIRICAL FINDINGS: IN-DEPTH JOHARI WINDOW ASSESSMENT</w:t>
       </w:r>
     </w:p>
     <w:p>
       <w:pPr>
-        <w:spacing w:before="0" w:after="40" w:line="264" w:lineRule="auto"/>
+        <w:spacing w:before="0" w:after="60" w:line="269" w:lineRule="auto"/>
         <w:jc w:val="left"/>
       </w:pPr>
       <w:r>
@@ -3535,19 +3699,19 @@
           <w:color w:val="1E293B"/>
           <w:sz w:val="21"/>
         </w:rPr>
-        <w:t>The Johari Window assessment provides a penetrating extrospective evaluation of my interpersonal architecture based on multi-rater feedback from eight peers (N=8). Figure 4 maps the quadrants, and Table 2 details the findings.</w:t>
+        <w:t>To test how my self-perception matches reality, I gathered feedback from eight peers who have worked with me on technical projects. Figure 4 maps the quadrants, and Table 2 details the findings.</w:t>
       </w:r>
     </w:p>
     <w:p>
       <w:pPr>
         <w:keepNext/>
-        <w:spacing w:before="120" w:after="40"/>
+        <w:spacing w:before="100" w:after="20"/>
         <w:jc w:val="center"/>
       </w:pPr>
       <w:r>
         <w:drawing>
           <wp:inline xmlns:a="http://schemas.openxmlformats.org/drawingml/2006/main" xmlns:pic="http://schemas.openxmlformats.org/drawingml/2006/picture">
-            <wp:extent cx="3749039" cy="2556163"/>
+            <wp:extent cx="3383280" cy="2306782"/>
             <wp:docPr id="6" name="Picture 6"/>
             <wp:cNvGraphicFramePr>
               <a:graphicFrameLocks noChangeAspect="1"/>
@@ -3568,7 +3732,7 @@
                   <pic:spPr>
                     <a:xfrm>
                       <a:off x="0" y="0"/>
-                      <a:ext cx="3749039" cy="2556163"/>
+                      <a:ext cx="3383280" cy="2306782"/>
                     </a:xfrm>
                     <a:prstGeom prst="rect"/>
                   </pic:spPr>
@@ -3581,7 +3745,7 @@
     </w:p>
     <w:p>
       <w:pPr>
-        <w:spacing w:before="20" w:after="120"/>
+        <w:spacing w:before="20" w:after="100"/>
         <w:jc w:val="center"/>
       </w:pPr>
       <w:r>
@@ -3603,9 +3767,9 @@
         <w:tblLook w:firstColumn="1" w:firstRow="1" w:lastColumn="0" w:lastRow="0" w:noHBand="0" w:noVBand="1" w:val="04A0"/>
       </w:tblPr>
       <w:tblGrid>
-        <w:gridCol w:w="3264"/>
-        <w:gridCol w:w="3264"/>
-        <w:gridCol w:w="3264"/>
+        <w:gridCol w:w="3312"/>
+        <w:gridCol w:w="3312"/>
+        <w:gridCol w:w="3312"/>
       </w:tblGrid>
       <w:tr>
         <w:tc>
@@ -3613,10 +3777,10 @@
             <w:tcW w:type="dxa" w:w="2016"/>
             <w:shd w:fill="1E3A8A"/>
             <w:tcMar>
-              <w:top w:w="70" w:type="dxa"/>
-              <w:bottom w:w="70" w:type="dxa"/>
-              <w:left w:w="90" w:type="dxa"/>
-              <w:right w:w="90" w:type="dxa"/>
+              <w:top w:w="65" w:type="dxa"/>
+              <w:bottom w:w="65" w:type="dxa"/>
+              <w:left w:w="80" w:type="dxa"/>
+              <w:right w:w="80" w:type="dxa"/>
             </w:tcMar>
           </w:tcPr>
           <w:p>
@@ -3635,10 +3799,10 @@
             <w:tcW w:type="dxa" w:w="3168"/>
             <w:shd w:fill="1E3A8A"/>
             <w:tcMar>
-              <w:top w:w="70" w:type="dxa"/>
-              <w:bottom w:w="70" w:type="dxa"/>
-              <w:left w:w="90" w:type="dxa"/>
-              <w:right w:w="90" w:type="dxa"/>
+              <w:top w:w="65" w:type="dxa"/>
+              <w:bottom w:w="65" w:type="dxa"/>
+              <w:left w:w="80" w:type="dxa"/>
+              <w:right w:w="80" w:type="dxa"/>
             </w:tcMar>
           </w:tcPr>
           <w:p>
@@ -3657,10 +3821,10 @@
             <w:tcW w:type="dxa" w:w="4176"/>
             <w:shd w:fill="1E3A8A"/>
             <w:tcMar>
-              <w:top w:w="70" w:type="dxa"/>
-              <w:bottom w:w="70" w:type="dxa"/>
-              <w:left w:w="90" w:type="dxa"/>
-              <w:right w:w="90" w:type="dxa"/>
+              <w:top w:w="65" w:type="dxa"/>
+              <w:bottom w:w="65" w:type="dxa"/>
+              <w:left w:w="80" w:type="dxa"/>
+              <w:right w:w="80" w:type="dxa"/>
             </w:tcMar>
           </w:tcPr>
           <w:p>
@@ -3681,10 +3845,10 @@
             <w:tcW w:type="dxa" w:w="2016"/>
             <w:shd w:fill="F8FAFC"/>
             <w:tcMar>
-              <w:top w:w="60" w:type="dxa"/>
-              <w:bottom w:w="60" w:type="dxa"/>
-              <w:left w:w="80" w:type="dxa"/>
-              <w:right w:w="80" w:type="dxa"/>
+              <w:top w:w="55" w:type="dxa"/>
+              <w:bottom w:w="55" w:type="dxa"/>
+              <w:left w:w="75" w:type="dxa"/>
+              <w:right w:w="75" w:type="dxa"/>
             </w:tcMar>
             <w:tcBorders>
               <w:top w:val="single" w:sz="4" w:space="0" w:color="CBD5E1"/>
@@ -3712,10 +3876,10 @@
             <w:tcW w:type="dxa" w:w="3168"/>
             <w:shd w:fill="F8FAFC"/>
             <w:tcMar>
-              <w:top w:w="60" w:type="dxa"/>
-              <w:bottom w:w="60" w:type="dxa"/>
-              <w:left w:w="80" w:type="dxa"/>
-              <w:right w:w="80" w:type="dxa"/>
+              <w:top w:w="55" w:type="dxa"/>
+              <w:bottom w:w="55" w:type="dxa"/>
+              <w:left w:w="75" w:type="dxa"/>
+              <w:right w:w="75" w:type="dxa"/>
             </w:tcMar>
             <w:tcBorders>
               <w:top w:val="single" w:sz="4" w:space="0" w:color="CBD5E1"/>
@@ -3742,10 +3906,10 @@
             <w:tcW w:type="dxa" w:w="4176"/>
             <w:shd w:fill="F8FAFC"/>
             <w:tcMar>
-              <w:top w:w="60" w:type="dxa"/>
-              <w:bottom w:w="60" w:type="dxa"/>
-              <w:left w:w="80" w:type="dxa"/>
-              <w:right w:w="80" w:type="dxa"/>
+              <w:top w:w="55" w:type="dxa"/>
+              <w:bottom w:w="55" w:type="dxa"/>
+              <w:left w:w="75" w:type="dxa"/>
+              <w:right w:w="75" w:type="dxa"/>
             </w:tcMar>
             <w:tcBorders>
               <w:top w:val="single" w:sz="4" w:space="0" w:color="CBD5E1"/>
@@ -3759,7 +3923,7 @@
               <w:rPr>
                 <w:sz w:val="17"/>
               </w:rPr>
-              <w:t>Recognized unanimously by peers and mentors as an intellectually driven problem-solver who insists on understanding root concepts before building.</w:t>
+              <w:t>Teammates and mentors agree that I care about understanding underlying system logic and set ambitious benchmarks for project deliverables.</w:t>
             </w:r>
           </w:p>
         </w:tc>
@@ -3770,10 +3934,10 @@
             <w:tcW w:type="dxa" w:w="2016"/>
             <w:shd w:fill="FFFFFF"/>
             <w:tcMar>
-              <w:top w:w="60" w:type="dxa"/>
-              <w:bottom w:w="60" w:type="dxa"/>
-              <w:left w:w="80" w:type="dxa"/>
-              <w:right w:w="80" w:type="dxa"/>
+              <w:top w:w="55" w:type="dxa"/>
+              <w:bottom w:w="55" w:type="dxa"/>
+              <w:left w:w="75" w:type="dxa"/>
+              <w:right w:w="75" w:type="dxa"/>
             </w:tcMar>
             <w:tcBorders>
               <w:top w:val="single" w:sz="4" w:space="0" w:color="CBD5E1"/>
@@ -3801,10 +3965,10 @@
             <w:tcW w:type="dxa" w:w="3168"/>
             <w:shd w:fill="FFFFFF"/>
             <w:tcMar>
-              <w:top w:w="60" w:type="dxa"/>
-              <w:bottom w:w="60" w:type="dxa"/>
-              <w:left w:w="80" w:type="dxa"/>
-              <w:right w:w="80" w:type="dxa"/>
+              <w:top w:w="55" w:type="dxa"/>
+              <w:bottom w:w="55" w:type="dxa"/>
+              <w:left w:w="75" w:type="dxa"/>
+              <w:right w:w="75" w:type="dxa"/>
             </w:tcMar>
             <w:tcBorders>
               <w:top w:val="single" w:sz="4" w:space="0" w:color="CBD5E1"/>
@@ -3831,10 +3995,10 @@
             <w:tcW w:type="dxa" w:w="4176"/>
             <w:shd w:fill="FFFFFF"/>
             <w:tcMar>
-              <w:top w:w="60" w:type="dxa"/>
-              <w:bottom w:w="60" w:type="dxa"/>
-              <w:left w:w="80" w:type="dxa"/>
-              <w:right w:w="80" w:type="dxa"/>
+              <w:top w:w="55" w:type="dxa"/>
+              <w:bottom w:w="55" w:type="dxa"/>
+              <w:left w:w="75" w:type="dxa"/>
+              <w:right w:w="75" w:type="dxa"/>
             </w:tcMar>
             <w:tcBorders>
               <w:top w:val="single" w:sz="4" w:space="0" w:color="CBD5E1"/>
@@ -3848,7 +4012,7 @@
               <w:rPr>
                 <w:sz w:val="17"/>
               </w:rPr>
-              <w:t>Critical friction point: Peers perceive me as dismissive during debates, often formulating counter-arguments rather than listening actively to alternate viewpoints.</w:t>
+              <w:t>The most critical feedback: peers noted that during technical disagreements, I tend to formulate counter-arguments instead of listening, interrupting teammates and dismissing alternatives.</w:t>
             </w:r>
           </w:p>
         </w:tc>
@@ -3859,10 +4023,10 @@
             <w:tcW w:type="dxa" w:w="2016"/>
             <w:shd w:fill="F8FAFC"/>
             <w:tcMar>
-              <w:top w:w="60" w:type="dxa"/>
-              <w:bottom w:w="60" w:type="dxa"/>
-              <w:left w:w="80" w:type="dxa"/>
-              <w:right w:w="80" w:type="dxa"/>
+              <w:top w:w="55" w:type="dxa"/>
+              <w:bottom w:w="55" w:type="dxa"/>
+              <w:left w:w="75" w:type="dxa"/>
+              <w:right w:w="75" w:type="dxa"/>
             </w:tcMar>
             <w:tcBorders>
               <w:top w:val="single" w:sz="4" w:space="0" w:color="CBD5E1"/>
@@ -3890,10 +4054,10 @@
             <w:tcW w:type="dxa" w:w="3168"/>
             <w:shd w:fill="F8FAFC"/>
             <w:tcMar>
-              <w:top w:w="60" w:type="dxa"/>
-              <w:bottom w:w="60" w:type="dxa"/>
-              <w:left w:w="80" w:type="dxa"/>
-              <w:right w:w="80" w:type="dxa"/>
+              <w:top w:w="55" w:type="dxa"/>
+              <w:bottom w:w="55" w:type="dxa"/>
+              <w:left w:w="75" w:type="dxa"/>
+              <w:right w:w="75" w:type="dxa"/>
             </w:tcMar>
             <w:tcBorders>
               <w:top w:val="single" w:sz="4" w:space="0" w:color="CBD5E1"/>
@@ -3920,10 +4084,10 @@
             <w:tcW w:type="dxa" w:w="4176"/>
             <w:shd w:fill="F8FAFC"/>
             <w:tcMar>
-              <w:top w:w="60" w:type="dxa"/>
-              <w:bottom w:w="60" w:type="dxa"/>
-              <w:left w:w="80" w:type="dxa"/>
-              <w:right w:w="80" w:type="dxa"/>
+              <w:top w:w="55" w:type="dxa"/>
+              <w:bottom w:w="55" w:type="dxa"/>
+              <w:left w:w="75" w:type="dxa"/>
+              <w:right w:w="75" w:type="dxa"/>
             </w:tcMar>
             <w:tcBorders>
               <w:top w:val="single" w:sz="4" w:space="0" w:color="CBD5E1"/>
@@ -3937,7 +4101,7 @@
               <w:rPr>
                 <w:sz w:val="17"/>
               </w:rPr>
-              <w:t>Deliberately hidden from teammates: Masking internal fear of technical inadequacy and decision paralysis behind an exterior of confident assertiveness.</w:t>
+              <w:t>Things I keep hidden: worrying that my technical knowledge is too shallow, overthinking decisions, and covering up uncertainty by sounding more confident than I feel.</w:t>
             </w:r>
           </w:p>
         </w:tc>
@@ -3948,10 +4112,10 @@
             <w:tcW w:type="dxa" w:w="2016"/>
             <w:shd w:fill="FFFFFF"/>
             <w:tcMar>
-              <w:top w:w="60" w:type="dxa"/>
-              <w:bottom w:w="60" w:type="dxa"/>
-              <w:left w:w="80" w:type="dxa"/>
-              <w:right w:w="80" w:type="dxa"/>
+              <w:top w:w="55" w:type="dxa"/>
+              <w:bottom w:w="55" w:type="dxa"/>
+              <w:left w:w="75" w:type="dxa"/>
+              <w:right w:w="75" w:type="dxa"/>
             </w:tcMar>
             <w:tcBorders>
               <w:top w:val="single" w:sz="4" w:space="0" w:color="CBD5E1"/>
@@ -3979,10 +4143,10 @@
             <w:tcW w:type="dxa" w:w="3168"/>
             <w:shd w:fill="FFFFFF"/>
             <w:tcMar>
-              <w:top w:w="60" w:type="dxa"/>
-              <w:bottom w:w="60" w:type="dxa"/>
-              <w:left w:w="80" w:type="dxa"/>
-              <w:right w:w="80" w:type="dxa"/>
+              <w:top w:w="55" w:type="dxa"/>
+              <w:bottom w:w="55" w:type="dxa"/>
+              <w:left w:w="75" w:type="dxa"/>
+              <w:right w:w="75" w:type="dxa"/>
             </w:tcMar>
             <w:tcBorders>
               <w:top w:val="single" w:sz="4" w:space="0" w:color="CBD5E1"/>
@@ -4009,10 +4173,10 @@
             <w:tcW w:type="dxa" w:w="4176"/>
             <w:shd w:fill="FFFFFF"/>
             <w:tcMar>
-              <w:top w:w="60" w:type="dxa"/>
-              <w:bottom w:w="60" w:type="dxa"/>
-              <w:left w:w="80" w:type="dxa"/>
-              <w:right w:w="80" w:type="dxa"/>
+              <w:top w:w="55" w:type="dxa"/>
+              <w:bottom w:w="55" w:type="dxa"/>
+              <w:left w:w="75" w:type="dxa"/>
+              <w:right w:w="75" w:type="dxa"/>
             </w:tcMar>
             <w:tcBorders>
               <w:top w:val="single" w:sz="4" w:space="0" w:color="CBD5E1"/>
@@ -4026,7 +4190,7 @@
               <w:rPr>
                 <w:sz w:val="17"/>
               </w:rPr>
-              <w:t>Revealed only during crunch time: Operating at extraordinary cognitive clarity during crises while remaining unmotivated during calm operational cycles.</w:t>
+              <w:t>A pattern revealed during tight deadlines: I show peak focus and produce my best work during emergency crunches, but struggle with motivation during calm, routine weeks.</w:t>
             </w:r>
           </w:p>
         </w:tc>
@@ -4034,7 +4198,7 @@
     </w:tbl>
     <w:p>
       <w:pPr>
-        <w:spacing w:before="0" w:after="160" w:line="264" w:lineRule="auto"/>
+        <w:spacing w:before="0" w:after="160" w:line="269" w:lineRule="auto"/>
         <w:jc w:val="center"/>
       </w:pPr>
       <w:r>
@@ -4051,21 +4215,21 @@
     <w:p>
       <w:pPr>
         <w:keepNext/>
-        <w:spacing w:before="200" w:after="60"/>
+        <w:spacing w:before="160" w:after="40"/>
       </w:pPr>
       <w:r>
         <w:rPr>
           <w:rFonts w:ascii="Arial" w:hAnsi="Arial"/>
           <w:b/>
           <w:color w:val="2563EB"/>
-          <w:sz w:val="24"/>
+          <w:sz w:val="23"/>
         </w:rPr>
         <w:t>5.1 Quadrant I: The Open Arena (The Public Self)</w:t>
       </w:r>
     </w:p>
     <w:p>
       <w:pPr>
-        <w:spacing w:before="0" w:after="40" w:line="264" w:lineRule="auto"/>
+        <w:spacing w:before="0" w:after="60" w:line="269" w:lineRule="auto"/>
         <w:jc w:val="left"/>
       </w:pPr>
       <w:r>
@@ -4076,27 +4240,27 @@
           <w:color w:val="1E293B"/>
           <w:sz w:val="21"/>
         </w:rPr>
-        <w:t>The Open Arena captures attributes verified through both introspective reflection and strong peer consensus (87.5% agreement). My peers universally perceive me as someone who refuses to treat systems as 'black boxes.' In sprint planning, I persistently interrogate architectural assumptions: concurrency bottlenecks, memory models, and scalability limits. Simultaneously, my visible ambition sets high benchmarks for project deliverables, inspiring peers to exceed routine academic minimums.</w:t>
+        <w:t>Both my self-audit and 87% of survey respondents agreed on two clear qualities: a strong drive to understand systems and visible personal ambition. My project partners noted that I consistently question why we pick specific technologies, how memory is allocated, and what the bottlenecks are. They also noted that I push teams to build substantial projects rather than doing the bare minimum for course credit.</w:t>
       </w:r>
     </w:p>
     <w:p>
       <w:pPr>
         <w:keepNext/>
-        <w:spacing w:before="200" w:after="60"/>
+        <w:spacing w:before="160" w:after="40"/>
       </w:pPr>
       <w:r>
         <w:rPr>
           <w:rFonts w:ascii="Arial" w:hAnsi="Arial"/>
           <w:b/>
           <w:color w:val="2563EB"/>
-          <w:sz w:val="24"/>
+          <w:sz w:val="23"/>
         </w:rPr>
         <w:t>5.2 Quadrant II: The Blind Spot (The External Mirror)</w:t>
       </w:r>
     </w:p>
     <w:p>
       <w:pPr>
-        <w:spacing w:before="0" w:after="40" w:line="264" w:lineRule="auto"/>
+        <w:spacing w:before="0" w:after="60" w:line="269" w:lineRule="auto"/>
         <w:jc w:val="left"/>
       </w:pPr>
       <w:r>
@@ -4107,7 +4271,7 @@
           <w:color w:val="1E293B"/>
           <w:sz w:val="21"/>
         </w:rPr>
-        <w:t>The most illuminating revelation of this research emerged within Quadrant II: 'Did not listen to anyone.' While I perceived myself as collaborative, peer feedback revealed that during technical disagreements, my cognitive bandwidth is entirely consumed by defending my internal model or finding flaws in other suggestions. I interrupt, conclude thoughts prematurely, and exhibit conversational dominance, generating subtle team friction and silencing valuable alternate perspectives.</w:t>
+        <w:t>The hardest feedback to read was in the Blind Spot: six out of eight classmates noted that I often 'did not listen to anyone' during technical discussions.</w:t>
       </w:r>
     </w:p>
     <w:tbl>
@@ -4118,7 +4282,7 @@
         <w:tblLook w:firstColumn="1" w:firstRow="1" w:lastColumn="0" w:lastRow="0" w:noHBand="0" w:noVBand="1" w:val="04A0"/>
       </w:tblPr>
       <w:tblGrid>
-        <w:gridCol w:w="9792"/>
+        <w:gridCol w:w="9936"/>
       </w:tblGrid>
       <w:tr>
         <w:tc>
@@ -4126,30 +4290,30 @@
             <w:tcW w:type="dxa" w:w="9360"/>
             <w:shd w:fill="F1F5F9"/>
             <w:tcMar>
-              <w:top w:w="100" w:type="dxa"/>
-              <w:bottom w:w="100" w:type="dxa"/>
-              <w:left w:w="140" w:type="dxa"/>
-              <w:right w:w="140" w:type="dxa"/>
+              <w:top w:w="90" w:type="dxa"/>
+              <w:bottom w:w="90" w:type="dxa"/>
+              <w:left w:w="130" w:type="dxa"/>
+              <w:right w:w="130" w:type="dxa"/>
             </w:tcMar>
             <w:tcBorders>
               <w:top w:val="none"/>
               <w:bottom w:val="none"/>
-              <w:left w:val="single" w:sz="24" w:space="0" w:color="2563EB"/>
+              <w:left w:val="single" w:sz="20" w:space="0" w:color="2563EB"/>
               <w:right w:val="none"/>
             </w:tcBorders>
           </w:tcPr>
           <w:p>
             <w:pPr>
-              <w:spacing w:before="0" w:after="40" w:line="276" w:lineRule="auto"/>
+              <w:spacing w:before="0" w:after="20" w:line="269" w:lineRule="auto"/>
             </w:pPr>
             <w:r>
               <w:rPr>
                 <w:rFonts w:ascii="Calibri" w:hAnsi="Calibri"/>
                 <w:b/>
                 <w:color w:val="2563EB"/>
-                <w:sz w:val="20"/>
+                <w:sz w:val="19"/>
               </w:rPr>
-              <w:t>INSIGHT: The Blind Spot of Cognitive Fixation</w:t>
+              <w:t>Peer Observation on Conversational Habits</w:t>
               <w:br/>
             </w:r>
             <w:r>
@@ -4159,7 +4323,7 @@
                 <w:color w:val="1E293B"/>
                 <w:sz w:val="19"/>
               </w:rPr>
-              <w:t>Peer Survey Transcript: 'Rounak gets so locked into his proposed architecture that he completely bulldozes other suggestions. It feels like he isn't listening, even when he doesn't mean to be rude.'</w:t>
+              <w:t>Peer Feedback Note: "Rounak gets so wrapped up in his own system design that he stops listening to the rest of the group. Even if someone else has a simpler fix, he talks over them to explain his architecture. He isn't trying to be rude, but it feels like he has already decided what we should do."</w:t>
             </w:r>
           </w:p>
         </w:tc>
@@ -4167,22 +4331,7 @@
     </w:tbl>
     <w:p>
       <w:pPr>
-        <w:keepNext/>
-        <w:spacing w:before="200" w:after="60"/>
-      </w:pPr>
-      <w:r>
-        <w:rPr>
-          <w:rFonts w:ascii="Arial" w:hAnsi="Arial"/>
-          <w:b/>
-          <w:color w:val="2563EB"/>
-          <w:sz w:val="24"/>
-        </w:rPr>
-        <w:t>5.3 Quadrant III: The Hidden Facade (The Masked Self)</w:t>
-      </w:r>
-    </w:p>
-    <w:p>
-      <w:pPr>
-        <w:spacing w:before="0" w:after="40" w:line="264" w:lineRule="auto"/>
+        <w:spacing w:before="0" w:after="60" w:line="269" w:lineRule="auto"/>
         <w:jc w:val="left"/>
       </w:pPr>
       <w:r>
@@ -4193,27 +4342,27 @@
           <w:color w:val="1E293B"/>
           <w:sz w:val="21"/>
         </w:rPr>
-        <w:t>Behind my decisive technical persona lies an exhausting loop of cognitive overthinking and subsurface low self-confidence (imposter syndrome). I obsessively simulate worst-case scenarios and anticipate failure modes, consuming enormous mental energy and triggering task procrastination. Furthermore, pursuing horizontal breadth over depth exacerbates internal anxiety that an expert will expose my knowledge gaps—prompting me to mask insecurity behind assertive technical opinions.</w:t>
+        <w:t>Looking at this honestly, it happens because my mind jumps ahead to technical trade-offs while someone is still talking. Instead of absorbing their suggestion, I start constructing reasons why it might fail or planning what I will say next. This habit makes teammates feel ignored and cuts off useful alternative ideas.</w:t>
       </w:r>
     </w:p>
     <w:p>
       <w:pPr>
         <w:keepNext/>
-        <w:spacing w:before="200" w:after="60"/>
+        <w:spacing w:before="160" w:after="40"/>
       </w:pPr>
       <w:r>
         <w:rPr>
           <w:rFonts w:ascii="Arial" w:hAnsi="Arial"/>
           <w:b/>
           <w:color w:val="2563EB"/>
-          <w:sz w:val="24"/>
+          <w:sz w:val="23"/>
         </w:rPr>
-        <w:t>5.4 Quadrant IV: The Unknown Area (The Latent Frontier)</w:t>
+        <w:t>5.3 Quadrant III: The Hidden Facade (The Masked Self)</w:t>
       </w:r>
     </w:p>
     <w:p>
       <w:pPr>
-        <w:spacing w:before="0" w:after="40" w:line="264" w:lineRule="auto"/>
+        <w:spacing w:before="0" w:after="60" w:line="269" w:lineRule="auto"/>
         <w:jc w:val="left"/>
       </w:pPr>
       <w:r>
@@ -4224,7 +4373,38 @@
           <w:color w:val="1E293B"/>
           <w:sz w:val="21"/>
         </w:rPr>
-        <w:t>Quadrant IV represents the paradox: 'Only performs under extreme conditions.' During standard operational cycles, productivity is sluggish and prone to distraction. However, when catastrophic deadlines loom (e.g., 24-hour hackathons or imminent project milestones), overthinking evaporates and I enter an astonishing state of hyper-focused flow. Relying on crisis conditions as the sole catalyst for high performance is a perilous pathology that imposes severe physiological wear and skirts the edge of catastrophic burnout.</w:t>
+        <w:t>Behind my confident front, I spend a lot of energy second-guessing decisions. Because I have explored many technologies without mastering any single one deeply, I worry about being caught out by an expert question during project reviews. To hide that insecurity, I double down on asserting my ideas in group meetings. This creates a vicious cycle: overthinking fuels insecurity, which fuels conversational assertiveness, which leads to not listening to teammates.</w:t>
+      </w:r>
+    </w:p>
+    <w:p>
+      <w:pPr>
+        <w:keepNext/>
+        <w:spacing w:before="160" w:after="40"/>
+      </w:pPr>
+      <w:r>
+        <w:rPr>
+          <w:rFonts w:ascii="Arial" w:hAnsi="Arial"/>
+          <w:b/>
+          <w:color w:val="2563EB"/>
+          <w:sz w:val="23"/>
+        </w:rPr>
+        <w:t>5.4 Quadrant IV: The Unknown Area (The Latent Frontier)</w:t>
+      </w:r>
+    </w:p>
+    <w:p>
+      <w:pPr>
+        <w:spacing w:before="0" w:after="60" w:line="269" w:lineRule="auto"/>
+        <w:jc w:val="left"/>
+      </w:pPr>
+      <w:r>
+        <w:rPr>
+          <w:rFonts w:ascii="Calibri" w:hAnsi="Calibri"/>
+          <w:b w:val="0"/>
+          <w:i w:val="0"/>
+          <w:color w:val="1E293B"/>
+          <w:sz w:val="21"/>
+        </w:rPr>
+        <w:t>Quadrant IV revealed a clear habit: I perform best when backed against a wall. During regular semesters, low urgency makes it hard for me to focus for long stretches. But in 24-hour hackathons or the night before a project deadline, distractions disappear and I write clean, complex code quickly. Relying on emergency adrenaline to get things done is unsustainable; it damages health and makes project delivery unpredictable for teammates.</w:t>
       </w:r>
     </w:p>
     <w:p>
@@ -4235,21 +4415,21 @@
     <w:p>
       <w:pPr>
         <w:keepNext/>
-        <w:spacing w:before="280" w:after="80"/>
+        <w:spacing w:before="220" w:after="60"/>
       </w:pPr>
       <w:r>
         <w:rPr>
           <w:rFonts w:ascii="Arial" w:hAnsi="Arial"/>
           <w:b/>
           <w:color w:val="1E3A8A"/>
-          <w:sz w:val="28"/>
+          <w:sz w:val="27"/>
         </w:rPr>
         <w:t>CHAPTER 6: CROSS-MODEL SYNTHESES AND BEHAVIORAL DIAGNOSTICS</w:t>
       </w:r>
     </w:p>
     <w:p>
       <w:pPr>
-        <w:spacing w:before="0" w:after="40" w:line="264" w:lineRule="auto"/>
+        <w:spacing w:before="0" w:after="60" w:line="269" w:lineRule="auto"/>
         <w:jc w:val="left"/>
       </w:pPr>
       <w:r>
@@ -4260,19 +4440,19 @@
           <w:color w:val="1E293B"/>
           <w:sz w:val="21"/>
         </w:rPr>
-        <w:t>Intersecting the SWOT and Johari Window frameworks reveals that personal attributes form an interconnected psychological web. Figure 5 illustrates the diagnostic matrix, and Figure 6 maps the operating arousal curve.</w:t>
+        <w:t>When SWOT and Johari Window findings are examined together, they reveal how different habits feed into each other. Figure 5 illustrates this diagnostic matrix, and Figure 6 maps the operating arousal curve.</w:t>
       </w:r>
     </w:p>
     <w:p>
       <w:pPr>
         <w:keepNext/>
-        <w:spacing w:before="120" w:after="40"/>
+        <w:spacing w:before="100" w:after="20"/>
         <w:jc w:val="center"/>
       </w:pPr>
       <w:r>
         <w:drawing>
           <wp:inline xmlns:a="http://schemas.openxmlformats.org/drawingml/2006/main" xmlns:pic="http://schemas.openxmlformats.org/drawingml/2006/picture">
-            <wp:extent cx="3749039" cy="2556163"/>
+            <wp:extent cx="3383280" cy="2306782"/>
             <wp:docPr id="7" name="Picture 7"/>
             <wp:cNvGraphicFramePr>
               <a:graphicFrameLocks noChangeAspect="1"/>
@@ -4293,7 +4473,7 @@
                   <pic:spPr>
                     <a:xfrm>
                       <a:off x="0" y="0"/>
-                      <a:ext cx="3749039" cy="2556163"/>
+                      <a:ext cx="3383280" cy="2306782"/>
                     </a:xfrm>
                     <a:prstGeom prst="rect"/>
                   </pic:spPr>
@@ -4306,7 +4486,7 @@
     </w:p>
     <w:p>
       <w:pPr>
-        <w:spacing w:before="20" w:after="120"/>
+        <w:spacing w:before="20" w:after="100"/>
         <w:jc w:val="center"/>
       </w:pPr>
       <w:r>
@@ -4323,21 +4503,21 @@
     <w:p>
       <w:pPr>
         <w:keepNext/>
-        <w:spacing w:before="200" w:after="60"/>
+        <w:spacing w:before="160" w:after="40"/>
       </w:pPr>
       <w:r>
         <w:rPr>
           <w:rFonts w:ascii="Arial" w:hAnsi="Arial"/>
           <w:b/>
           <w:color w:val="2563EB"/>
-          <w:sz w:val="24"/>
+          <w:sz w:val="23"/>
         </w:rPr>
         <w:t>6.1 The SWOT-Johari Behavioral Diagnostic Matrix</w:t>
       </w:r>
     </w:p>
     <w:p>
       <w:pPr>
-        <w:spacing w:before="0" w:after="40" w:line="264" w:lineRule="auto"/>
+        <w:spacing w:before="0" w:after="60" w:line="269" w:lineRule="auto"/>
         <w:jc w:val="left"/>
       </w:pPr>
       <w:r>
@@ -4348,27 +4528,27 @@
           <w:color w:val="1E293B"/>
           <w:sz w:val="21"/>
         </w:rPr>
-        <w:t>Four core psychodynamic intersections emerge: (1) Core Assets (Strengths x Open Arena): Curiosity and technical skills fuel intellectual leadership; (2) Behavioral Friction (Weaknesses x Blind Spot x Facade): Overthinking and imposter fear drive defensive conversational dominance ('did not listen'), while over-commitment spreads focus thin; (3) Growth Leverage (Opportunities x Open Ambition): Combining technical chops with public communication transforms internal ambition into external authority; and (4) Crisis Paradox (Threats x Unknown Area): Relying on extreme conditions induces cortisol spikes, fueling stage fear and severe burnout vulnerability.</w:t>
+        <w:t>Four clear behavioral links stand out across the models: (1) Core Strengths in the Open: High curiosity and solid coding skills drive my visible ambition and help me learn new systems; (2) The Defensive Loop: Subsurface imposter doubts (Hidden Facade) make me defensive in team debates, producing the blind spot where I fail to listen, while over-commitment spreads my attention thin; (3) Career Leverage: Combining technical ability with public communication can turn personal ambition into recognized professional credibility; and (4) The Crisis Risk: Depending on extreme crunch conditions to focus exposes me directly to burnout and worsens presentation anxiety.</w:t>
       </w:r>
     </w:p>
     <w:p>
       <w:pPr>
         <w:keepNext/>
-        <w:spacing w:before="200" w:after="60"/>
+        <w:spacing w:before="160" w:after="40"/>
       </w:pPr>
       <w:r>
         <w:rPr>
           <w:rFonts w:ascii="Arial" w:hAnsi="Arial"/>
           <w:b/>
           <w:color w:val="2563EB"/>
-          <w:sz w:val="24"/>
+          <w:sz w:val="23"/>
         </w:rPr>
         <w:t>6.2 Root Cause Analysis: The 5-Whys Diagnostic Framework</w:t>
       </w:r>
     </w:p>
     <w:p>
       <w:pPr>
-        <w:spacing w:before="0" w:after="40" w:line="264" w:lineRule="auto"/>
+        <w:spacing w:before="0" w:after="60" w:line="269" w:lineRule="auto"/>
         <w:jc w:val="left"/>
       </w:pPr>
       <w:r>
@@ -4379,7 +4559,7 @@
           <w:color w:val="1E293B"/>
           <w:sz w:val="21"/>
         </w:rPr>
-        <w:t>Sakichi Toyoda’s 5-Whys methodology was applied to trace root causes behind primary dysfunctions, documented in Table 4.</w:t>
+        <w:t>To get to the root of these issues, I applied Sakichi Toyoda's five-whys method to my two biggest problems: procrastinating until crunch time, and not listening in team meetings.</w:t>
       </w:r>
     </w:p>
     <w:tbl>
@@ -4390,9 +4570,9 @@
         <w:tblLook w:firstColumn="1" w:firstRow="1" w:lastColumn="0" w:lastRow="0" w:noHBand="0" w:noVBand="1" w:val="04A0"/>
       </w:tblPr>
       <w:tblGrid>
-        <w:gridCol w:w="3264"/>
-        <w:gridCol w:w="3264"/>
-        <w:gridCol w:w="3264"/>
+        <w:gridCol w:w="3312"/>
+        <w:gridCol w:w="3312"/>
+        <w:gridCol w:w="3312"/>
       </w:tblGrid>
       <w:tr>
         <w:tc>
@@ -4400,10 +4580,10 @@
             <w:tcW w:type="dxa" w:w="1584"/>
             <w:shd w:fill="1E3A8A"/>
             <w:tcMar>
-              <w:top w:w="70" w:type="dxa"/>
-              <w:bottom w:w="70" w:type="dxa"/>
-              <w:left w:w="90" w:type="dxa"/>
-              <w:right w:w="90" w:type="dxa"/>
+              <w:top w:w="65" w:type="dxa"/>
+              <w:bottom w:w="65" w:type="dxa"/>
+              <w:left w:w="80" w:type="dxa"/>
+              <w:right w:w="80" w:type="dxa"/>
             </w:tcMar>
           </w:tcPr>
           <w:p>
@@ -4422,10 +4602,10 @@
             <w:tcW w:type="dxa" w:w="3888"/>
             <w:shd w:fill="1E3A8A"/>
             <w:tcMar>
-              <w:top w:w="70" w:type="dxa"/>
-              <w:bottom w:w="70" w:type="dxa"/>
-              <w:left w:w="90" w:type="dxa"/>
-              <w:right w:w="90" w:type="dxa"/>
+              <w:top w:w="65" w:type="dxa"/>
+              <w:bottom w:w="65" w:type="dxa"/>
+              <w:left w:w="80" w:type="dxa"/>
+              <w:right w:w="80" w:type="dxa"/>
             </w:tcMar>
           </w:tcPr>
           <w:p>
@@ -4444,10 +4624,10 @@
             <w:tcW w:type="dxa" w:w="3888"/>
             <w:shd w:fill="1E3A8A"/>
             <w:tcMar>
-              <w:top w:w="70" w:type="dxa"/>
-              <w:bottom w:w="70" w:type="dxa"/>
-              <w:left w:w="90" w:type="dxa"/>
-              <w:right w:w="90" w:type="dxa"/>
+              <w:top w:w="65" w:type="dxa"/>
+              <w:bottom w:w="65" w:type="dxa"/>
+              <w:left w:w="80" w:type="dxa"/>
+              <w:right w:w="80" w:type="dxa"/>
             </w:tcMar>
           </w:tcPr>
           <w:p>
@@ -4468,10 +4648,10 @@
             <w:tcW w:type="dxa" w:w="1584"/>
             <w:shd w:fill="F8FAFC"/>
             <w:tcMar>
-              <w:top w:w="50" w:type="dxa"/>
-              <w:bottom w:w="50" w:type="dxa"/>
-              <w:left w:w="70" w:type="dxa"/>
-              <w:right w:w="70" w:type="dxa"/>
+              <w:top w:w="45" w:type="dxa"/>
+              <w:bottom w:w="45" w:type="dxa"/>
+              <w:left w:w="65" w:type="dxa"/>
+              <w:right w:w="65" w:type="dxa"/>
             </w:tcMar>
             <w:tcBorders>
               <w:top w:val="single" w:sz="4" w:space="0" w:color="CBD5E1"/>
@@ -4495,10 +4675,10 @@
             <w:tcW w:type="dxa" w:w="3888"/>
             <w:shd w:fill="F8FAFC"/>
             <w:tcMar>
-              <w:top w:w="50" w:type="dxa"/>
-              <w:bottom w:w="50" w:type="dxa"/>
-              <w:left w:w="70" w:type="dxa"/>
-              <w:right w:w="70" w:type="dxa"/>
+              <w:top w:w="45" w:type="dxa"/>
+              <w:bottom w:w="45" w:type="dxa"/>
+              <w:left w:w="65" w:type="dxa"/>
+              <w:right w:w="65" w:type="dxa"/>
             </w:tcMar>
             <w:tcBorders>
               <w:top w:val="single" w:sz="4" w:space="0" w:color="CBD5E1"/>
@@ -4512,7 +4692,7 @@
               <w:rPr>
                 <w:sz w:val="17"/>
               </w:rPr>
-              <w:t>I procrastinate on technical tasks and only perform during extreme midnight crunches.</w:t>
+              <w:t>I put off major technical tasks and only work with full focus during late-night crunches.</w:t>
             </w:r>
           </w:p>
         </w:tc>
@@ -4521,10 +4701,10 @@
             <w:tcW w:type="dxa" w:w="3888"/>
             <w:shd w:fill="F8FAFC"/>
             <w:tcMar>
-              <w:top w:w="50" w:type="dxa"/>
-              <w:bottom w:w="50" w:type="dxa"/>
-              <w:left w:w="70" w:type="dxa"/>
-              <w:right w:w="70" w:type="dxa"/>
+              <w:top w:w="45" w:type="dxa"/>
+              <w:bottom w:w="45" w:type="dxa"/>
+              <w:left w:w="65" w:type="dxa"/>
+              <w:right w:w="65" w:type="dxa"/>
             </w:tcMar>
             <w:tcBorders>
               <w:top w:val="single" w:sz="4" w:space="0" w:color="CBD5E1"/>
@@ -4538,7 +4718,7 @@
               <w:rPr>
                 <w:sz w:val="17"/>
               </w:rPr>
-              <w:t>Peers report that I do not listen to them and interrupt during team technical meetings.</w:t>
+              <w:t>Classmates report that I interrupt people and don't listen during team meetings.</w:t>
             </w:r>
           </w:p>
         </w:tc>
@@ -4549,10 +4729,10 @@
             <w:tcW w:type="dxa" w:w="1584"/>
             <w:shd w:fill="FFFFFF"/>
             <w:tcMar>
-              <w:top w:w="50" w:type="dxa"/>
-              <w:bottom w:w="50" w:type="dxa"/>
-              <w:left w:w="70" w:type="dxa"/>
-              <w:right w:w="70" w:type="dxa"/>
+              <w:top w:w="45" w:type="dxa"/>
+              <w:bottom w:w="45" w:type="dxa"/>
+              <w:left w:w="65" w:type="dxa"/>
+              <w:right w:w="65" w:type="dxa"/>
             </w:tcMar>
             <w:tcBorders>
               <w:top w:val="single" w:sz="4" w:space="0" w:color="CBD5E1"/>
@@ -4576,10 +4756,10 @@
             <w:tcW w:type="dxa" w:w="3888"/>
             <w:shd w:fill="FFFFFF"/>
             <w:tcMar>
-              <w:top w:w="50" w:type="dxa"/>
-              <w:bottom w:w="50" w:type="dxa"/>
-              <w:left w:w="70" w:type="dxa"/>
-              <w:right w:w="70" w:type="dxa"/>
+              <w:top w:w="45" w:type="dxa"/>
+              <w:bottom w:w="45" w:type="dxa"/>
+              <w:left w:w="65" w:type="dxa"/>
+              <w:right w:w="65" w:type="dxa"/>
             </w:tcMar>
             <w:tcBorders>
               <w:top w:val="single" w:sz="4" w:space="0" w:color="CBD5E1"/>
@@ -4593,7 +4773,7 @@
               <w:rPr>
                 <w:sz w:val="17"/>
               </w:rPr>
-              <w:t>I struggle to initiate work when deadlines are days away and feel unmotivated.</w:t>
+              <w:t>I struggle to get started when deadlines are days away and feel unmotivated.</w:t>
             </w:r>
           </w:p>
         </w:tc>
@@ -4602,10 +4782,10 @@
             <w:tcW w:type="dxa" w:w="3888"/>
             <w:shd w:fill="FFFFFF"/>
             <w:tcMar>
-              <w:top w:w="50" w:type="dxa"/>
-              <w:bottom w:w="50" w:type="dxa"/>
-              <w:left w:w="70" w:type="dxa"/>
-              <w:right w:w="70" w:type="dxa"/>
+              <w:top w:w="45" w:type="dxa"/>
+              <w:bottom w:w="45" w:type="dxa"/>
+              <w:left w:w="65" w:type="dxa"/>
+              <w:right w:w="65" w:type="dxa"/>
             </w:tcMar>
             <w:tcBorders>
               <w:top w:val="single" w:sz="4" w:space="0" w:color="CBD5E1"/>
@@ -4619,7 +4799,7 @@
               <w:rPr>
                 <w:sz w:val="17"/>
               </w:rPr>
-              <w:t>I am so eager to express my own ideas that I formulate responses while others are talking.</w:t>
+              <w:t>I get impatient to explain my solution while someone else is speaking.</w:t>
             </w:r>
           </w:p>
         </w:tc>
@@ -4630,10 +4810,10 @@
             <w:tcW w:type="dxa" w:w="1584"/>
             <w:shd w:fill="F8FAFC"/>
             <w:tcMar>
-              <w:top w:w="50" w:type="dxa"/>
-              <w:bottom w:w="50" w:type="dxa"/>
-              <w:left w:w="70" w:type="dxa"/>
-              <w:right w:w="70" w:type="dxa"/>
+              <w:top w:w="45" w:type="dxa"/>
+              <w:bottom w:w="45" w:type="dxa"/>
+              <w:left w:w="65" w:type="dxa"/>
+              <w:right w:w="65" w:type="dxa"/>
             </w:tcMar>
             <w:tcBorders>
               <w:top w:val="single" w:sz="4" w:space="0" w:color="CBD5E1"/>
@@ -4657,10 +4837,10 @@
             <w:tcW w:type="dxa" w:w="3888"/>
             <w:shd w:fill="F8FAFC"/>
             <w:tcMar>
-              <w:top w:w="50" w:type="dxa"/>
-              <w:bottom w:w="50" w:type="dxa"/>
-              <w:left w:w="70" w:type="dxa"/>
-              <w:right w:w="70" w:type="dxa"/>
+              <w:top w:w="45" w:type="dxa"/>
+              <w:bottom w:w="45" w:type="dxa"/>
+              <w:left w:w="65" w:type="dxa"/>
+              <w:right w:w="65" w:type="dxa"/>
             </w:tcMar>
             <w:tcBorders>
               <w:top w:val="single" w:sz="4" w:space="0" w:color="CBD5E1"/>
@@ -4674,7 +4854,7 @@
               <w:rPr>
                 <w:sz w:val="17"/>
               </w:rPr>
-              <w:t>Routine low-stress environments do not generate enough mental arousal to focus.</w:t>
+              <w:t>Low-stress daily routines do not create enough mental pressure to force focus.</w:t>
             </w:r>
           </w:p>
         </w:tc>
@@ -4683,10 +4863,10 @@
             <w:tcW w:type="dxa" w:w="3888"/>
             <w:shd w:fill="F8FAFC"/>
             <w:tcMar>
-              <w:top w:w="50" w:type="dxa"/>
-              <w:bottom w:w="50" w:type="dxa"/>
-              <w:left w:w="70" w:type="dxa"/>
-              <w:right w:w="70" w:type="dxa"/>
+              <w:top w:w="45" w:type="dxa"/>
+              <w:bottom w:w="45" w:type="dxa"/>
+              <w:left w:w="65" w:type="dxa"/>
+              <w:right w:w="65" w:type="dxa"/>
             </w:tcMar>
             <w:tcBorders>
               <w:top w:val="single" w:sz="4" w:space="0" w:color="CBD5E1"/>
@@ -4700,7 +4880,7 @@
               <w:rPr>
                 <w:sz w:val="17"/>
               </w:rPr>
-              <w:t>I fear that if I don't state my technical solution immediately, the team will choose a flawed design.</w:t>
+              <w:t>I worry that if we don't pick my design, the team will run into architectural bugs.</w:t>
             </w:r>
           </w:p>
         </w:tc>
@@ -4711,10 +4891,10 @@
             <w:tcW w:type="dxa" w:w="1584"/>
             <w:shd w:fill="FFFFFF"/>
             <w:tcMar>
-              <w:top w:w="50" w:type="dxa"/>
-              <w:bottom w:w="50" w:type="dxa"/>
-              <w:left w:w="70" w:type="dxa"/>
-              <w:right w:w="70" w:type="dxa"/>
+              <w:top w:w="45" w:type="dxa"/>
+              <w:bottom w:w="45" w:type="dxa"/>
+              <w:left w:w="65" w:type="dxa"/>
+              <w:right w:w="65" w:type="dxa"/>
             </w:tcMar>
             <w:tcBorders>
               <w:top w:val="single" w:sz="4" w:space="0" w:color="CBD5E1"/>
@@ -4738,10 +4918,10 @@
             <w:tcW w:type="dxa" w:w="3888"/>
             <w:shd w:fill="FFFFFF"/>
             <w:tcMar>
-              <w:top w:w="50" w:type="dxa"/>
-              <w:bottom w:w="50" w:type="dxa"/>
-              <w:left w:w="70" w:type="dxa"/>
-              <w:right w:w="70" w:type="dxa"/>
+              <w:top w:w="45" w:type="dxa"/>
+              <w:bottom w:w="45" w:type="dxa"/>
+              <w:left w:w="65" w:type="dxa"/>
+              <w:right w:w="65" w:type="dxa"/>
             </w:tcMar>
             <w:tcBorders>
               <w:top w:val="single" w:sz="4" w:space="0" w:color="CBD5E1"/>
@@ -4755,7 +4935,7 @@
               <w:rPr>
                 <w:sz w:val="17"/>
               </w:rPr>
-              <w:t>I overthink the project, feeling that early work won't be perfect or comprehensive.</w:t>
+              <w:t>I overthink the project, feeling that early drafts won't be good enough.</w:t>
             </w:r>
           </w:p>
         </w:tc>
@@ -4764,10 +4944,10 @@
             <w:tcW w:type="dxa" w:w="3888"/>
             <w:shd w:fill="FFFFFF"/>
             <w:tcMar>
-              <w:top w:w="50" w:type="dxa"/>
-              <w:bottom w:w="50" w:type="dxa"/>
-              <w:left w:w="70" w:type="dxa"/>
-              <w:right w:w="70" w:type="dxa"/>
+              <w:top w:w="45" w:type="dxa"/>
+              <w:bottom w:w="45" w:type="dxa"/>
+              <w:left w:w="65" w:type="dxa"/>
+              <w:right w:w="65" w:type="dxa"/>
             </w:tcMar>
             <w:tcBorders>
               <w:top w:val="single" w:sz="4" w:space="0" w:color="CBD5E1"/>
@@ -4781,7 +4961,7 @@
               <w:rPr>
                 <w:sz w:val="17"/>
               </w:rPr>
-              <w:t>I feel a compulsive need to prove my technical value and deep understanding to peers.</w:t>
+              <w:t>I feel an internal need to prove my technical credibility to my peers.</w:t>
             </w:r>
           </w:p>
         </w:tc>
@@ -4792,10 +4972,10 @@
             <w:tcW w:type="dxa" w:w="1584"/>
             <w:shd w:fill="F8FAFC"/>
             <w:tcMar>
-              <w:top w:w="50" w:type="dxa"/>
-              <w:bottom w:w="50" w:type="dxa"/>
-              <w:left w:w="70" w:type="dxa"/>
-              <w:right w:w="70" w:type="dxa"/>
+              <w:top w:w="45" w:type="dxa"/>
+              <w:bottom w:w="45" w:type="dxa"/>
+              <w:left w:w="65" w:type="dxa"/>
+              <w:right w:w="65" w:type="dxa"/>
             </w:tcMar>
             <w:tcBorders>
               <w:top w:val="single" w:sz="4" w:space="0" w:color="CBD5E1"/>
@@ -4819,10 +4999,10 @@
             <w:tcW w:type="dxa" w:w="3888"/>
             <w:shd w:fill="F8FAFC"/>
             <w:tcMar>
-              <w:top w:w="50" w:type="dxa"/>
-              <w:bottom w:w="50" w:type="dxa"/>
-              <w:left w:w="70" w:type="dxa"/>
-              <w:right w:w="70" w:type="dxa"/>
+              <w:top w:w="45" w:type="dxa"/>
+              <w:bottom w:w="45" w:type="dxa"/>
+              <w:left w:w="65" w:type="dxa"/>
+              <w:right w:w="65" w:type="dxa"/>
             </w:tcMar>
             <w:tcBorders>
               <w:top w:val="single" w:sz="4" w:space="0" w:color="CBD5E1"/>
@@ -4836,7 +5016,7 @@
               <w:rPr>
                 <w:sz w:val="17"/>
               </w:rPr>
-              <w:t>Underlying imposter fear and perfectionism; adrenaline is used as a chemical crutch to override overthinking.</w:t>
+              <w:t>Underlying imposter fear and perfectionism; I use adrenaline as a crutch to get past overthinking.</w:t>
             </w:r>
           </w:p>
         </w:tc>
@@ -4845,10 +5025,10 @@
             <w:tcW w:type="dxa" w:w="3888"/>
             <w:shd w:fill="F8FAFC"/>
             <w:tcMar>
-              <w:top w:w="50" w:type="dxa"/>
-              <w:bottom w:w="50" w:type="dxa"/>
-              <w:left w:w="70" w:type="dxa"/>
-              <w:right w:w="70" w:type="dxa"/>
+              <w:top w:w="45" w:type="dxa"/>
+              <w:bottom w:w="45" w:type="dxa"/>
+              <w:left w:w="65" w:type="dxa"/>
+              <w:right w:w="65" w:type="dxa"/>
             </w:tcMar>
             <w:tcBorders>
               <w:top w:val="single" w:sz="4" w:space="0" w:color="CBD5E1"/>
@@ -4862,7 +5042,7 @@
               <w:rPr>
                 <w:sz w:val="17"/>
               </w:rPr>
-              <w:t>Subsurface low self-confidence; verbal dominance is an unconscious defense mechanism to shield vulnerability.</w:t>
+              <w:t>Masking self-doubt; dominating conversations is an unconscious shield to avoid looking unprepared.</w:t>
             </w:r>
           </w:p>
         </w:tc>
@@ -4870,7 +5050,7 @@
     </w:tbl>
     <w:p>
       <w:pPr>
-        <w:spacing w:before="0" w:after="160" w:line="264" w:lineRule="auto"/>
+        <w:spacing w:before="0" w:after="160" w:line="269" w:lineRule="auto"/>
         <w:jc w:val="center"/>
       </w:pPr>
       <w:r>
@@ -4887,14 +5067,14 @@
     <w:p>
       <w:pPr>
         <w:keepNext/>
-        <w:spacing w:before="200" w:after="60"/>
+        <w:spacing w:before="160" w:after="40"/>
       </w:pPr>
       <w:r>
         <w:rPr>
           <w:rFonts w:ascii="Arial" w:hAnsi="Arial"/>
           <w:b/>
           <w:color w:val="2563EB"/>
-          <w:sz w:val="24"/>
+          <w:sz w:val="23"/>
         </w:rPr>
         <w:t>6.3 Psychodynamic Profile: The Crisis-Activated Engineer</w:t>
       </w:r>
@@ -4902,13 +5082,13 @@
     <w:p>
       <w:pPr>
         <w:keepNext/>
-        <w:spacing w:before="120" w:after="40"/>
+        <w:spacing w:before="100" w:after="20"/>
         <w:jc w:val="center"/>
       </w:pPr>
       <w:r>
         <w:drawing>
           <wp:inline xmlns:a="http://schemas.openxmlformats.org/drawingml/2006/main" xmlns:pic="http://schemas.openxmlformats.org/drawingml/2006/picture">
-            <wp:extent cx="3749039" cy="2249423"/>
+            <wp:extent cx="3383280" cy="2029968"/>
             <wp:docPr id="8" name="Picture 8"/>
             <wp:cNvGraphicFramePr>
               <a:graphicFrameLocks noChangeAspect="1"/>
@@ -4929,7 +5109,7 @@
                   <pic:spPr>
                     <a:xfrm>
                       <a:off x="0" y="0"/>
-                      <a:ext cx="3749039" cy="2249423"/>
+                      <a:ext cx="3383280" cy="2029968"/>
                     </a:xfrm>
                     <a:prstGeom prst="rect"/>
                   </pic:spPr>
@@ -4942,7 +5122,7 @@
     </w:p>
     <w:p>
       <w:pPr>
-        <w:spacing w:before="20" w:after="120"/>
+        <w:spacing w:before="20" w:after="100"/>
         <w:jc w:val="center"/>
       </w:pPr>
       <w:r>
@@ -4958,7 +5138,7 @@
     </w:p>
     <w:p>
       <w:pPr>
-        <w:spacing w:before="0" w:after="40" w:line="264" w:lineRule="auto"/>
+        <w:spacing w:before="0" w:after="60" w:line="269" w:lineRule="auto"/>
         <w:jc w:val="left"/>
       </w:pPr>
       <w:r>
@@ -4969,7 +5149,7 @@
           <w:color w:val="1E293B"/>
           <w:sz w:val="21"/>
         </w:rPr>
-        <w:t>Figure 6 reveals that my operating curve is severely right-skewed. At low and moderate arousal levels, my brain lingers in an 'Under-Arousal Zone,' marked by inertia and distraction. Only when external deadlines approach the cliff edge does arousal reach the threshold required to activate hyper-focus. However, this leaves virtually zero margin for error before crossing into burnout. Transforming this dynamic requires developing internal self-regulatory mechanisms that induce focus without relying on emergency deadlines.</w:t>
+        <w:t>Figure 6 shows how my arousal curve differs from standard work habits. Under normal workloads, I sit in an under-arousal zone where procrastination thrives. Only when deadlines become emergencies does arousal rise high enough to unlock deep concentration. But operating this close to the edge leaves no room for unexpected setbacks and leads straight into burnout. The goal of my action plan is to generate steady daily focus without waiting for emergencies.</w:t>
       </w:r>
     </w:p>
     <w:p>
@@ -4980,21 +5160,21 @@
     <w:p>
       <w:pPr>
         <w:keepNext/>
-        <w:spacing w:before="280" w:after="80"/>
+        <w:spacing w:before="220" w:after="60"/>
       </w:pPr>
       <w:r>
         <w:rPr>
           <w:rFonts w:ascii="Arial" w:hAnsi="Arial"/>
           <w:b/>
           <w:color w:val="1E3A8A"/>
-          <w:sz w:val="28"/>
+          <w:sz w:val="27"/>
         </w:rPr>
         <w:t>CHAPTER 7: STRATEGIC PERSONAL DEVELOPMENT PLAN &amp; 24-MONTH ROADMAP</w:t>
       </w:r>
     </w:p>
     <w:p>
       <w:pPr>
-        <w:spacing w:before="0" w:after="40" w:line="264" w:lineRule="auto"/>
+        <w:spacing w:before="0" w:after="60" w:line="269" w:lineRule="auto"/>
         <w:jc w:val="left"/>
       </w:pPr>
       <w:r>
@@ -5005,19 +5185,19 @@
           <w:color w:val="1E293B"/>
           <w:sz w:val="21"/>
         </w:rPr>
-        <w:t>To translate diagnostic findings into permanent behavioral evolution, this chapter establishes a structured 24-Month Personal Development Plan (PDP). Figure 8 illustrates the development roadmap.</w:t>
+        <w:t>To address these findings, I structured a two-year personal plan across three sequential phases. Figure 8 outlines the timeline, and Table 6 tracks measurable goals.</w:t>
       </w:r>
     </w:p>
     <w:p>
       <w:pPr>
         <w:keepNext/>
-        <w:spacing w:before="120" w:after="40"/>
+        <w:spacing w:before="100" w:after="20"/>
         <w:jc w:val="center"/>
       </w:pPr>
       <w:r>
         <w:drawing>
           <wp:inline xmlns:a="http://schemas.openxmlformats.org/drawingml/2006/main" xmlns:pic="http://schemas.openxmlformats.org/drawingml/2006/picture">
-            <wp:extent cx="3749039" cy="2044930"/>
+            <wp:extent cx="3383280" cy="1845425"/>
             <wp:docPr id="9" name="Picture 9"/>
             <wp:cNvGraphicFramePr>
               <a:graphicFrameLocks noChangeAspect="1"/>
@@ -5038,7 +5218,7 @@
                   <pic:spPr>
                     <a:xfrm>
                       <a:off x="0" y="0"/>
-                      <a:ext cx="3749039" cy="2044930"/>
+                      <a:ext cx="3383280" cy="1845425"/>
                     </a:xfrm>
                     <a:prstGeom prst="rect"/>
                   </pic:spPr>
@@ -5051,7 +5231,7 @@
     </w:p>
     <w:p>
       <w:pPr>
-        <w:spacing w:before="20" w:after="120"/>
+        <w:spacing w:before="20" w:after="100"/>
         <w:jc w:val="center"/>
       </w:pPr>
       <w:r>
@@ -5068,21 +5248,21 @@
     <w:p>
       <w:pPr>
         <w:keepNext/>
-        <w:spacing w:before="200" w:after="60"/>
+        <w:spacing w:before="160" w:after="40"/>
       </w:pPr>
       <w:r>
         <w:rPr>
           <w:rFonts w:ascii="Arial" w:hAnsi="Arial"/>
           <w:b/>
           <w:color w:val="2563EB"/>
-          <w:sz w:val="24"/>
+          <w:sz w:val="23"/>
         </w:rPr>
         <w:t>7.1 Phase 1: Foundational Remediation &amp; Habit Restructuring (0–6 Months)</w:t>
       </w:r>
     </w:p>
     <w:p>
       <w:pPr>
-        <w:spacing w:before="0" w:after="40" w:line="264" w:lineRule="auto"/>
+        <w:spacing w:before="0" w:after="60" w:line="269" w:lineRule="auto"/>
         <w:jc w:val="left"/>
       </w:pPr>
       <w:r>
@@ -5093,27 +5273,27 @@
           <w:color w:val="1E293B"/>
           <w:sz w:val="21"/>
         </w:rPr>
-        <w:t>Phase 1 targets immediate habit restructuring: (1) 'Rule of Two' Project Capping: Enforce an unyielding rule of maximum two active non-academic technical projects simultaneously, actively declining peripheral roles; (2) Timeboxed Micro-Deadlines: Deconstruct large deliverables into artificial 72-hour sprints with 50-minute Pomodoro focus blocks to create synthetic micro-arousal without all-nighters; (3) Active Listening &amp; 3-Second Pause Rule: Institute a mandatory 3-second pause before responding in team discussions, paraphrasing speaker arguments before sharing opinions; and (4) Toastmasters Desensitization: Join campus Toastmasters and deliver weekly 3-minute lightning talks to systematically desensitize stage fear.</w:t>
+        <w:t>The first six months focus on immediate habit changes: (1) Rule of Two: Limit myself to at most two active technical side projects at any time, learning to decline requests when my plate is full; (2) Timeboxed Focus Blocks: Break large coding tasks into artificial 72-hour deadlines with 50-minute Pomodoro blocks, turning off internet distractions to build focus early; (3) Three-Second Listening Rule: Count to three before answering in group meetings, and summarize what the other person said before offering my opinion; and (4) Toastmasters Practice: Attend weekly campus Toastmasters meetings and give short 3-minute talks to reduce stage anxiety through regular exposure.</w:t>
       </w:r>
     </w:p>
     <w:p>
       <w:pPr>
         <w:keepNext/>
-        <w:spacing w:before="200" w:after="60"/>
+        <w:spacing w:before="160" w:after="40"/>
       </w:pPr>
       <w:r>
         <w:rPr>
           <w:rFonts w:ascii="Arial" w:hAnsi="Arial"/>
           <w:b/>
           <w:color w:val="2563EB"/>
-          <w:sz w:val="24"/>
+          <w:sz w:val="23"/>
         </w:rPr>
         <w:t>7.2 Phase 2: Competency Consolidation &amp; Specialization (6–12 Months)</w:t>
       </w:r>
     </w:p>
     <w:p>
       <w:pPr>
-        <w:spacing w:before="0" w:after="40" w:line="264" w:lineRule="auto"/>
+        <w:spacing w:before="0" w:after="60" w:line="269" w:lineRule="auto"/>
         <w:jc w:val="left"/>
       </w:pPr>
       <w:r>
@@ -5124,27 +5304,27 @@
           <w:color w:val="1E293B"/>
           <w:sz w:val="21"/>
         </w:rPr>
-        <w:t>Phase 2 consolidates technical depth and public engagement: (1) T-Shaped Specialization: Commit to deep vertical mastery in Distributed Systems &amp; Backend Infrastructure, dedicating 80% of study time to vertical mastery and 20% to exploratory breadth; (2) Public Technical Writing: Publish bi-weekly architectural analyses on Substack/Medium, deconstructing systems and runtime internals to bridge code and public communication; (3) Conference Presentations: Deliver at least three formal technical presentations using visual system architectures to anchor poise in deep substance; and (4) Burnout Circuit-Breaker: Enforce mandatory 7 hours of sleep, screen-free Sundays, and regular physical exercise.</w:t>
+        <w:t>The second phase builds depth and public communication: (1) Vertical Focus: Spend 80% of technical study time on distributed backend architecture, limiting exploration of other stacks to 20%; (2) Technical Writing: Write and publish bi-weekly technical explainers on Substack and Medium, explaining system internals clearly to practice public communication; (3) Conference Talks: Submit proposals to regional student tech conferences, using clear architecture diagrams and working demos to stay confident; and (4) Health Guardrails: Keep regular sleep hours (at least 7 hours), take Sundays off from coding screens, and exercise daily to prevent burnout.</w:t>
       </w:r>
     </w:p>
     <w:p>
       <w:pPr>
         <w:keepNext/>
-        <w:spacing w:before="200" w:after="60"/>
+        <w:spacing w:before="160" w:after="40"/>
       </w:pPr>
       <w:r>
         <w:rPr>
           <w:rFonts w:ascii="Arial" w:hAnsi="Arial"/>
           <w:b/>
           <w:color w:val="2563EB"/>
-          <w:sz w:val="24"/>
+          <w:sz w:val="23"/>
         </w:rPr>
         <w:t>7.3 Phase 3: Leadership Integration &amp; Sustainable Performance (12–24 Months)</w:t>
       </w:r>
     </w:p>
     <w:p>
       <w:pPr>
-        <w:spacing w:before="0" w:after="40" w:line="264" w:lineRule="auto"/>
+        <w:spacing w:before="0" w:after="60" w:line="269" w:lineRule="auto"/>
         <w:jc w:val="left"/>
       </w:pPr>
       <w:r>
@@ -5155,27 +5335,27 @@
           <w:color w:val="1E293B"/>
           <w:sz w:val="21"/>
         </w:rPr>
-        <w:t>Phase 3 integrates these competencies into professional engineering leadership: (1) Transition to Engineering Leadership: Actively target Tech Lead, Solutions Architect, or Developer Relations roles, mentoring junior engineers with empathetic active listening; (2) Crisis-Independent High Flow States: Deliver high-caliber engineering output predictably without relying on adrenaline rushes or crisis deadlines; and (3) Cross-Functional Alignment: Serve as the primary communication bridge between executive stakeholders, clients, and core engineering squads.</w:t>
+        <w:t>The final phase prepares for professional engineering roles: (1) Technical Leadership: Move into roles like Solutions Architect or Developer Advocate where both coding and communication are required, mentoring younger engineers patiently; (2) Steady Productivity: Deliver consistent software work on regular sprint schedules without needing panic crunches; and (3) Cross-Team Communication: Act as a clear link between technical teams and non-technical stakeholders.</w:t>
       </w:r>
     </w:p>
     <w:p>
       <w:pPr>
         <w:keepNext/>
-        <w:spacing w:before="200" w:after="60"/>
+        <w:spacing w:before="160" w:after="40"/>
       </w:pPr>
       <w:r>
         <w:rPr>
           <w:rFonts w:ascii="Arial" w:hAnsi="Arial"/>
           <w:b/>
           <w:color w:val="2563EB"/>
-          <w:sz w:val="24"/>
+          <w:sz w:val="23"/>
         </w:rPr>
         <w:t>7.4 Quantitative Metrics, KPIs, and Tracking Scorecard</w:t>
       </w:r>
     </w:p>
     <w:p>
       <w:pPr>
-        <w:spacing w:before="0" w:after="40" w:line="264" w:lineRule="auto"/>
+        <w:spacing w:before="0" w:after="60" w:line="269" w:lineRule="auto"/>
         <w:jc w:val="left"/>
       </w:pPr>
       <w:r>
@@ -5186,7 +5366,7 @@
           <w:color w:val="1E293B"/>
           <w:sz w:val="21"/>
         </w:rPr>
-        <w:t>Personal evolution will be monitored against measurable Key Performance Indicators documented in Table 6.</w:t>
+        <w:t>To hold myself accountable, I set clear baseline numbers and one-year targets in Table 6.</w:t>
       </w:r>
     </w:p>
     <w:tbl>
@@ -5197,10 +5377,10 @@
         <w:tblLook w:firstColumn="1" w:firstRow="1" w:lastColumn="0" w:lastRow="0" w:noHBand="0" w:noVBand="1" w:val="04A0"/>
       </w:tblPr>
       <w:tblGrid>
-        <w:gridCol w:w="2448"/>
-        <w:gridCol w:w="2448"/>
-        <w:gridCol w:w="2448"/>
-        <w:gridCol w:w="2448"/>
+        <w:gridCol w:w="2484"/>
+        <w:gridCol w:w="2484"/>
+        <w:gridCol w:w="2484"/>
+        <w:gridCol w:w="2484"/>
       </w:tblGrid>
       <w:tr>
         <w:tc>
@@ -5208,10 +5388,10 @@
             <w:tcW w:type="dxa" w:w="2016"/>
             <w:shd w:fill="1E3A8A"/>
             <w:tcMar>
-              <w:top w:w="70" w:type="dxa"/>
-              <w:bottom w:w="70" w:type="dxa"/>
-              <w:left w:w="80" w:type="dxa"/>
-              <w:right w:w="80" w:type="dxa"/>
+              <w:top w:w="65" w:type="dxa"/>
+              <w:bottom w:w="65" w:type="dxa"/>
+              <w:left w:w="75" w:type="dxa"/>
+              <w:right w:w="75" w:type="dxa"/>
             </w:tcMar>
           </w:tcPr>
           <w:p>
@@ -5230,10 +5410,10 @@
             <w:tcW w:type="dxa" w:w="3456"/>
             <w:shd w:fill="1E3A8A"/>
             <w:tcMar>
-              <w:top w:w="70" w:type="dxa"/>
-              <w:bottom w:w="70" w:type="dxa"/>
-              <w:left w:w="80" w:type="dxa"/>
-              <w:right w:w="80" w:type="dxa"/>
+              <w:top w:w="65" w:type="dxa"/>
+              <w:bottom w:w="65" w:type="dxa"/>
+              <w:left w:w="75" w:type="dxa"/>
+              <w:right w:w="75" w:type="dxa"/>
             </w:tcMar>
           </w:tcPr>
           <w:p>
@@ -5252,10 +5432,10 @@
             <w:tcW w:type="dxa" w:w="1872"/>
             <w:shd w:fill="1E3A8A"/>
             <w:tcMar>
-              <w:top w:w="70" w:type="dxa"/>
-              <w:bottom w:w="70" w:type="dxa"/>
-              <w:left w:w="80" w:type="dxa"/>
-              <w:right w:w="80" w:type="dxa"/>
+              <w:top w:w="65" w:type="dxa"/>
+              <w:bottom w:w="65" w:type="dxa"/>
+              <w:left w:w="75" w:type="dxa"/>
+              <w:right w:w="75" w:type="dxa"/>
             </w:tcMar>
           </w:tcPr>
           <w:p>
@@ -5274,10 +5454,10 @@
             <w:tcW w:type="dxa" w:w="2016"/>
             <w:shd w:fill="1E3A8A"/>
             <w:tcMar>
-              <w:top w:w="70" w:type="dxa"/>
-              <w:bottom w:w="70" w:type="dxa"/>
-              <w:left w:w="80" w:type="dxa"/>
-              <w:right w:w="80" w:type="dxa"/>
+              <w:top w:w="65" w:type="dxa"/>
+              <w:bottom w:w="65" w:type="dxa"/>
+              <w:left w:w="75" w:type="dxa"/>
+              <w:right w:w="75" w:type="dxa"/>
             </w:tcMar>
           </w:tcPr>
           <w:p>
@@ -5298,10 +5478,10 @@
             <w:tcW w:type="dxa" w:w="2016"/>
             <w:shd w:fill="F8FAFC"/>
             <w:tcMar>
-              <w:top w:w="50" w:type="dxa"/>
-              <w:bottom w:w="50" w:type="dxa"/>
-              <w:left w:w="70" w:type="dxa"/>
-              <w:right w:w="70" w:type="dxa"/>
+              <w:top w:w="45" w:type="dxa"/>
+              <w:bottom w:w="45" w:type="dxa"/>
+              <w:left w:w="65" w:type="dxa"/>
+              <w:right w:w="65" w:type="dxa"/>
             </w:tcMar>
             <w:tcBorders>
               <w:top w:val="single" w:sz="4" w:space="0" w:color="CBD5E1"/>
@@ -5325,10 +5505,10 @@
             <w:tcW w:type="dxa" w:w="3456"/>
             <w:shd w:fill="F8FAFC"/>
             <w:tcMar>
-              <w:top w:w="50" w:type="dxa"/>
-              <w:bottom w:w="50" w:type="dxa"/>
-              <w:left w:w="70" w:type="dxa"/>
-              <w:right w:w="70" w:type="dxa"/>
+              <w:top w:w="45" w:type="dxa"/>
+              <w:bottom w:w="45" w:type="dxa"/>
+              <w:left w:w="65" w:type="dxa"/>
+              <w:right w:w="65" w:type="dxa"/>
             </w:tcMar>
             <w:tcBorders>
               <w:top w:val="single" w:sz="4" w:space="0" w:color="CBD5E1"/>
@@ -5342,7 +5522,7 @@
               <w:rPr>
                 <w:sz w:val="17"/>
               </w:rPr>
-              <w:t>Active concurrent non-academic initiatives</w:t>
+              <w:t>Active non-academic coding projects</w:t>
             </w:r>
           </w:p>
         </w:tc>
@@ -5351,10 +5531,10 @@
             <w:tcW w:type="dxa" w:w="1872"/>
             <w:shd w:fill="F8FAFC"/>
             <w:tcMar>
-              <w:top w:w="50" w:type="dxa"/>
-              <w:bottom w:w="50" w:type="dxa"/>
-              <w:left w:w="70" w:type="dxa"/>
-              <w:right w:w="70" w:type="dxa"/>
+              <w:top w:w="45" w:type="dxa"/>
+              <w:bottom w:w="45" w:type="dxa"/>
+              <w:left w:w="65" w:type="dxa"/>
+              <w:right w:w="65" w:type="dxa"/>
             </w:tcMar>
             <w:tcBorders>
               <w:top w:val="single" w:sz="4" w:space="0" w:color="CBD5E1"/>
@@ -5368,7 +5548,7 @@
               <w:rPr>
                 <w:sz w:val="17"/>
               </w:rPr>
-              <w:t>5–6 concurrent (over-committed)</w:t>
+              <w:t>5 to 6 projects (spread thin)</w:t>
             </w:r>
           </w:p>
         </w:tc>
@@ -5377,10 +5557,10 @@
             <w:tcW w:type="dxa" w:w="2016"/>
             <w:shd w:fill="F8FAFC"/>
             <w:tcMar>
-              <w:top w:w="50" w:type="dxa"/>
-              <w:bottom w:w="50" w:type="dxa"/>
-              <w:left w:w="70" w:type="dxa"/>
-              <w:right w:w="70" w:type="dxa"/>
+              <w:top w:w="45" w:type="dxa"/>
+              <w:bottom w:w="45" w:type="dxa"/>
+              <w:left w:w="65" w:type="dxa"/>
+              <w:right w:w="65" w:type="dxa"/>
             </w:tcMar>
             <w:tcBorders>
               <w:top w:val="single" w:sz="4" w:space="0" w:color="CBD5E1"/>
@@ -5394,7 +5574,7 @@
               <w:rPr>
                 <w:sz w:val="17"/>
               </w:rPr>
-              <w:t>Maximum 2 active (strict cap)</w:t>
+              <w:t>Maximum 2 active projects</w:t>
             </w:r>
           </w:p>
         </w:tc>
@@ -5405,10 +5585,10 @@
             <w:tcW w:type="dxa" w:w="2016"/>
             <w:shd w:fill="FFFFFF"/>
             <w:tcMar>
-              <w:top w:w="50" w:type="dxa"/>
-              <w:bottom w:w="50" w:type="dxa"/>
-              <w:left w:w="70" w:type="dxa"/>
-              <w:right w:w="70" w:type="dxa"/>
+              <w:top w:w="45" w:type="dxa"/>
+              <w:bottom w:w="45" w:type="dxa"/>
+              <w:left w:w="65" w:type="dxa"/>
+              <w:right w:w="65" w:type="dxa"/>
             </w:tcMar>
             <w:tcBorders>
               <w:top w:val="single" w:sz="4" w:space="0" w:color="CBD5E1"/>
@@ -5432,10 +5612,10 @@
             <w:tcW w:type="dxa" w:w="3456"/>
             <w:shd w:fill="FFFFFF"/>
             <w:tcMar>
-              <w:top w:w="50" w:type="dxa"/>
-              <w:bottom w:w="50" w:type="dxa"/>
-              <w:left w:w="70" w:type="dxa"/>
-              <w:right w:w="70" w:type="dxa"/>
+              <w:top w:w="45" w:type="dxa"/>
+              <w:bottom w:w="45" w:type="dxa"/>
+              <w:left w:w="65" w:type="dxa"/>
+              <w:right w:w="65" w:type="dxa"/>
             </w:tcMar>
             <w:tcBorders>
               <w:top w:val="single" w:sz="4" w:space="0" w:color="CBD5E1"/>
@@ -5449,7 +5629,7 @@
               <w:rPr>
                 <w:sz w:val="17"/>
               </w:rPr>
-              <w:t>Conversational interruption rate per meeting</w:t>
+              <w:t>Interruptions per team meeting</w:t>
             </w:r>
           </w:p>
         </w:tc>
@@ -5458,10 +5638,10 @@
             <w:tcW w:type="dxa" w:w="1872"/>
             <w:shd w:fill="FFFFFF"/>
             <w:tcMar>
-              <w:top w:w="50" w:type="dxa"/>
-              <w:bottom w:w="50" w:type="dxa"/>
-              <w:left w:w="70" w:type="dxa"/>
-              <w:right w:w="70" w:type="dxa"/>
+              <w:top w:w="45" w:type="dxa"/>
+              <w:bottom w:w="45" w:type="dxa"/>
+              <w:left w:w="65" w:type="dxa"/>
+              <w:right w:w="65" w:type="dxa"/>
             </w:tcMar>
             <w:tcBorders>
               <w:top w:val="single" w:sz="4" w:space="0" w:color="CBD5E1"/>
@@ -5475,7 +5655,7 @@
               <w:rPr>
                 <w:sz w:val="17"/>
               </w:rPr>
-              <w:t>High (&gt;6 observed interruptions)</w:t>
+              <w:t>High (&gt;6 observed per meeting)</w:t>
             </w:r>
           </w:p>
         </w:tc>
@@ -5484,10 +5664,10 @@
             <w:tcW w:type="dxa" w:w="2016"/>
             <w:shd w:fill="FFFFFF"/>
             <w:tcMar>
-              <w:top w:w="50" w:type="dxa"/>
-              <w:bottom w:w="50" w:type="dxa"/>
-              <w:left w:w="70" w:type="dxa"/>
-              <w:right w:w="70" w:type="dxa"/>
+              <w:top w:w="45" w:type="dxa"/>
+              <w:bottom w:w="45" w:type="dxa"/>
+              <w:left w:w="65" w:type="dxa"/>
+              <w:right w:w="65" w:type="dxa"/>
             </w:tcMar>
             <w:tcBorders>
               <w:top w:val="single" w:sz="4" w:space="0" w:color="CBD5E1"/>
@@ -5501,7 +5681,7 @@
               <w:rPr>
                 <w:sz w:val="17"/>
               </w:rPr>
-              <w:t>Zero (mandatory 3-sec pause)</w:t>
+              <w:t>Zero (with 3-second wait)</w:t>
             </w:r>
           </w:p>
         </w:tc>
@@ -5512,10 +5692,10 @@
             <w:tcW w:type="dxa" w:w="2016"/>
             <w:shd w:fill="F8FAFC"/>
             <w:tcMar>
-              <w:top w:w="50" w:type="dxa"/>
-              <w:bottom w:w="50" w:type="dxa"/>
-              <w:left w:w="70" w:type="dxa"/>
-              <w:right w:w="70" w:type="dxa"/>
+              <w:top w:w="45" w:type="dxa"/>
+              <w:bottom w:w="45" w:type="dxa"/>
+              <w:left w:w="65" w:type="dxa"/>
+              <w:right w:w="65" w:type="dxa"/>
             </w:tcMar>
             <w:tcBorders>
               <w:top w:val="single" w:sz="4" w:space="0" w:color="CBD5E1"/>
@@ -5539,10 +5719,10 @@
             <w:tcW w:type="dxa" w:w="3456"/>
             <w:shd w:fill="F8FAFC"/>
             <w:tcMar>
-              <w:top w:w="50" w:type="dxa"/>
-              <w:bottom w:w="50" w:type="dxa"/>
-              <w:left w:w="70" w:type="dxa"/>
-              <w:right w:w="70" w:type="dxa"/>
+              <w:top w:w="45" w:type="dxa"/>
+              <w:bottom w:w="45" w:type="dxa"/>
+              <w:left w:w="65" w:type="dxa"/>
+              <w:right w:w="65" w:type="dxa"/>
             </w:tcMar>
             <w:tcBorders>
               <w:top w:val="single" w:sz="4" w:space="0" w:color="CBD5E1"/>
@@ -5556,7 +5736,7 @@
               <w:rPr>
                 <w:sz w:val="17"/>
               </w:rPr>
-              <w:t>Formal presentations / tech talks delivered</w:t>
+              <w:t>Formal technical presentations given</w:t>
             </w:r>
           </w:p>
         </w:tc>
@@ -5565,10 +5745,10 @@
             <w:tcW w:type="dxa" w:w="1872"/>
             <w:shd w:fill="F8FAFC"/>
             <w:tcMar>
-              <w:top w:w="50" w:type="dxa"/>
-              <w:bottom w:w="50" w:type="dxa"/>
-              <w:left w:w="70" w:type="dxa"/>
-              <w:right w:w="70" w:type="dxa"/>
+              <w:top w:w="45" w:type="dxa"/>
+              <w:bottom w:w="45" w:type="dxa"/>
+              <w:left w:w="65" w:type="dxa"/>
+              <w:right w:w="65" w:type="dxa"/>
             </w:tcMar>
             <w:tcBorders>
               <w:top w:val="single" w:sz="4" w:space="0" w:color="CBD5E1"/>
@@ -5582,7 +5762,7 @@
               <w:rPr>
                 <w:sz w:val="17"/>
               </w:rPr>
-              <w:t>0 public talks (avoided due to fear)</w:t>
+              <w:t>0 talks (avoided due to stage fear)</w:t>
             </w:r>
           </w:p>
         </w:tc>
@@ -5591,10 +5771,10 @@
             <w:tcW w:type="dxa" w:w="2016"/>
             <w:shd w:fill="F8FAFC"/>
             <w:tcMar>
-              <w:top w:w="50" w:type="dxa"/>
-              <w:bottom w:w="50" w:type="dxa"/>
-              <w:left w:w="70" w:type="dxa"/>
-              <w:right w:w="70" w:type="dxa"/>
+              <w:top w:w="45" w:type="dxa"/>
+              <w:bottom w:w="45" w:type="dxa"/>
+              <w:left w:w="65" w:type="dxa"/>
+              <w:right w:w="65" w:type="dxa"/>
             </w:tcMar>
             <w:tcBorders>
               <w:top w:val="single" w:sz="4" w:space="0" w:color="CBD5E1"/>
@@ -5608,7 +5788,7 @@
               <w:rPr>
                 <w:sz w:val="17"/>
               </w:rPr>
-              <w:t>&gt;=4 delivered conference talks</w:t>
+              <w:t>At least 4 conference/meetup talks</w:t>
             </w:r>
           </w:p>
         </w:tc>
@@ -5619,10 +5799,10 @@
             <w:tcW w:type="dxa" w:w="2016"/>
             <w:shd w:fill="FFFFFF"/>
             <w:tcMar>
-              <w:top w:w="50" w:type="dxa"/>
-              <w:bottom w:w="50" w:type="dxa"/>
-              <w:left w:w="70" w:type="dxa"/>
-              <w:right w:w="70" w:type="dxa"/>
+              <w:top w:w="45" w:type="dxa"/>
+              <w:bottom w:w="45" w:type="dxa"/>
+              <w:left w:w="65" w:type="dxa"/>
+              <w:right w:w="65" w:type="dxa"/>
             </w:tcMar>
             <w:tcBorders>
               <w:top w:val="single" w:sz="4" w:space="0" w:color="CBD5E1"/>
@@ -5646,10 +5826,10 @@
             <w:tcW w:type="dxa" w:w="3456"/>
             <w:shd w:fill="FFFFFF"/>
             <w:tcMar>
-              <w:top w:w="50" w:type="dxa"/>
-              <w:bottom w:w="50" w:type="dxa"/>
-              <w:left w:w="70" w:type="dxa"/>
-              <w:right w:w="70" w:type="dxa"/>
+              <w:top w:w="45" w:type="dxa"/>
+              <w:bottom w:w="45" w:type="dxa"/>
+              <w:left w:w="65" w:type="dxa"/>
+              <w:right w:w="65" w:type="dxa"/>
             </w:tcMar>
             <w:tcBorders>
               <w:top w:val="single" w:sz="4" w:space="0" w:color="CBD5E1"/>
@@ -5663,7 +5843,7 @@
               <w:rPr>
                 <w:sz w:val="17"/>
               </w:rPr>
-              <w:t>Time allocated to core vertical specialization</w:t>
+              <w:t>Time on core backend specialization</w:t>
             </w:r>
           </w:p>
         </w:tc>
@@ -5672,10 +5852,10 @@
             <w:tcW w:type="dxa" w:w="1872"/>
             <w:shd w:fill="FFFFFF"/>
             <w:tcMar>
-              <w:top w:w="50" w:type="dxa"/>
-              <w:bottom w:w="50" w:type="dxa"/>
-              <w:left w:w="70" w:type="dxa"/>
-              <w:right w:w="70" w:type="dxa"/>
+              <w:top w:w="45" w:type="dxa"/>
+              <w:bottom w:w="45" w:type="dxa"/>
+              <w:left w:w="65" w:type="dxa"/>
+              <w:right w:w="65" w:type="dxa"/>
             </w:tcMar>
             <w:tcBorders>
               <w:top w:val="single" w:sz="4" w:space="0" w:color="CBD5E1"/>
@@ -5689,7 +5869,7 @@
               <w:rPr>
                 <w:sz w:val="17"/>
               </w:rPr>
-              <w:t>25% (diluted horizontal breadth)</w:t>
+              <w:t>25% (scattered browsing)</w:t>
             </w:r>
           </w:p>
         </w:tc>
@@ -5698,10 +5878,10 @@
             <w:tcW w:type="dxa" w:w="2016"/>
             <w:shd w:fill="FFFFFF"/>
             <w:tcMar>
-              <w:top w:w="50" w:type="dxa"/>
-              <w:bottom w:w="50" w:type="dxa"/>
-              <w:left w:w="70" w:type="dxa"/>
-              <w:right w:w="70" w:type="dxa"/>
+              <w:top w:w="45" w:type="dxa"/>
+              <w:bottom w:w="45" w:type="dxa"/>
+              <w:left w:w="65" w:type="dxa"/>
+              <w:right w:w="65" w:type="dxa"/>
             </w:tcMar>
             <w:tcBorders>
               <w:top w:val="single" w:sz="4" w:space="0" w:color="CBD5E1"/>
@@ -5715,7 +5895,7 @@
               <w:rPr>
                 <w:sz w:val="17"/>
               </w:rPr>
-              <w:t>80% (deep vertical mastery)</w:t>
+              <w:t>80% deep vertical study</w:t>
             </w:r>
           </w:p>
         </w:tc>
@@ -5726,10 +5906,10 @@
             <w:tcW w:type="dxa" w:w="2016"/>
             <w:shd w:fill="F8FAFC"/>
             <w:tcMar>
-              <w:top w:w="50" w:type="dxa"/>
-              <w:bottom w:w="50" w:type="dxa"/>
-              <w:left w:w="70" w:type="dxa"/>
-              <w:right w:w="70" w:type="dxa"/>
+              <w:top w:w="45" w:type="dxa"/>
+              <w:bottom w:w="45" w:type="dxa"/>
+              <w:left w:w="65" w:type="dxa"/>
+              <w:right w:w="65" w:type="dxa"/>
             </w:tcMar>
             <w:tcBorders>
               <w:top w:val="single" w:sz="4" w:space="0" w:color="CBD5E1"/>
@@ -5753,10 +5933,10 @@
             <w:tcW w:type="dxa" w:w="3456"/>
             <w:shd w:fill="F8FAFC"/>
             <w:tcMar>
-              <w:top w:w="50" w:type="dxa"/>
-              <w:bottom w:w="50" w:type="dxa"/>
-              <w:left w:w="70" w:type="dxa"/>
-              <w:right w:w="70" w:type="dxa"/>
+              <w:top w:w="45" w:type="dxa"/>
+              <w:bottom w:w="45" w:type="dxa"/>
+              <w:left w:w="65" w:type="dxa"/>
+              <w:right w:w="65" w:type="dxa"/>
             </w:tcMar>
             <w:tcBorders>
               <w:top w:val="single" w:sz="4" w:space="0" w:color="CBD5E1"/>
@@ -5770,7 +5950,7 @@
               <w:rPr>
                 <w:sz w:val="17"/>
               </w:rPr>
-              <w:t>Deliverables completed in last 12 hrs of deadline</w:t>
+              <w:t>Work finished in last 12 hours of deadline</w:t>
             </w:r>
           </w:p>
         </w:tc>
@@ -5779,10 +5959,10 @@
             <w:tcW w:type="dxa" w:w="1872"/>
             <w:shd w:fill="F8FAFC"/>
             <w:tcMar>
-              <w:top w:w="50" w:type="dxa"/>
-              <w:bottom w:w="50" w:type="dxa"/>
-              <w:left w:w="70" w:type="dxa"/>
-              <w:right w:w="70" w:type="dxa"/>
+              <w:top w:w="45" w:type="dxa"/>
+              <w:bottom w:w="45" w:type="dxa"/>
+              <w:left w:w="65" w:type="dxa"/>
+              <w:right w:w="65" w:type="dxa"/>
             </w:tcMar>
             <w:tcBorders>
               <w:top w:val="single" w:sz="4" w:space="0" w:color="CBD5E1"/>
@@ -5796,7 +5976,7 @@
               <w:rPr>
                 <w:sz w:val="17"/>
               </w:rPr>
-              <w:t>85% (chronic crisis reliance)</w:t>
+              <w:t>85% (adrenaline dependent)</w:t>
             </w:r>
           </w:p>
         </w:tc>
@@ -5805,10 +5985,10 @@
             <w:tcW w:type="dxa" w:w="2016"/>
             <w:shd w:fill="F8FAFC"/>
             <w:tcMar>
-              <w:top w:w="50" w:type="dxa"/>
-              <w:bottom w:w="50" w:type="dxa"/>
-              <w:left w:w="70" w:type="dxa"/>
-              <w:right w:w="70" w:type="dxa"/>
+              <w:top w:w="45" w:type="dxa"/>
+              <w:bottom w:w="45" w:type="dxa"/>
+              <w:left w:w="65" w:type="dxa"/>
+              <w:right w:w="65" w:type="dxa"/>
             </w:tcMar>
             <w:tcBorders>
               <w:top w:val="single" w:sz="4" w:space="0" w:color="CBD5E1"/>
@@ -5822,7 +6002,7 @@
               <w:rPr>
                 <w:sz w:val="17"/>
               </w:rPr>
-              <w:t>&lt;15% (early sprint completion)</w:t>
+              <w:t>Under 15% (early sprint finish)</w:t>
             </w:r>
           </w:p>
         </w:tc>
@@ -5830,7 +6010,7 @@
     </w:tbl>
     <w:p>
       <w:pPr>
-        <w:spacing w:before="0" w:after="160" w:line="264" w:lineRule="auto"/>
+        <w:spacing w:before="0" w:after="160" w:line="269" w:lineRule="auto"/>
         <w:jc w:val="center"/>
       </w:pPr>
       <w:r>
@@ -5845,21 +6025,16 @@
       </w:r>
     </w:p>
     <w:p>
-      <w:r>
-        <w:br w:type="page"/>
-      </w:r>
-    </w:p>
-    <w:p>
       <w:pPr>
         <w:keepNext/>
-        <w:spacing w:before="280" w:after="80"/>
+        <w:spacing w:before="220" w:after="60"/>
       </w:pPr>
       <w:r>
         <w:rPr>
           <w:rFonts w:ascii="Arial" w:hAnsi="Arial"/>
           <w:b/>
           <w:color w:val="1E3A8A"/>
-          <w:sz w:val="28"/>
+          <w:sz w:val="27"/>
         </w:rPr>
         <w:t>CHAPTER 8: CONCLUSION AND TRANSFORMATIVE COMMITMENTS</w:t>
       </w:r>
@@ -5867,21 +6042,21 @@
     <w:p>
       <w:pPr>
         <w:keepNext/>
-        <w:spacing w:before="200" w:after="60"/>
+        <w:spacing w:before="160" w:after="40"/>
       </w:pPr>
       <w:r>
         <w:rPr>
           <w:rFonts w:ascii="Arial" w:hAnsi="Arial"/>
           <w:b/>
           <w:color w:val="2563EB"/>
-          <w:sz w:val="24"/>
+          <w:sz w:val="23"/>
         </w:rPr>
         <w:t>8.1 Summary of Evaluative Insights</w:t>
       </w:r>
     </w:p>
     <w:p>
       <w:pPr>
-        <w:spacing w:before="0" w:after="40" w:line="264" w:lineRule="auto"/>
+        <w:spacing w:before="0" w:after="60" w:line="269" w:lineRule="auto"/>
         <w:jc w:val="left"/>
       </w:pPr>
       <w:r>
@@ -5892,27 +6067,27 @@
           <w:color w:val="1E293B"/>
           <w:sz w:val="21"/>
         </w:rPr>
-        <w:t>This comprehensive self-analysis report marks a pivotal milestone in my personal and professional maturation. Through the structured lenses of the SWOT Matrix and the Johari Window Model, evaluated alongside cognitive psychodynamics and empirical 360-degree peer feedback, I have transitioned from unexamined self-assumptions to rigorous self-awareness. The diagnostic findings affirm that my intellectual curiosity and technical software engineering capabilities represent formidable assets. However, they have simultaneously exposed critical vulnerabilities: over-commitment, horizontal knowledge dispersion, procrastination, stage fear, and an unconscious blind spot of conversational non-listening. Recognizing that my high performance has historically depended on crisis adrenaline provides an urgent catalyst to transition toward sustainable, steady-state excellence.</w:t>
+        <w:t>This report gave me a structured way to evaluate my strengths and habits before graduating. Using SWOT and the Johari Window made it clear that while my curiosity and coding skills give me a strong technical start, my behavioral habits need serious attention. Over-committing to projects, spreading myself across too many technologies, procrastinating until panic sets in, stage fear, and an unconscious habit of interrupting teammates have held back my teamwork. Recognizing that I rely on crisis pressure to focus provides a clear reason to build better daily discipline.</w:t>
       </w:r>
     </w:p>
     <w:p>
       <w:pPr>
         <w:keepNext/>
-        <w:spacing w:before="200" w:after="60"/>
+        <w:spacing w:before="160" w:after="40"/>
       </w:pPr>
       <w:r>
         <w:rPr>
           <w:rFonts w:ascii="Arial" w:hAnsi="Arial"/>
           <w:b/>
           <w:color w:val="2563EB"/>
-          <w:sz w:val="24"/>
+          <w:sz w:val="23"/>
         </w:rPr>
         <w:t>8.2 Transformational Personal Commitments</w:t>
       </w:r>
     </w:p>
     <w:p>
       <w:pPr>
-        <w:spacing w:before="0" w:after="40" w:line="264" w:lineRule="auto"/>
+        <w:spacing w:before="0" w:after="60" w:line="269" w:lineRule="auto"/>
         <w:jc w:val="left"/>
       </w:pPr>
       <w:r>
@@ -5923,33 +6098,33 @@
           <w:color w:val="1E293B"/>
           <w:sz w:val="21"/>
         </w:rPr>
-        <w:t>As I conclude this self-analysis, I make three non-negotiable personal commitments:</w:t>
+        <w:t>As I finish this self-analysis, I make three personal commitments:</w:t>
         <w:br/>
-        <w:t>1. Commitment to Authentic Listening: I commit to treating every conversation with the intellectual humility I bring to deconstructing software—listening completely, pausing deliberately, and valuing collaborative synthesis over dominance.</w:t>
+        <w:t>1. Listening First: I will treat group conversations with patience, pausing to understand teammates before jumping in to defend my own code design.</w:t>
         <w:br/>
-        <w:t>2. Commitment to Focused Depth: I commit to respecting cognitive bandwidth by saying 'no' to peripheral commitments and dedicating my energies to deep vertical mastery in backend systems architecture.</w:t>
+        <w:t>2. Depth Over Novelty: I will say no to peripheral side projects and dedicate my study time to building deep, specialized skill in distributed backend architecture.</w:t>
         <w:br/>
-        <w:t>3. Commitment to Courageous Public Voice: I commit to confronting stage fear directly by stepping onto stages, publishing architectural insights, and bridging technical excellence with human communication.</w:t>
+        <w:t>3. Speaking Up Publicly: I will face stage anxiety by taking regular speaking opportunities, publishing technical articles, and learning to explain complex engineering simply.</w:t>
       </w:r>
     </w:p>
     <w:p>
       <w:pPr>
         <w:keepNext/>
-        <w:spacing w:before="200" w:after="60"/>
+        <w:spacing w:before="160" w:after="40"/>
       </w:pPr>
       <w:r>
         <w:rPr>
           <w:rFonts w:ascii="Arial" w:hAnsi="Arial"/>
           <w:b/>
           <w:color w:val="2563EB"/>
-          <w:sz w:val="24"/>
+          <w:sz w:val="23"/>
         </w:rPr>
         <w:t>8.3 Concluding Philosophical Reflection</w:t>
       </w:r>
     </w:p>
     <w:p>
       <w:pPr>
-        <w:spacing w:before="0" w:after="40" w:line="264" w:lineRule="auto"/>
+        <w:spacing w:before="0" w:after="60" w:line="269" w:lineRule="auto"/>
         <w:jc w:val="left"/>
       </w:pPr>
       <w:r>
@@ -5960,12 +6135,12 @@
           <w:color w:val="1E293B"/>
           <w:sz w:val="21"/>
         </w:rPr>
-        <w:t>Engineering is fundamentally the art of transforming abstract principles into systems that serve humanity. Yet, the most intricate system an engineer will ever design, debug, and optimize is oneself. The insights gained through this LTLS investigation provide a permanent blueprint for that lifelong optimization.</w:t>
+        <w:t>Building software is about solving problems through careful architecture. The most important system an engineer has to maintain is their own working habits. This self-analysis gives me a practical roadmap to keep improving long after college.</w:t>
       </w:r>
     </w:p>
     <w:p>
       <w:pPr>
-        <w:spacing w:before="240" w:after="40" w:line="264" w:lineRule="auto"/>
+        <w:spacing w:before="200" w:after="60" w:line="269" w:lineRule="auto"/>
         <w:jc w:val="left"/>
       </w:pPr>
       <w:r>
@@ -5974,11 +6149,9 @@
           <w:b/>
           <w:i w:val="0"/>
           <w:color w:val="1E3A8A"/>
-          <w:sz w:val="21"/>
+          <w:sz w:val="20"/>
         </w:rPr>
-        <w:t>_____________________________</w:t>
-        <w:br/>
-        <w:t>ROUNAK NEEMA (Roll No: E244)</w:t>
+        <w:t>Rounak Neema (Roll No: E244)</w:t>
         <w:br/>
         <w:t>Department of Computer Science &amp; Engineering</w:t>
         <w:br/>
@@ -5990,14 +6163,14 @@
     <w:p>
       <w:pPr>
         <w:keepNext/>
-        <w:spacing w:before="280" w:after="80"/>
+        <w:spacing w:before="220" w:after="60"/>
       </w:pPr>
       <w:r>
         <w:rPr>
           <w:rFonts w:ascii="Arial" w:hAnsi="Arial"/>
           <w:b/>
           <w:color w:val="1E3A8A"/>
-          <w:sz w:val="28"/>
+          <w:sz w:val="27"/>
         </w:rPr>
         <w:t>CHAPTER 9: ACADEMIC REFERENCES AND APPENDICES</w:t>
       </w:r>
@@ -6005,21 +6178,21 @@
     <w:p>
       <w:pPr>
         <w:keepNext/>
-        <w:spacing w:before="200" w:after="60"/>
+        <w:spacing w:before="160" w:after="40"/>
       </w:pPr>
       <w:r>
         <w:rPr>
           <w:rFonts w:ascii="Arial" w:hAnsi="Arial"/>
           <w:b/>
           <w:color w:val="2563EB"/>
-          <w:sz w:val="24"/>
+          <w:sz w:val="23"/>
         </w:rPr>
         <w:t>9.1 Scholarly References (APA 7th Edition)</w:t>
       </w:r>
     </w:p>
     <w:p>
       <w:pPr>
-        <w:spacing w:before="20" w:after="40" w:line="264" w:lineRule="auto"/>
+        <w:spacing w:before="10" w:after="20" w:line="259" w:lineRule="auto"/>
         <w:ind w:left="432" w:hanging="432"/>
       </w:pPr>
       <w:r>
@@ -6031,7 +6204,7 @@
     </w:p>
     <w:p>
       <w:pPr>
-        <w:spacing w:before="20" w:after="40" w:line="264" w:lineRule="auto"/>
+        <w:spacing w:before="10" w:after="20" w:line="259" w:lineRule="auto"/>
         <w:ind w:left="432" w:hanging="432"/>
       </w:pPr>
       <w:r>
@@ -6043,7 +6216,7 @@
     </w:p>
     <w:p>
       <w:pPr>
-        <w:spacing w:before="20" w:after="40" w:line="264" w:lineRule="auto"/>
+        <w:spacing w:before="10" w:after="20" w:line="259" w:lineRule="auto"/>
         <w:ind w:left="432" w:hanging="432"/>
       </w:pPr>
       <w:r>
@@ -6055,7 +6228,7 @@
     </w:p>
     <w:p>
       <w:pPr>
-        <w:spacing w:before="20" w:after="40" w:line="264" w:lineRule="auto"/>
+        <w:spacing w:before="10" w:after="20" w:line="259" w:lineRule="auto"/>
         <w:ind w:left="432" w:hanging="432"/>
       </w:pPr>
       <w:r>
@@ -6067,7 +6240,7 @@
     </w:p>
     <w:p>
       <w:pPr>
-        <w:spacing w:before="20" w:after="40" w:line="264" w:lineRule="auto"/>
+        <w:spacing w:before="10" w:after="20" w:line="259" w:lineRule="auto"/>
         <w:ind w:left="432" w:hanging="432"/>
       </w:pPr>
       <w:r>
@@ -6079,7 +6252,19 @@
     </w:p>
     <w:p>
       <w:pPr>
-        <w:spacing w:before="20" w:after="40" w:line="264" w:lineRule="auto"/>
+        <w:spacing w:before="10" w:after="20" w:line="259" w:lineRule="auto"/>
+        <w:ind w:left="432" w:hanging="432"/>
+      </w:pPr>
+      <w:r>
+        <w:rPr>
+          <w:sz w:val="17"/>
+        </w:rPr>
+        <w:t>Denzin, N. K. (1978). The Research Act: A Theoretical Introduction to Sociological Methods. New York: McGraw-Hill.</w:t>
+      </w:r>
+    </w:p>
+    <w:p>
+      <w:pPr>
+        <w:spacing w:before="10" w:after="20" w:line="259" w:lineRule="auto"/>
         <w:ind w:left="432" w:hanging="432"/>
       </w:pPr>
       <w:r>
@@ -6091,7 +6276,7 @@
     </w:p>
     <w:p>
       <w:pPr>
-        <w:spacing w:before="20" w:after="40" w:line="264" w:lineRule="auto"/>
+        <w:spacing w:before="10" w:after="20" w:line="259" w:lineRule="auto"/>
         <w:ind w:left="432" w:hanging="432"/>
       </w:pPr>
       <w:r>
@@ -6103,7 +6288,7 @@
     </w:p>
     <w:p>
       <w:pPr>
-        <w:spacing w:before="20" w:after="40" w:line="264" w:lineRule="auto"/>
+        <w:spacing w:before="10" w:after="20" w:line="259" w:lineRule="auto"/>
         <w:ind w:left="432" w:hanging="432"/>
       </w:pPr>
       <w:r>
@@ -6115,7 +6300,7 @@
     </w:p>
     <w:p>
       <w:pPr>
-        <w:spacing w:before="20" w:after="40" w:line="264" w:lineRule="auto"/>
+        <w:spacing w:before="10" w:after="20" w:line="259" w:lineRule="auto"/>
         <w:ind w:left="432" w:hanging="432"/>
       </w:pPr>
       <w:r>
@@ -6127,7 +6312,7 @@
     </w:p>
     <w:p>
       <w:pPr>
-        <w:spacing w:before="20" w:after="40" w:line="264" w:lineRule="auto"/>
+        <w:spacing w:before="10" w:after="20" w:line="259" w:lineRule="auto"/>
         <w:ind w:left="432" w:hanging="432"/>
       </w:pPr>
       <w:r>
@@ -6139,7 +6324,7 @@
     </w:p>
     <w:p>
       <w:pPr>
-        <w:spacing w:before="20" w:after="40" w:line="264" w:lineRule="auto"/>
+        <w:spacing w:before="10" w:after="20" w:line="259" w:lineRule="auto"/>
         <w:ind w:left="432" w:hanging="432"/>
       </w:pPr>
       <w:r>
@@ -6151,7 +6336,7 @@
     </w:p>
     <w:p>
       <w:pPr>
-        <w:spacing w:before="20" w:after="40" w:line="264" w:lineRule="auto"/>
+        <w:spacing w:before="10" w:after="20" w:line="259" w:lineRule="auto"/>
         <w:ind w:left="432" w:hanging="432"/>
       </w:pPr>
       <w:r>
@@ -6163,7 +6348,7 @@
     </w:p>
     <w:p>
       <w:pPr>
-        <w:spacing w:before="20" w:after="40" w:line="264" w:lineRule="auto"/>
+        <w:spacing w:before="10" w:after="20" w:line="259" w:lineRule="auto"/>
         <w:ind w:left="432" w:hanging="432"/>
       </w:pPr>
       <w:r>
@@ -6175,7 +6360,7 @@
     </w:p>
     <w:p>
       <w:pPr>
-        <w:spacing w:before="20" w:after="40" w:line="264" w:lineRule="auto"/>
+        <w:spacing w:before="10" w:after="20" w:line="259" w:lineRule="auto"/>
         <w:ind w:left="432" w:hanging="432"/>
       </w:pPr>
       <w:r>
@@ -6188,21 +6373,21 @@
     <w:p>
       <w:pPr>
         <w:keepNext/>
-        <w:spacing w:before="200" w:after="60"/>
+        <w:spacing w:before="160" w:after="40"/>
       </w:pPr>
       <w:r>
         <w:rPr>
           <w:rFonts w:ascii="Arial" w:hAnsi="Arial"/>
           <w:b/>
           <w:color w:val="2563EB"/>
-          <w:sz w:val="24"/>
+          <w:sz w:val="23"/>
         </w:rPr>
         <w:t>9.2 Appendix A: 360-Degree Peer Feedback Questionnaire</w:t>
       </w:r>
     </w:p>
     <w:p>
       <w:pPr>
-        <w:spacing w:before="20" w:after="40" w:line="264" w:lineRule="auto"/>
+        <w:spacing w:before="20" w:after="30" w:line="259" w:lineRule="auto"/>
       </w:pPr>
       <w:r>
         <w:rPr>
@@ -6210,18 +6395,18 @@
           <w:color w:val="2563EB"/>
           <w:sz w:val="17"/>
         </w:rPr>
-        <w:t xml:space="preserve">• Item 1 (Open Arena): </w:t>
+        <w:t xml:space="preserve">- Question 1 (Problem Solving): </w:t>
       </w:r>
       <w:r>
         <w:rPr>
           <w:sz w:val="17"/>
         </w:rPr>
-        <w:t>How does Rounak approach technical problem solving in team discussions? Result: 100% selected First-principles understanding.</w:t>
+        <w:t>How does Rounak approach technical problem solving in group tasks? (Response: 8 out of 8 noted first-principles approach).</w:t>
       </w:r>
     </w:p>
     <w:p>
       <w:pPr>
-        <w:spacing w:before="20" w:after="40" w:line="264" w:lineRule="auto"/>
+        <w:spacing w:before="20" w:after="30" w:line="259" w:lineRule="auto"/>
       </w:pPr>
       <w:r>
         <w:rPr>
@@ -6229,18 +6414,18 @@
           <w:color w:val="2563EB"/>
           <w:sz w:val="17"/>
         </w:rPr>
-        <w:t xml:space="preserve">• Item 2 (Blind Spot): </w:t>
+        <w:t xml:space="preserve">- Question 2 (Team Listening): </w:t>
       </w:r>
       <w:r>
         <w:rPr>
           <w:sz w:val="17"/>
         </w:rPr>
-        <w:t>In group debates, how attentively does Rounak listen to alternate solutions? Result: 75% noted premature interruption and counter-arguing.</w:t>
+        <w:t>In team disagreements, how attentively does Rounak listen to other ideas? (Response: 6 out of 8 noted premature counter-arguments and interruptions).</w:t>
       </w:r>
     </w:p>
     <w:p>
       <w:pPr>
-        <w:spacing w:before="20" w:after="40" w:line="264" w:lineRule="auto"/>
+        <w:spacing w:before="20" w:after="30" w:line="259" w:lineRule="auto"/>
       </w:pPr>
       <w:r>
         <w:rPr>
@@ -6248,18 +6433,18 @@
           <w:color w:val="2563EB"/>
           <w:sz w:val="17"/>
         </w:rPr>
-        <w:t xml:space="preserve">• Item 3 (Hidden Facade): </w:t>
+        <w:t xml:space="preserve">- Question 3 (Confidence): </w:t>
       </w:r>
       <w:r>
         <w:rPr>
           <w:sz w:val="17"/>
         </w:rPr>
-        <w:t>How confident does Rounak appear when presenting technical designs? Result: Peers perceive high confidence, completely unaware of internal overthinking or imposter doubts.</w:t>
+        <w:t>How confident does Rounak seem when presenting technical work? (Response: peers perceived high confidence, unaware of internal second-guessing).</w:t>
       </w:r>
     </w:p>
     <w:p>
       <w:pPr>
-        <w:spacing w:before="20" w:after="40" w:line="264" w:lineRule="auto"/>
+        <w:spacing w:before="20" w:after="30" w:line="259" w:lineRule="auto"/>
       </w:pPr>
       <w:r>
         <w:rPr>
@@ -6267,93 +6452,133 @@
           <w:color w:val="2563EB"/>
           <w:sz w:val="17"/>
         </w:rPr>
-        <w:t xml:space="preserve">• Item 4 (Unknown Area): </w:t>
+        <w:t xml:space="preserve">- Question 4 (Work Conditions): </w:t>
       </w:r>
       <w:r>
         <w:rPr>
           <w:sz w:val="17"/>
         </w:rPr>
-        <w:t>Under what conditions have you witnessed Rounak produce his most exceptional technical work? Result: 87.5% flagged crunch / crisis conditions.</w:t>
+        <w:t>Under what conditions have you seen Rounak produce his best work? (Response: 7 out of 8 noted hackathons and last-minute crunches).</w:t>
       </w:r>
     </w:p>
     <w:p>
       <w:pPr>
         <w:keepNext/>
-        <w:spacing w:before="200" w:after="60"/>
+        <w:spacing w:before="160" w:after="40"/>
       </w:pPr>
       <w:r>
         <w:rPr>
           <w:rFonts w:ascii="Arial" w:hAnsi="Arial"/>
           <w:b/>
           <w:color w:val="2563EB"/>
-          <w:sz w:val="24"/>
+          <w:sz w:val="23"/>
         </w:rPr>
         <w:t>9.3 Appendix B: Daily Self-Regulation &amp; Active Listening Checklist</w:t>
       </w:r>
     </w:p>
     <w:p>
       <w:pPr>
-        <w:spacing w:before="20" w:after="40" w:line="252" w:lineRule="auto"/>
+        <w:spacing w:before="20" w:after="30" w:line="252" w:lineRule="auto"/>
       </w:pPr>
       <w:r>
         <w:rPr>
           <w:sz w:val="17"/>
         </w:rPr>
-        <w:t>[ ] Did I enforce the 3-second pause before responding in today's engineering discussions?</w:t>
+        <w:t>[ ] Paused for three seconds before replying in today's group discussions.</w:t>
       </w:r>
     </w:p>
     <w:p>
       <w:pPr>
-        <w:spacing w:before="20" w:after="40" w:line="252" w:lineRule="auto"/>
+        <w:spacing w:before="20" w:after="30" w:line="252" w:lineRule="auto"/>
       </w:pPr>
       <w:r>
         <w:rPr>
           <w:sz w:val="17"/>
         </w:rPr>
-        <w:t>[ ] Did I verify the speaker's viewpoint by paraphrasing before asserting my perspective?</w:t>
+        <w:t>[ ] Summarized the teammate's point before stating my own recommendation.</w:t>
       </w:r>
     </w:p>
     <w:p>
       <w:pPr>
-        <w:spacing w:before="20" w:after="40" w:line="252" w:lineRule="auto"/>
+        <w:spacing w:before="20" w:after="30" w:line="252" w:lineRule="auto"/>
       </w:pPr>
       <w:r>
         <w:rPr>
           <w:sz w:val="17"/>
         </w:rPr>
-        <w:t>[ ] Am I currently maintaining &lt;=2 active non-academic technical projects?</w:t>
+        <w:t>[ ] Kept active technical side projects at or below two.</w:t>
       </w:r>
     </w:p>
     <w:p>
       <w:pPr>
-        <w:spacing w:before="20" w:after="40" w:line="252" w:lineRule="auto"/>
+        <w:spacing w:before="20" w:after="30" w:line="252" w:lineRule="auto"/>
       </w:pPr>
       <w:r>
         <w:rPr>
           <w:sz w:val="17"/>
         </w:rPr>
-        <w:t>[ ] Did I complete today's core deliverable in a focused 50-minute timebox without procrastination?</w:t>
+        <w:t>[ ] Completed today's coding deliverable in a planned 50-minute Pomodoro block without putting it off.</w:t>
       </w:r>
     </w:p>
     <w:p>
       <w:pPr>
-        <w:spacing w:before="20" w:after="40" w:line="252" w:lineRule="auto"/>
+        <w:spacing w:before="20" w:after="30" w:line="252" w:lineRule="auto"/>
       </w:pPr>
       <w:r>
         <w:rPr>
           <w:sz w:val="17"/>
         </w:rPr>
-        <w:t>[ ] Did I protect sleep boundaries (&gt;=7 hours) and avoid midnight crisis crunches?</w:t>
+        <w:t>[ ] Slept at least seven hours and avoided late-night panic work.</w:t>
       </w:r>
     </w:p>
     <w:sectPr>
+      <w:headerReference w:type="default" r:id="rId18"/>
+      <w:footerReference w:type="default" r:id="rId19"/>
       <w:pgSz w:w="12240" w:h="15840"/>
-      <w:pgMar w:top="1152" w:right="1224" w:bottom="1152" w:left="1224" w:header="576" w:footer="576" w:gutter="0"/>
+      <w:pgMar w:top="1080" w:right="1152" w:bottom="1080" w:left="1152" w:header="576" w:footer="576" w:gutter="0"/>
       <w:cols w:space="720"/>
       <w:docGrid w:linePitch="360"/>
     </w:sectPr>
   </w:body>
 </w:document>
+</file>
+
+<file path=word/footer1.xml><?xml version="1.0" encoding="utf-8"?>
+<w:ftr xmlns:m="http://schemas.openxmlformats.org/officeDocument/2006/math" xmlns:mc="http://schemas.openxmlformats.org/markup-compatibility/2006" xmlns:mo="http://schemas.microsoft.com/office/mac/office/2008/main" xmlns:mv="urn:schemas-microsoft-com:mac:vml" xmlns:o="urn:schemas-microsoft-com:office:office" xmlns:r="http://schemas.openxmlformats.org/officeDocument/2006/relationships" xmlns:v="urn:schemas-microsoft-com:vml" xmlns:w10="urn:schemas-microsoft-com:office:word" xmlns:w14="http://schemas.microsoft.com/office/word/2010/wordml" xmlns:w="http://schemas.openxmlformats.org/wordprocessingml/2006/main" xmlns:wne="http://schemas.microsoft.com/office/word/2006/wordml" xmlns:wp14="http://schemas.microsoft.com/office/word/2010/wordprocessingDrawing" xmlns:wp="http://schemas.openxmlformats.org/drawingml/2006/wordprocessingDrawing" xmlns:wpc="http://schemas.microsoft.com/office/word/2010/wordprocessingCanvas" xmlns:wpg="http://schemas.microsoft.com/office/word/2010/wordprocessingGroup" xmlns:wpi="http://schemas.microsoft.com/office/word/2010/wordprocessingInk" xmlns:wps="http://schemas.microsoft.com/office/word/2010/wordprocessingShape" mc:Ignorable="w14 wp14">
+  <w:p>
+    <w:pPr>
+      <w:pStyle w:val="Footer"/>
+      <w:jc w:val="center"/>
+    </w:pPr>
+    <w:r>
+      <w:rPr>
+        <w:rFonts w:ascii="Calibri" w:hAnsi="Calibri"/>
+        <w:color w:val="64748B"/>
+        <w:sz w:val="17"/>
+      </w:rPr>
+      <w:t>B.Tech Computer Science &amp; Engineering | Academic Year 2026–2027</w:t>
+    </w:r>
+  </w:p>
+</w:ftr>
+</file>
+
+<file path=word/header1.xml><?xml version="1.0" encoding="utf-8"?>
+<w:hdr xmlns:m="http://schemas.openxmlformats.org/officeDocument/2006/math" xmlns:mc="http://schemas.openxmlformats.org/markup-compatibility/2006" xmlns:mo="http://schemas.microsoft.com/office/mac/office/2008/main" xmlns:mv="urn:schemas-microsoft-com:mac:vml" xmlns:o="urn:schemas-microsoft-com:office:office" xmlns:r="http://schemas.openxmlformats.org/officeDocument/2006/relationships" xmlns:v="urn:schemas-microsoft-com:vml" xmlns:w10="urn:schemas-microsoft-com:office:word" xmlns:w14="http://schemas.microsoft.com/office/word/2010/wordml" xmlns:w="http://schemas.openxmlformats.org/wordprocessingml/2006/main" xmlns:wne="http://schemas.microsoft.com/office/word/2006/wordml" xmlns:wp14="http://schemas.microsoft.com/office/word/2010/wordprocessingDrawing" xmlns:wp="http://schemas.openxmlformats.org/drawingml/2006/wordprocessingDrawing" xmlns:wpc="http://schemas.microsoft.com/office/word/2010/wordprocessingCanvas" xmlns:wpg="http://schemas.microsoft.com/office/word/2010/wordprocessingGroup" xmlns:wpi="http://schemas.microsoft.com/office/word/2010/wordprocessingInk" xmlns:wps="http://schemas.microsoft.com/office/word/2010/wordprocessingShape" mc:Ignorable="w14 wp14">
+  <w:p>
+    <w:pPr>
+      <w:pStyle w:val="Header"/>
+      <w:jc w:val="right"/>
+    </w:pPr>
+    <w:r>
+      <w:rPr>
+        <w:rFonts w:ascii="Calibri" w:hAnsi="Calibri"/>
+        <w:color w:val="64748B"/>
+        <w:sz w:val="17"/>
+      </w:rPr>
+      <w:t>MPSTME, SVKM's NMIMS | LTLS Comprehensive Self-Analysis | Rounak Neema (E244)</w:t>
+    </w:r>
+  </w:p>
+</w:hdr>
 </file>
 
 <file path=word/numbering.xml><?xml version="1.0" encoding="utf-8"?>
